--- a/docs/HOFER_POST.docx
+++ b/docs/HOFER_POST.docx
@@ -1,6 +1,6 @@
 
 <file path=word/document.xml><?xml version="1.0" encoding="utf-8"?>
-<w:document xmlns:wpc="http://schemas.microsoft.com/office/word/2010/wordprocessingCanvas" xmlns:cx="http://schemas.microsoft.com/office/drawing/2014/chartex" xmlns:cx1="http://schemas.microsoft.com/office/drawing/2015/9/8/chartex" xmlns:cx2="http://schemas.microsoft.com/office/drawing/2015/10/21/chartex" xmlns:cx3="http://schemas.microsoft.com/office/drawing/2016/5/9/chartex" xmlns:cx4="http://schemas.microsoft.com/office/drawing/2016/5/10/chartex" xmlns:cx5="http://schemas.microsoft.com/office/drawing/2016/5/11/chartex" xmlns:cx6="http://schemas.microsoft.com/office/drawing/2016/5/12/chartex" xmlns:cx7="http://schemas.microsoft.com/office/drawing/2016/5/13/chartex" xmlns:cx8="http://schemas.microsoft.com/office/drawing/2016/5/14/chartex" xmlns:mc="http://schemas.openxmlformats.org/markup-compatibility/2006" xmlns:aink="http://schemas.microsoft.com/office/drawing/2016/ink" xmlns:am3d="http://schemas.microsoft.com/office/drawing/2017/model3d" xmlns:o="urn:schemas-microsoft-com:office:office" xmlns:oel="http://schemas.microsoft.com/office/2019/extlst" xmlns:r="http://schemas.openxmlformats.org/officeDocument/2006/relationships" xmlns:m="http://schemas.openxmlformats.org/officeDocument/2006/math" xmlns:v="urn:schemas-microsoft-com:vml" xmlns:wp14="http://schemas.microsoft.com/office/word/2010/wordprocessingDrawing" xmlns:wp="http://schemas.openxmlformats.org/drawingml/2006/wordprocessingDrawing" xmlns:w10="urn:schemas-microsoft-com:office:word" xmlns:w="http://schemas.openxmlformats.org/wordprocessingml/2006/main" xmlns:w14="http://schemas.microsoft.com/office/word/2010/wordml" xmlns:w15="http://schemas.microsoft.com/office/word/2012/wordml" xmlns:w16cex="http://schemas.microsoft.com/office/word/2018/wordml/cex" xmlns:w16cid="http://schemas.microsoft.com/office/word/2016/wordml/cid" xmlns:w16="http://schemas.microsoft.com/office/word/2018/wordml" xmlns:w16du="http://schemas.microsoft.com/office/word/2023/wordml/word16du" xmlns:w16sdtdh="http://schemas.microsoft.com/office/word/2020/wordml/sdtdatahash" xmlns:w16sdtfl="http://schemas.microsoft.com/office/word/2024/wordml/sdtformatlock" xmlns:w16se="http://schemas.microsoft.com/office/word/2015/wordml/symex" xmlns:wpg="http://schemas.microsoft.com/office/word/2010/wordprocessingGroup" xmlns:wpi="http://schemas.microsoft.com/office/word/2010/wordprocessingInk" xmlns:wne="http://schemas.microsoft.com/office/word/2006/wordml" xmlns:wps="http://schemas.microsoft.com/office/word/2010/wordprocessingShape" mc:Ignorable="w14 w15 w16se w16cid w16 w16cex w16sdtdh w16sdtfl w16du wp14">
+<w:document xmlns:wpc="http://schemas.microsoft.com/office/word/2010/wordprocessingCanvas" xmlns:cx="http://schemas.microsoft.com/office/drawing/2014/chartex" xmlns:cx1="http://schemas.microsoft.com/office/drawing/2015/9/8/chartex" xmlns:cx2="http://schemas.microsoft.com/office/drawing/2015/10/21/chartex" xmlns:cx3="http://schemas.microsoft.com/office/drawing/2016/5/9/chartex" xmlns:cx4="http://schemas.microsoft.com/office/drawing/2016/5/10/chartex" xmlns:cx5="http://schemas.microsoft.com/office/drawing/2016/5/11/chartex" xmlns:cx6="http://schemas.microsoft.com/office/drawing/2016/5/12/chartex" xmlns:cx7="http://schemas.microsoft.com/office/drawing/2016/5/13/chartex" xmlns:cx8="http://schemas.microsoft.com/office/drawing/2016/5/14/chartex" xmlns:mc="http://schemas.openxmlformats.org/markup-compatibility/2006" xmlns:m="http://schemas.openxmlformats.org/officeDocument/2006/math" xmlns:aink="http://schemas.microsoft.com/office/drawing/2016/ink" xmlns:am3d="http://schemas.microsoft.com/office/drawing/2017/model3d" xmlns:oel="http://schemas.microsoft.com/office/2019/extlst" xmlns:r="http://schemas.openxmlformats.org/officeDocument/2006/relationships" xmlns:wp14="http://schemas.microsoft.com/office/word/2010/wordprocessingDrawing" xmlns:wp="http://schemas.openxmlformats.org/drawingml/2006/wordprocessingDrawing" xmlns:wpg="http://schemas.microsoft.com/office/word/2010/wordprocessingGroup" xmlns:wpi="http://schemas.microsoft.com/office/word/2010/wordprocessingInk" xmlns:wps="http://schemas.microsoft.com/office/word/2010/wordprocessingShape" xmlns:o="urn:schemas-microsoft-com:office:office" xmlns:v="urn:schemas-microsoft-com:vml" xmlns:w10="urn:schemas-microsoft-com:office:word" xmlns:w="http://schemas.openxmlformats.org/wordprocessingml/2006/main" xmlns:w14="http://schemas.microsoft.com/office/word/2010/wordml" xmlns:w15="http://schemas.microsoft.com/office/word/2012/wordml" xmlns:w16cex="http://schemas.microsoft.com/office/word/2018/wordml/cex" xmlns:w16cid="http://schemas.microsoft.com/office/word/2016/wordml/cid" xmlns:w16="http://schemas.microsoft.com/office/word/2018/wordml" xmlns:w16sdtdh="http://schemas.microsoft.com/office/word/2020/wordml/sdtdatahash" xmlns:w16sdtfl="http://schemas.microsoft.com/office/word/2024/wordml/sdtformatlock" xmlns:w16se="http://schemas.microsoft.com/office/word/2015/wordml/symex" xmlns:w16du="http://schemas.microsoft.com/office/word/2023/wordml/word16du" xmlns:wne="http://schemas.microsoft.com/office/word/2006/wordml" mc:Ignorable="w14 w15 w16se w16cid w16 w16cex w16sdtdh w16sdtfl w16du wp14">
   <w:body>
     <w:p>
       <w:pPr>
@@ -88,7 +88,25 @@
           <w:szCs w:val="22"/>
           <w:lang w:val="en-US"/>
         </w:rPr>
-        <w:t xml:space="preserve">AUTHOR(s): Hofer, Jakob</w:t>
+        <w:t xml:space="preserve">AUTHOR(s): </w:t>
+      </w:r>
+      <w:r>
+        <w:rPr>
+          <w:b/>
+          <w:sz w:val="20"/>
+          <w:szCs w:val="22"/>
+          <w:lang w:val="en-US"/>
+        </w:rPr>
+        <w:t>HOFER</w:t>
+      </w:r>
+      <w:r>
+        <w:rPr>
+          <w:b/>
+          <w:sz w:val="20"/>
+          <w:szCs w:val="22"/>
+          <w:lang w:val="en-US"/>
+        </w:rPr>
+        <w:t>, Jakob</w:t>
       </w:r>
     </w:p>
     <w:p>
@@ -248,7 +266,7 @@
           <w:szCs w:val="22"/>
           <w:lang w:val="en-US"/>
         </w:rPr>
-        <w:t xml:space="preserve">MODULE: Generative AI in Finance (Ted Kwartler, August 3–4, 2026)</w:t>
+        <w:t>MODULE: Generative AI in Finance (Ted Kwartler, August 3–4, 2026)</w:t>
       </w:r>
     </w:p>
     <w:p>
@@ -612,35 +630,9 @@
     </w:p>
     <w:p>
       <w:pPr>
-        <w:spacing w:before="20" w:after="20" w:line="360" w:lineRule="auto"/>
-        <w:jc w:val="both"/>
-        <w:rPr>
-          <w:rFonts w:ascii="Arial" w:hAnsi="Arial" w:cs="Arial"/>
-          <w:sz w:val="22"/>
-          <w:lang w:val="en-US"/>
-        </w:rPr>
-      </w:pPr>
-    </w:p>
-    <w:p>
-      <w:pPr>
-        <w:spacing w:before="20" w:after="20" w:line="360" w:lineRule="auto"/>
-        <w:jc w:val="both"/>
-        <w:rPr>
-          <w:rFonts w:ascii="Arial" w:hAnsi="Arial" w:cs="Arial"/>
-          <w:sz w:val="22"/>
-          <w:lang w:val="en-US"/>
-        </w:rPr>
-      </w:pPr>
-    </w:p>
-    <w:p>
-      <w:r>
-        <w:br w:type="page"/>
-      </w:r>
-    </w:p>
-    <w:p>
-      <w:pPr>
-        <w:keepNext/>
-        <w:spacing w:before="360" w:after="160"/>
+        <w:rPr>
+          <w:lang w:val="en-US"/>
+        </w:rPr>
       </w:pPr>
       <w:r>
         <w:rPr>
@@ -648,31 +640,41 @@
           <w:color w:val="1F2A44"/>
           <w:sz w:val="30"/>
           <w:szCs w:val="30"/>
-        </w:rPr>
-        <w:t xml:space="preserve">Part A — Functional Requirements Document</w:t>
+          <w:lang w:val="en-US"/>
+        </w:rPr>
+        <w:lastRenderedPageBreak/>
+        <w:t>Part A — Functional Requirements Document</w:t>
       </w:r>
     </w:p>
     <w:p>
       <w:pPr>
         <w:spacing w:before="0" w:after="120"/>
-      </w:pPr>
-      <w:r>
-        <w:rPr>
-          <w:sz w:val="20"/>
-          <w:szCs w:val="20"/>
-        </w:rPr>
-        <w:t xml:space="preserve">This document specifies a quantitative investment thesis and the application that implements it. Everything below was built and is running: the dashboard is published on GitHub Pages, the repository is public, and every figure in this document is read from the application's committed data files rather than typed in.</w:t>
+        <w:rPr>
+          <w:lang w:val="en-US"/>
+        </w:rPr>
+      </w:pPr>
+      <w:r>
+        <w:rPr>
+          <w:sz w:val="20"/>
+          <w:szCs w:val="20"/>
+          <w:lang w:val="en-US"/>
+        </w:rPr>
+        <w:t>This document specifies a quantitative investment thesis and the application that implements it. Everything below was built and is running: the dashboard is published on GitHub Pages, the repository is public, and every figure in this document is read from the application's committed data files rather than typed in.</w:t>
       </w:r>
     </w:p>
     <w:p>
       <w:pPr>
         <w:spacing w:before="0" w:after="120"/>
+        <w:rPr>
+          <w:lang w:val="en-US"/>
+        </w:rPr>
       </w:pPr>
       <w:r>
         <w:rPr>
           <w:b/>
           <w:sz w:val="20"/>
           <w:szCs w:val="20"/>
+          <w:lang w:val="en-US"/>
         </w:rPr>
         <w:t xml:space="preserve">Live application: </w:t>
       </w:r>
@@ -680,19 +682,24 @@
         <w:rPr>
           <w:sz w:val="20"/>
           <w:szCs w:val="20"/>
-        </w:rPr>
-        <w:t xml:space="preserve">https://jakobhofer-kg16.github.io/equity-lens/#/portfolio</w:t>
+          <w:lang w:val="en-US"/>
+        </w:rPr>
+        <w:t>https://jakobhofer-kg16.github.io/equity-lens/#/portfolio</w:t>
       </w:r>
     </w:p>
     <w:p>
       <w:pPr>
         <w:spacing w:before="0" w:after="120"/>
+        <w:rPr>
+          <w:lang w:val="en-US"/>
+        </w:rPr>
       </w:pPr>
       <w:r>
         <w:rPr>
           <w:b/>
           <w:sz w:val="20"/>
           <w:szCs w:val="20"/>
+          <w:lang w:val="en-US"/>
         </w:rPr>
         <w:t xml:space="preserve">Repository: </w:t>
       </w:r>
@@ -700,14 +707,18 @@
         <w:rPr>
           <w:sz w:val="20"/>
           <w:szCs w:val="20"/>
-        </w:rPr>
-        <w:t xml:space="preserve">https://github.com/jakobhofer-kg16/equity-lens</w:t>
+          <w:lang w:val="en-US"/>
+        </w:rPr>
+        <w:t>https://github.com/jakobhofer-kg16/equity-lens</w:t>
       </w:r>
     </w:p>
     <w:p>
       <w:pPr>
         <w:keepNext/>
         <w:spacing w:before="240" w:after="100"/>
+        <w:rPr>
+          <w:lang w:val="en-US"/>
+        </w:rPr>
       </w:pPr>
       <w:r>
         <w:rPr>
@@ -715,19 +726,24 @@
           <w:color w:val="1F2A44"/>
           <w:sz w:val="24"/>
           <w:szCs w:val="24"/>
-        </w:rPr>
-        <w:t xml:space="preserve">1. Investment thesis</w:t>
+          <w:lang w:val="en-US"/>
+        </w:rPr>
+        <w:t>1. Investment thesis</w:t>
       </w:r>
     </w:p>
     <w:p>
       <w:pPr>
         <w:spacing w:before="0" w:after="120"/>
+        <w:rPr>
+          <w:lang w:val="en-US"/>
+        </w:rPr>
       </w:pPr>
       <w:r>
         <w:rPr>
           <w:b/>
           <w:sz w:val="20"/>
           <w:szCs w:val="20"/>
+          <w:lang w:val="en-US"/>
         </w:rPr>
         <w:t xml:space="preserve">Name. </w:t>
       </w:r>
@@ -735,31 +751,58 @@
         <w:rPr>
           <w:sz w:val="20"/>
           <w:szCs w:val="20"/>
-        </w:rPr>
-        <w:t xml:space="preserve">“Cheap against peers, confirmed by the call.”</w:t>
+          <w:lang w:val="en-US"/>
+        </w:rPr>
+        <w:t>“Cheap against peers, confirmed by the call.”</w:t>
       </w:r>
     </w:p>
     <w:p>
       <w:pPr>
         <w:spacing w:before="0" w:after="120"/>
-      </w:pPr>
-      <w:r>
-        <w:rPr>
-          <w:sz w:val="20"/>
-          <w:szCs w:val="20"/>
-        </w:rPr>
-        <w:t xml:space="preserve">Buy S&amp;P 500 companies that trade at a discount to their own industry peers on earnings and cash-flow multiples, whose most recent earnings call reads at least neutral and is not deteriorating, and whose share price is in a confirmed uptrend. Hold a diversified basket of 15–30 such names, weighted by a maximum-Sharpe optimisation within bands, and re-screen quarterly after each earnings season.</w:t>
+        <w:rPr>
+          <w:lang w:val="en-US"/>
+        </w:rPr>
+      </w:pPr>
+      <w:r>
+        <w:rPr>
+          <w:sz w:val="20"/>
+          <w:szCs w:val="20"/>
+          <w:lang w:val="en-US"/>
+        </w:rPr>
+        <w:t xml:space="preserve">Buy S&amp;P 500 companies that trade at a discount to their own industry peers on earnings and cash-flow multiples, whose most recent earnings call reads at least neutral and is not deteriorating, and whose share price is in a confirmed uptrend. Hold a diversified basket of 15–30 such names, weighted by a maximum-Sharpe </w:t>
+      </w:r>
+      <w:proofErr w:type="spellStart"/>
+      <w:r>
+        <w:rPr>
+          <w:sz w:val="20"/>
+          <w:szCs w:val="20"/>
+          <w:lang w:val="en-US"/>
+        </w:rPr>
+        <w:t>optimisation</w:t>
+      </w:r>
+      <w:proofErr w:type="spellEnd"/>
+      <w:r>
+        <w:rPr>
+          <w:sz w:val="20"/>
+          <w:szCs w:val="20"/>
+          <w:lang w:val="en-US"/>
+        </w:rPr>
+        <w:t xml:space="preserve"> within bands, and re-screen quarterly after each earnings season.</w:t>
       </w:r>
     </w:p>
     <w:p>
       <w:pPr>
         <w:spacing w:before="0" w:after="120"/>
+        <w:rPr>
+          <w:lang w:val="en-US"/>
+        </w:rPr>
       </w:pPr>
       <w:r>
         <w:rPr>
           <w:b/>
           <w:sz w:val="20"/>
           <w:szCs w:val="20"/>
+          <w:lang w:val="en-US"/>
         </w:rPr>
         <w:t xml:space="preserve">Why this and not something else. </w:t>
       </w:r>
@@ -767,21 +810,59 @@
         <w:rPr>
           <w:sz w:val="20"/>
           <w:szCs w:val="20"/>
-        </w:rPr>
-        <w:t xml:space="preserve">The thesis is not chosen from conviction; it is chosen from evidence produced by the same application. Before writing the thesis I backtested a five-factor fundamental score (growth, profitability, valuation versus peers, financial health, momentum) on 359 S&amp;P 500 companies as of 2025-01-31 against their excess return over SPY in the following 252 trading days. The total score had no predictive power (rank correlation 0.00). One category did: </w:t>
+          <w:lang w:val="en-US"/>
+        </w:rPr>
+        <w:t xml:space="preserve">The thesis is not chosen from conviction; it is chosen from evidence produced by the same application. Before writing the thesis I </w:t>
+      </w:r>
+      <w:proofErr w:type="spellStart"/>
+      <w:r>
+        <w:rPr>
+          <w:sz w:val="20"/>
+          <w:szCs w:val="20"/>
+          <w:lang w:val="en-US"/>
+        </w:rPr>
+        <w:t>backtested</w:t>
+      </w:r>
+      <w:proofErr w:type="spellEnd"/>
+      <w:r>
+        <w:rPr>
+          <w:sz w:val="20"/>
+          <w:szCs w:val="20"/>
+          <w:lang w:val="en-US"/>
+        </w:rPr>
+        <w:t xml:space="preserve"> a five-factor fundamental score (growth, profitability, valuation versus peers, financial health, momentum) on 359 S&amp;P 500 companies as of 2025-01-31 against their excess return over SPY in the following 252 trading days. The total score had no predictive power (rank correlation 0.00). One category did: </w:t>
       </w:r>
       <w:r>
         <w:rPr>
           <w:b/>
           <w:sz w:val="20"/>
           <w:szCs w:val="20"/>
-        </w:rPr>
-        <w:t xml:space="preserve">valuation versus industry peers, ρ = +0.14</w:t>
-      </w:r>
-      <w:r>
-        <w:rPr>
-          <w:sz w:val="20"/>
-          <w:szCs w:val="20"/>
+          <w:lang w:val="en-US"/>
+        </w:rPr>
+        <w:t xml:space="preserve">valuation versus industry peers, </w:t>
+      </w:r>
+      <w:r>
+        <w:rPr>
+          <w:b/>
+          <w:sz w:val="20"/>
+          <w:szCs w:val="20"/>
+        </w:rPr>
+        <w:t>ρ</w:t>
+      </w:r>
+      <w:r>
+        <w:rPr>
+          <w:b/>
+          <w:sz w:val="20"/>
+          <w:szCs w:val="20"/>
+          <w:lang w:val="en-US"/>
+        </w:rPr>
+        <w:t xml:space="preserve"> = +0.14</w:t>
+      </w:r>
+      <w:r>
+        <w:rPr>
+          <w:sz w:val="20"/>
+          <w:szCs w:val="20"/>
+          <w:lang w:val="en-US"/>
         </w:rPr>
         <w:t xml:space="preserve">, above the ±0.11 noise floor for that sample. Profitability was </w:t>
       </w:r>
@@ -790,26 +871,65 @@
           <w:b/>
           <w:sz w:val="20"/>
           <w:szCs w:val="20"/>
-        </w:rPr>
-        <w:t xml:space="preserve">negatively</w:t>
-      </w:r>
-      <w:r>
-        <w:rPr>
-          <w:sz w:val="20"/>
-          <w:szCs w:val="20"/>
-        </w:rPr>
-        <w:t xml:space="preserve"> related to subsequent returns (ρ = -0.13) — quality had already been priced. So the thesis keeps the one factor that showed signal, drops the one that hurt, and adds two things the score did not have: a text signal from the earnings call and a technical entry filter.</w:t>
+          <w:lang w:val="en-US"/>
+        </w:rPr>
+        <w:t>negatively</w:t>
+      </w:r>
+      <w:r>
+        <w:rPr>
+          <w:sz w:val="20"/>
+          <w:szCs w:val="20"/>
+          <w:lang w:val="en-US"/>
+        </w:rPr>
+        <w:t xml:space="preserve"> related to subsequent returns (</w:t>
+      </w:r>
+      <w:r>
+        <w:rPr>
+          <w:sz w:val="20"/>
+          <w:szCs w:val="20"/>
+        </w:rPr>
+        <w:t>ρ</w:t>
+      </w:r>
+      <w:r>
+        <w:rPr>
+          <w:sz w:val="20"/>
+          <w:szCs w:val="20"/>
+          <w:lang w:val="en-US"/>
+        </w:rPr>
+        <w:t xml:space="preserve"> = -0.13) — quality had already been priced. </w:t>
+      </w:r>
+      <w:proofErr w:type="gramStart"/>
+      <w:r>
+        <w:rPr>
+          <w:sz w:val="20"/>
+          <w:szCs w:val="20"/>
+          <w:lang w:val="en-US"/>
+        </w:rPr>
+        <w:t>So</w:t>
+      </w:r>
+      <w:proofErr w:type="gramEnd"/>
+      <w:r>
+        <w:rPr>
+          <w:sz w:val="20"/>
+          <w:szCs w:val="20"/>
+          <w:lang w:val="en-US"/>
+        </w:rPr>
+        <w:t xml:space="preserve"> the thesis keeps the one factor that showed signal, drops the one that hurt, and adds two things the score did not have: a text signal from the earnings call and a technical entry filter.</w:t>
       </w:r>
     </w:p>
     <w:p>
       <w:pPr>
         <w:spacing w:before="0" w:after="120"/>
+        <w:rPr>
+          <w:lang w:val="en-US"/>
+        </w:rPr>
       </w:pPr>
       <w:r>
         <w:rPr>
           <w:b/>
           <w:sz w:val="20"/>
           <w:szCs w:val="20"/>
+          <w:lang w:val="en-US"/>
         </w:rPr>
         <w:t xml:space="preserve">What the text signal adds. </w:t>
       </w:r>
@@ -817,19 +937,42 @@
         <w:rPr>
           <w:sz w:val="20"/>
           <w:szCs w:val="20"/>
-        </w:rPr>
-        <w:t xml:space="preserve">A low multiple is either an opportunity or a warning. The earnings call is where management has to defend the quarter to analysts. Scoring the call with a finance-specific word list (positive/negative polarity, hedging rate, legal vocabulary) and requiring the latest call to be at least neutral and not worse than the prior one is a cheap way of separating “cheap because ignored” from “cheap because in trouble”.</w:t>
+          <w:lang w:val="en-US"/>
+        </w:rPr>
+        <w:t xml:space="preserve">A low multiple is either an opportunity or a warning. The earnings call is where management </w:t>
+      </w:r>
+      <w:proofErr w:type="gramStart"/>
+      <w:r>
+        <w:rPr>
+          <w:sz w:val="20"/>
+          <w:szCs w:val="20"/>
+          <w:lang w:val="en-US"/>
+        </w:rPr>
+        <w:t>has to</w:t>
+      </w:r>
+      <w:proofErr w:type="gramEnd"/>
+      <w:r>
+        <w:rPr>
+          <w:sz w:val="20"/>
+          <w:szCs w:val="20"/>
+          <w:lang w:val="en-US"/>
+        </w:rPr>
+        <w:t xml:space="preserve"> defend the quarter to analysts. Scoring the call with a finance-specific word list (positive/negative polarity, hedging rate, legal vocabulary) and requiring the latest call to be at least neutral and not worse than the prior one is a cheap way of separating “cheap because ignored” from “cheap because in trouble”.</w:t>
       </w:r>
     </w:p>
     <w:p>
       <w:pPr>
         <w:spacing w:before="0" w:after="120"/>
+        <w:rPr>
+          <w:lang w:val="en-US"/>
+        </w:rPr>
       </w:pPr>
       <w:r>
         <w:rPr>
           <w:b/>
           <w:sz w:val="20"/>
           <w:szCs w:val="20"/>
+          <w:lang w:val="en-US"/>
         </w:rPr>
         <w:t xml:space="preserve">What the technical filter adds. </w:t>
       </w:r>
@@ -837,14 +980,36 @@
         <w:rPr>
           <w:sz w:val="20"/>
           <w:szCs w:val="20"/>
-        </w:rPr>
-        <w:t xml:space="preserve">Value stocks can stay cheap for years. The golden-cross and RSI rules taught in the module are used strictly as an entry timing filter: a name enters only when its 50-day average is above its 200-day average, the price is above the 200-day average, and RSI(14) is below 70. The filter does not select; it gates.</w:t>
+          <w:lang w:val="en-US"/>
+        </w:rPr>
+        <w:t xml:space="preserve">Value stocks can stay cheap for years. The golden-cross and RSI rules taught in the module are used strictly as an entry timing filter: a name enters only when its 50-day average is above its 200-day average, the price is above the 200-day average, and </w:t>
+      </w:r>
+      <w:proofErr w:type="gramStart"/>
+      <w:r>
+        <w:rPr>
+          <w:sz w:val="20"/>
+          <w:szCs w:val="20"/>
+          <w:lang w:val="en-US"/>
+        </w:rPr>
+        <w:t>RSI(</w:t>
+      </w:r>
+      <w:proofErr w:type="gramEnd"/>
+      <w:r>
+        <w:rPr>
+          <w:sz w:val="20"/>
+          <w:szCs w:val="20"/>
+          <w:lang w:val="en-US"/>
+        </w:rPr>
+        <w:t>14) is below 70. The filter does not select; it gates.</w:t>
       </w:r>
     </w:p>
     <w:p>
       <w:pPr>
         <w:keepNext/>
         <w:spacing w:before="240" w:after="100"/>
+        <w:rPr>
+          <w:lang w:val="en-US"/>
+        </w:rPr>
       </w:pPr>
       <w:r>
         <w:rPr>
@@ -852,19 +1017,24 @@
           <w:color w:val="1F2A44"/>
           <w:sz w:val="24"/>
           <w:szCs w:val="24"/>
-        </w:rPr>
-        <w:t xml:space="preserve">2. Equity universe</w:t>
+          <w:lang w:val="en-US"/>
+        </w:rPr>
+        <w:t>2. Equity universe</w:t>
       </w:r>
     </w:p>
     <w:p>
       <w:pPr>
         <w:spacing w:before="0" w:after="120"/>
+        <w:rPr>
+          <w:lang w:val="en-US"/>
+        </w:rPr>
       </w:pPr>
       <w:r>
         <w:rPr>
           <w:b/>
           <w:sz w:val="20"/>
           <w:szCs w:val="20"/>
+          <w:lang w:val="en-US"/>
         </w:rPr>
         <w:t xml:space="preserve">Screening universe. </w:t>
       </w:r>
@@ -872,28 +1042,107 @@
         <w:rPr>
           <w:sz w:val="20"/>
           <w:szCs w:val="20"/>
-        </w:rPr>
-        <w:t xml:space="preserve">The 383 S&amp;P 500 companies that have earnings-call transcripts in the course archive (kwartler/vienna-genai-finance-course). This is the widest set for which the text signal can be computed without a paid transcript API. 372 of them have Finnhub fundamentals.</w:t>
+          <w:lang w:val="en-US"/>
+        </w:rPr>
+        <w:t>The 383 S&amp;P 500 companies that have earnings-call transcripts in the course archive (</w:t>
+      </w:r>
+      <w:proofErr w:type="spellStart"/>
+      <w:r>
+        <w:rPr>
+          <w:sz w:val="20"/>
+          <w:szCs w:val="20"/>
+          <w:lang w:val="en-US"/>
+        </w:rPr>
+        <w:t>kwartler</w:t>
+      </w:r>
+      <w:proofErr w:type="spellEnd"/>
+      <w:r>
+        <w:rPr>
+          <w:sz w:val="20"/>
+          <w:szCs w:val="20"/>
+          <w:lang w:val="en-US"/>
+        </w:rPr>
+        <w:t>/</w:t>
+      </w:r>
+      <w:proofErr w:type="spellStart"/>
+      <w:r>
+        <w:rPr>
+          <w:sz w:val="20"/>
+          <w:szCs w:val="20"/>
+          <w:lang w:val="en-US"/>
+        </w:rPr>
+        <w:t>vienna</w:t>
+      </w:r>
+      <w:proofErr w:type="spellEnd"/>
+      <w:r>
+        <w:rPr>
+          <w:sz w:val="20"/>
+          <w:szCs w:val="20"/>
+          <w:lang w:val="en-US"/>
+        </w:rPr>
+        <w:t>-</w:t>
+      </w:r>
+      <w:proofErr w:type="spellStart"/>
+      <w:r>
+        <w:rPr>
+          <w:sz w:val="20"/>
+          <w:szCs w:val="20"/>
+          <w:lang w:val="en-US"/>
+        </w:rPr>
+        <w:t>genai</w:t>
+      </w:r>
+      <w:proofErr w:type="spellEnd"/>
+      <w:r>
+        <w:rPr>
+          <w:sz w:val="20"/>
+          <w:szCs w:val="20"/>
+          <w:lang w:val="en-US"/>
+        </w:rPr>
+        <w:t xml:space="preserve">-finance-course). This is the widest set for which the text signal can be computed without a paid transcript API. 372 of them have </w:t>
+      </w:r>
+      <w:proofErr w:type="spellStart"/>
+      <w:r>
+        <w:rPr>
+          <w:sz w:val="20"/>
+          <w:szCs w:val="20"/>
+          <w:lang w:val="en-US"/>
+        </w:rPr>
+        <w:t>Finnhub</w:t>
+      </w:r>
+      <w:proofErr w:type="spellEnd"/>
+      <w:r>
+        <w:rPr>
+          <w:sz w:val="20"/>
+          <w:szCs w:val="20"/>
+          <w:lang w:val="en-US"/>
+        </w:rPr>
+        <w:t xml:space="preserve"> fundamentals.</w:t>
       </w:r>
     </w:p>
     <w:p>
       <w:pPr>
         <w:spacing w:before="0" w:after="120"/>
+        <w:rPr>
+          <w:lang w:val="en-US"/>
+        </w:rPr>
       </w:pPr>
       <w:r>
         <w:rPr>
           <w:b/>
           <w:sz w:val="20"/>
           <w:szCs w:val="20"/>
-        </w:rPr>
+          <w:lang w:val="en-US"/>
+        </w:rPr>
+        <w:lastRenderedPageBreak/>
         <w:t xml:space="preserve">Core universe (10 stocks). </w:t>
       </w:r>
       <w:r>
         <w:rPr>
           <w:sz w:val="20"/>
           <w:szCs w:val="20"/>
-        </w:rPr>
-        <w:t xml:space="preserve">The ten highest-ranked names on the composite score, shown here with the figures that put them there. They are the reference set the functional requirements below are written against; the portfolio in Part B widens the selection to all names that pass the rules.</w:t>
+          <w:lang w:val="en-US"/>
+        </w:rPr>
+        <w:t>The ten highest-ranked names on the composite score, shown here with the figures that put them there. They are the reference set the functional requirements below are written against; the portfolio in Part B widens the selection to all names that pass the rules.</w:t>
       </w:r>
     </w:p>
     <w:tbl>
@@ -912,6 +1161,7 @@
           <w:left w:w="80" w:type="dxa"/>
           <w:right w:w="80" w:type="dxa"/>
         </w:tblCellMar>
+        <w:tblLook w:val="04A0" w:firstRow="1" w:lastRow="0" w:firstColumn="1" w:lastColumn="0" w:noHBand="0" w:noVBand="1"/>
       </w:tblPr>
       <w:tblGrid>
         <w:gridCol w:w="900"/>
@@ -938,10 +1188,8 @@
             <w:r>
               <w:rPr>
                 <w:b/>
-                <w:sz w:val="18"/>
-                <w:szCs w:val="18"/>
-              </w:rPr>
-              <w:t xml:space="preserve">Ticker</w:t>
+              </w:rPr>
+              <w:t>Ticker</w:t>
             </w:r>
           </w:p>
         </w:tc>
@@ -957,10 +1205,8 @@
             <w:r>
               <w:rPr>
                 <w:b/>
-                <w:sz w:val="18"/>
-                <w:szCs w:val="18"/>
-              </w:rPr>
-              <w:t xml:space="preserve">Company</w:t>
+              </w:rPr>
+              <w:t>Company</w:t>
             </w:r>
           </w:p>
         </w:tc>
@@ -976,10 +1222,8 @@
             <w:r>
               <w:rPr>
                 <w:b/>
-                <w:sz w:val="18"/>
-                <w:szCs w:val="18"/>
-              </w:rPr>
-              <w:t xml:space="preserve">Industry</w:t>
+              </w:rPr>
+              <w:t>Industry</w:t>
             </w:r>
           </w:p>
         </w:tc>
@@ -996,10 +1240,8 @@
             <w:r>
               <w:rPr>
                 <w:b/>
-                <w:sz w:val="18"/>
-                <w:szCs w:val="18"/>
-              </w:rPr>
-              <w:t xml:space="preserve">P/E vs peer</w:t>
+              </w:rPr>
+              <w:t>P/E vs peer</w:t>
             </w:r>
           </w:p>
         </w:tc>
@@ -1016,10 +1258,8 @@
             <w:r>
               <w:rPr>
                 <w:b/>
-                <w:sz w:val="18"/>
-                <w:szCs w:val="18"/>
-              </w:rPr>
-              <w:t xml:space="preserve">EV/EBITDA vs peer</w:t>
+              </w:rPr>
+              <w:t>EV/EBITDA vs peer</w:t>
             </w:r>
           </w:p>
         </w:tc>
@@ -1036,10 +1276,8 @@
             <w:r>
               <w:rPr>
                 <w:b/>
-                <w:sz w:val="18"/>
-                <w:szCs w:val="18"/>
-              </w:rPr>
-              <w:t xml:space="preserve">Call tone (Δ)</w:t>
+              </w:rPr>
+              <w:t>Call tone (Δ)</w:t>
             </w:r>
           </w:p>
         </w:tc>
@@ -1056,10 +1294,8 @@
             <w:r>
               <w:rPr>
                 <w:b/>
-                <w:sz w:val="18"/>
-                <w:szCs w:val="18"/>
-              </w:rPr>
-              <w:t xml:space="preserve">RSI</w:t>
+              </w:rPr>
+              <w:t>RSI</w:t>
             </w:r>
           </w:p>
         </w:tc>
@@ -1074,11 +1310,7 @@
               <w:spacing w:before="20" w:after="20"/>
             </w:pPr>
             <w:r>
-              <w:rPr>
-                <w:sz w:val="18"/>
-                <w:szCs w:val="18"/>
-              </w:rPr>
-              <w:t xml:space="preserve">GEN</w:t>
+              <w:t>GEN</w:t>
             </w:r>
           </w:p>
         </w:tc>
@@ -1091,11 +1323,7 @@
               <w:spacing w:before="20" w:after="20"/>
             </w:pPr>
             <w:r>
-              <w:rPr>
-                <w:sz w:val="18"/>
-                <w:szCs w:val="18"/>
-              </w:rPr>
-              <w:t xml:space="preserve">Gen Digital Inc</w:t>
+              <w:t>Gen Digital Inc</w:t>
             </w:r>
           </w:p>
         </w:tc>
@@ -1108,11 +1336,7 @@
               <w:spacing w:before="20" w:after="20"/>
             </w:pPr>
             <w:r>
-              <w:rPr>
-                <w:sz w:val="18"/>
-                <w:szCs w:val="18"/>
-              </w:rPr>
-              <w:t xml:space="preserve">Technology</w:t>
+              <w:t>Technology</w:t>
             </w:r>
           </w:p>
         </w:tc>
@@ -1126,11 +1350,7 @@
               <w:jc w:val="right"/>
             </w:pPr>
             <w:r>
-              <w:rPr>
-                <w:sz w:val="18"/>
-                <w:szCs w:val="18"/>
-              </w:rPr>
-              <w:t xml:space="preserve">17.7 / 27.7</w:t>
+              <w:t>17.7 / 27.7</w:t>
             </w:r>
           </w:p>
         </w:tc>
@@ -1144,11 +1364,7 @@
               <w:jc w:val="right"/>
             </w:pPr>
             <w:r>
-              <w:rPr>
-                <w:sz w:val="18"/>
-                <w:szCs w:val="18"/>
-              </w:rPr>
-              <w:t xml:space="preserve">11.3 / 22.5</w:t>
+              <w:t>11.3 / 22.5</w:t>
             </w:r>
           </w:p>
         </w:tc>
@@ -1162,11 +1378,7 @@
               <w:jc w:val="right"/>
             </w:pPr>
             <w:r>
-              <w:rPr>
-                <w:sz w:val="18"/>
-                <w:szCs w:val="18"/>
-              </w:rPr>
-              <w:t xml:space="preserve">0.93 (+0.06)</w:t>
+              <w:t>0.93 (+0.06)</w:t>
             </w:r>
           </w:p>
         </w:tc>
@@ -1180,11 +1392,7 @@
               <w:jc w:val="right"/>
             </w:pPr>
             <w:r>
-              <w:rPr>
-                <w:sz w:val="18"/>
-                <w:szCs w:val="18"/>
-              </w:rPr>
-              <w:t xml:space="preserve">67</w:t>
+              <w:t>67</w:t>
             </w:r>
           </w:p>
         </w:tc>
@@ -1199,11 +1407,7 @@
               <w:spacing w:before="20" w:after="20"/>
             </w:pPr>
             <w:r>
-              <w:rPr>
-                <w:sz w:val="18"/>
-                <w:szCs w:val="18"/>
-              </w:rPr>
-              <w:t xml:space="preserve">ALL</w:t>
+              <w:t>ALL</w:t>
             </w:r>
           </w:p>
         </w:tc>
@@ -1216,11 +1420,7 @@
               <w:spacing w:before="20" w:after="20"/>
             </w:pPr>
             <w:r>
-              <w:rPr>
-                <w:sz w:val="18"/>
-                <w:szCs w:val="18"/>
-              </w:rPr>
-              <w:t xml:space="preserve">Allstate Corp</w:t>
+              <w:t>Allstate Corp</w:t>
             </w:r>
           </w:p>
         </w:tc>
@@ -1233,11 +1433,7 @@
               <w:spacing w:before="20" w:after="20"/>
             </w:pPr>
             <w:r>
-              <w:rPr>
-                <w:sz w:val="18"/>
-                <w:szCs w:val="18"/>
-              </w:rPr>
-              <w:t xml:space="preserve">Insurance</w:t>
+              <w:t>Insurance</w:t>
             </w:r>
           </w:p>
         </w:tc>
@@ -1251,11 +1447,7 @@
               <w:jc w:val="right"/>
             </w:pPr>
             <w:r>
-              <w:rPr>
-                <w:sz w:val="18"/>
-                <w:szCs w:val="18"/>
-              </w:rPr>
-              <w:t xml:space="preserve">5.0 / 13.1</w:t>
+              <w:t>5.0 / 13.1</w:t>
             </w:r>
           </w:p>
         </w:tc>
@@ -1269,11 +1461,7 @@
               <w:jc w:val="right"/>
             </w:pPr>
             <w:r>
-              <w:rPr>
-                <w:sz w:val="18"/>
-                <w:szCs w:val="18"/>
-              </w:rPr>
-              <w:t xml:space="preserve">4.3 / 10.3</w:t>
+              <w:t>4.3 / 10.3</w:t>
             </w:r>
           </w:p>
         </w:tc>
@@ -1287,11 +1475,7 @@
               <w:jc w:val="right"/>
             </w:pPr>
             <w:r>
-              <w:rPr>
-                <w:sz w:val="18"/>
-                <w:szCs w:val="18"/>
-              </w:rPr>
-              <w:t xml:space="preserve">0.71 (+0.11)</w:t>
+              <w:t>0.71 (+0.11)</w:t>
             </w:r>
           </w:p>
         </w:tc>
@@ -1305,11 +1489,7 @@
               <w:jc w:val="right"/>
             </w:pPr>
             <w:r>
-              <w:rPr>
-                <w:sz w:val="18"/>
-                <w:szCs w:val="18"/>
-              </w:rPr>
-              <w:t xml:space="preserve">55</w:t>
+              <w:t>55</w:t>
             </w:r>
           </w:p>
         </w:tc>
@@ -1324,11 +1504,7 @@
               <w:spacing w:before="20" w:after="20"/>
             </w:pPr>
             <w:r>
-              <w:rPr>
-                <w:sz w:val="18"/>
-                <w:szCs w:val="18"/>
-              </w:rPr>
-              <w:t xml:space="preserve">INCY</w:t>
+              <w:t>INCY</w:t>
             </w:r>
           </w:p>
         </w:tc>
@@ -1341,11 +1517,7 @@
               <w:spacing w:before="20" w:after="20"/>
             </w:pPr>
             <w:r>
-              <w:rPr>
-                <w:sz w:val="18"/>
-                <w:szCs w:val="18"/>
-              </w:rPr>
-              <w:t xml:space="preserve">Incyte Corp</w:t>
+              <w:t>Incyte Corp</w:t>
             </w:r>
           </w:p>
         </w:tc>
@@ -1358,11 +1530,7 @@
               <w:spacing w:before="20" w:after="20"/>
             </w:pPr>
             <w:r>
-              <w:rPr>
-                <w:sz w:val="18"/>
-                <w:szCs w:val="18"/>
-              </w:rPr>
-              <w:t xml:space="preserve">Biotechnology</w:t>
+              <w:t>Biotechnology</w:t>
             </w:r>
           </w:p>
         </w:tc>
@@ -1376,11 +1544,7 @@
               <w:jc w:val="right"/>
             </w:pPr>
             <w:r>
-              <w:rPr>
-                <w:sz w:val="18"/>
-                <w:szCs w:val="18"/>
-              </w:rPr>
-              <w:t xml:space="preserve">16.1 / 20.3</w:t>
+              <w:t>16.1 / 20.3</w:t>
             </w:r>
           </w:p>
         </w:tc>
@@ -1394,11 +1558,7 @@
               <w:jc w:val="right"/>
             </w:pPr>
             <w:r>
-              <w:rPr>
-                <w:sz w:val="18"/>
-                <w:szCs w:val="18"/>
-              </w:rPr>
-              <w:t xml:space="preserve">12.2 / 22.0</w:t>
+              <w:t>12.2 / 22.0</w:t>
             </w:r>
           </w:p>
         </w:tc>
@@ -1412,11 +1572,7 @@
               <w:jc w:val="right"/>
             </w:pPr>
             <w:r>
-              <w:rPr>
-                <w:sz w:val="18"/>
-                <w:szCs w:val="18"/>
-              </w:rPr>
-              <w:t xml:space="preserve">0.87 (+0.02)</w:t>
+              <w:t>0.87 (+0.02)</w:t>
             </w:r>
           </w:p>
         </w:tc>
@@ -1430,11 +1586,7 @@
               <w:jc w:val="right"/>
             </w:pPr>
             <w:r>
-              <w:rPr>
-                <w:sz w:val="18"/>
-                <w:szCs w:val="18"/>
-              </w:rPr>
-              <w:t xml:space="preserve">59</w:t>
+              <w:t>59</w:t>
             </w:r>
           </w:p>
         </w:tc>
@@ -1449,11 +1601,7 @@
               <w:spacing w:before="20" w:after="20"/>
             </w:pPr>
             <w:r>
-              <w:rPr>
-                <w:sz w:val="18"/>
-                <w:szCs w:val="18"/>
-              </w:rPr>
-              <w:t xml:space="preserve">DAL</w:t>
+              <w:t>DAL</w:t>
             </w:r>
           </w:p>
         </w:tc>
@@ -1466,11 +1614,7 @@
               <w:spacing w:before="20" w:after="20"/>
             </w:pPr>
             <w:r>
-              <w:rPr>
-                <w:sz w:val="18"/>
-                <w:szCs w:val="18"/>
-              </w:rPr>
-              <w:t xml:space="preserve">Delta Air Lines Inc</w:t>
+              <w:t>Delta Air Lines Inc</w:t>
             </w:r>
           </w:p>
         </w:tc>
@@ -1483,11 +1627,7 @@
               <w:spacing w:before="20" w:after="20"/>
             </w:pPr>
             <w:r>
-              <w:rPr>
-                <w:sz w:val="18"/>
-                <w:szCs w:val="18"/>
-              </w:rPr>
-              <w:t xml:space="preserve">Airlines</w:t>
+              <w:t>Airlines</w:t>
             </w:r>
           </w:p>
         </w:tc>
@@ -1501,11 +1641,7 @@
               <w:jc w:val="right"/>
             </w:pPr>
             <w:r>
-              <w:rPr>
-                <w:sz w:val="18"/>
-                <w:szCs w:val="18"/>
-              </w:rPr>
-              <w:t xml:space="preserve">13.1 / 23.0</w:t>
+              <w:t>13.1 / 23.0</w:t>
             </w:r>
           </w:p>
         </w:tc>
@@ -1519,11 +1655,7 @@
               <w:jc w:val="right"/>
             </w:pPr>
             <w:r>
-              <w:rPr>
-                <w:sz w:val="18"/>
-                <w:szCs w:val="18"/>
-              </w:rPr>
-              <w:t xml:space="preserve">7.6 / 15.7</w:t>
+              <w:t>7.6 / 15.7</w:t>
             </w:r>
           </w:p>
         </w:tc>
@@ -1537,11 +1669,7 @@
               <w:jc w:val="right"/>
             </w:pPr>
             <w:r>
-              <w:rPr>
-                <w:sz w:val="18"/>
-                <w:szCs w:val="18"/>
-              </w:rPr>
-              <w:t xml:space="preserve">0.80 (+0.04)</w:t>
+              <w:t>0.80 (+0.04)</w:t>
             </w:r>
           </w:p>
         </w:tc>
@@ -1555,11 +1683,7 @@
               <w:jc w:val="right"/>
             </w:pPr>
             <w:r>
-              <w:rPr>
-                <w:sz w:val="18"/>
-                <w:szCs w:val="18"/>
-              </w:rPr>
-              <w:t xml:space="preserve">37</w:t>
+              <w:t>37</w:t>
             </w:r>
           </w:p>
         </w:tc>
@@ -1574,11 +1698,7 @@
               <w:spacing w:before="20" w:after="20"/>
             </w:pPr>
             <w:r>
-              <w:rPr>
-                <w:sz w:val="18"/>
-                <w:szCs w:val="18"/>
-              </w:rPr>
-              <w:t xml:space="preserve">NVDA</w:t>
+              <w:t>NVDA</w:t>
             </w:r>
           </w:p>
         </w:tc>
@@ -1591,11 +1711,7 @@
               <w:spacing w:before="20" w:after="20"/>
             </w:pPr>
             <w:r>
-              <w:rPr>
-                <w:sz w:val="18"/>
-                <w:szCs w:val="18"/>
-              </w:rPr>
-              <w:t xml:space="preserve">NVIDIA Corp</w:t>
+              <w:t>NVIDIA Corp</w:t>
             </w:r>
           </w:p>
         </w:tc>
@@ -1608,11 +1724,7 @@
               <w:spacing w:before="20" w:after="20"/>
             </w:pPr>
             <w:r>
-              <w:rPr>
-                <w:sz w:val="18"/>
-                <w:szCs w:val="18"/>
-              </w:rPr>
-              <w:t xml:space="preserve">Semiconductors</w:t>
+              <w:t>Semiconductors</w:t>
             </w:r>
           </w:p>
         </w:tc>
@@ -1626,11 +1738,7 @@
               <w:jc w:val="right"/>
             </w:pPr>
             <w:r>
-              <w:rPr>
-                <w:sz w:val="18"/>
-                <w:szCs w:val="18"/>
-              </w:rPr>
-              <w:t xml:space="preserve">28.0 / 36.1</w:t>
+              <w:t>28.0 / 36.1</w:t>
             </w:r>
           </w:p>
         </w:tc>
@@ -1644,11 +1752,7 @@
               <w:jc w:val="right"/>
             </w:pPr>
             <w:r>
-              <w:rPr>
-                <w:sz w:val="18"/>
-                <w:szCs w:val="18"/>
-              </w:rPr>
-              <w:t xml:space="preserve">26.9 / 34.3</w:t>
+              <w:t>26.9 / 34.3</w:t>
             </w:r>
           </w:p>
         </w:tc>
@@ -1662,11 +1766,7 @@
               <w:jc w:val="right"/>
             </w:pPr>
             <w:r>
-              <w:rPr>
-                <w:sz w:val="18"/>
-                <w:szCs w:val="18"/>
-              </w:rPr>
-              <w:t xml:space="preserve">0.90 (+0.09)</w:t>
+              <w:t>0.90 (+0.09)</w:t>
             </w:r>
           </w:p>
         </w:tc>
@@ -1680,11 +1780,7 @@
               <w:jc w:val="right"/>
             </w:pPr>
             <w:r>
-              <w:rPr>
-                <w:sz w:val="18"/>
-                <w:szCs w:val="18"/>
-              </w:rPr>
-              <w:t xml:space="preserve">59</w:t>
+              <w:t>59</w:t>
             </w:r>
           </w:p>
         </w:tc>
@@ -1699,11 +1795,7 @@
               <w:spacing w:before="20" w:after="20"/>
             </w:pPr>
             <w:r>
-              <w:rPr>
-                <w:sz w:val="18"/>
-                <w:szCs w:val="18"/>
-              </w:rPr>
-              <w:t xml:space="preserve">CI</w:t>
+              <w:t>CI</w:t>
             </w:r>
           </w:p>
         </w:tc>
@@ -1716,11 +1808,7 @@
               <w:spacing w:before="20" w:after="20"/>
             </w:pPr>
             <w:r>
-              <w:rPr>
-                <w:sz w:val="18"/>
-                <w:szCs w:val="18"/>
-              </w:rPr>
-              <w:t xml:space="preserve">Cigna Group</w:t>
+              <w:t>Cigna Group</w:t>
             </w:r>
           </w:p>
         </w:tc>
@@ -1733,11 +1821,7 @@
               <w:spacing w:before="20" w:after="20"/>
             </w:pPr>
             <w:r>
-              <w:rPr>
-                <w:sz w:val="18"/>
-                <w:szCs w:val="18"/>
-              </w:rPr>
-              <w:t xml:space="preserve">Health Care</w:t>
+              <w:t>Health Care</w:t>
             </w:r>
           </w:p>
         </w:tc>
@@ -1751,11 +1835,7 @@
               <w:jc w:val="right"/>
             </w:pPr>
             <w:r>
-              <w:rPr>
-                <w:sz w:val="18"/>
-                <w:szCs w:val="18"/>
-              </w:rPr>
-              <w:t xml:space="preserve">11.6 / 26.1</w:t>
+              <w:t>11.6 / 26.1</w:t>
             </w:r>
           </w:p>
         </w:tc>
@@ -1769,11 +1849,7 @@
               <w:jc w:val="right"/>
             </w:pPr>
             <w:r>
-              <w:rPr>
-                <w:sz w:val="18"/>
-                <w:szCs w:val="18"/>
-              </w:rPr>
-              <w:t xml:space="preserve">8.6 / 16.9</w:t>
+              <w:t>8.6 / 16.9</w:t>
             </w:r>
           </w:p>
         </w:tc>
@@ -1787,11 +1863,7 @@
               <w:jc w:val="right"/>
             </w:pPr>
             <w:r>
-              <w:rPr>
-                <w:sz w:val="18"/>
-                <w:szCs w:val="18"/>
-              </w:rPr>
-              <w:t xml:space="preserve">0.82 (-0.01)</w:t>
+              <w:t>0.82 (-0.01)</w:t>
             </w:r>
           </w:p>
         </w:tc>
@@ -1805,11 +1877,7 @@
               <w:jc w:val="right"/>
             </w:pPr>
             <w:r>
-              <w:rPr>
-                <w:sz w:val="18"/>
-                <w:szCs w:val="18"/>
-              </w:rPr>
-              <w:t xml:space="preserve">56</w:t>
+              <w:t>56</w:t>
             </w:r>
           </w:p>
         </w:tc>
@@ -1824,11 +1892,7 @@
               <w:spacing w:before="20" w:after="20"/>
             </w:pPr>
             <w:r>
-              <w:rPr>
-                <w:sz w:val="18"/>
-                <w:szCs w:val="18"/>
-              </w:rPr>
-              <w:t xml:space="preserve">FRT</w:t>
+              <w:t>FRT</w:t>
             </w:r>
           </w:p>
         </w:tc>
@@ -1841,11 +1905,7 @@
               <w:spacing w:before="20" w:after="20"/>
             </w:pPr>
             <w:r>
-              <w:rPr>
-                <w:sz w:val="18"/>
-                <w:szCs w:val="18"/>
-              </w:rPr>
-              <w:t xml:space="preserve">Federal Realty Investment Tr</w:t>
+              <w:t>Federal Realty Investment Tr</w:t>
             </w:r>
           </w:p>
         </w:tc>
@@ -1858,11 +1918,7 @@
               <w:spacing w:before="20" w:after="20"/>
             </w:pPr>
             <w:r>
-              <w:rPr>
-                <w:sz w:val="18"/>
-                <w:szCs w:val="18"/>
-              </w:rPr>
-              <w:t xml:space="preserve">Real Estate</w:t>
+              <w:t>Real Estate</w:t>
             </w:r>
           </w:p>
         </w:tc>
@@ -1876,11 +1932,7 @@
               <w:jc w:val="right"/>
             </w:pPr>
             <w:r>
-              <w:rPr>
-                <w:sz w:val="18"/>
-                <w:szCs w:val="18"/>
-              </w:rPr>
-              <w:t xml:space="preserve">23.5 / 36.1</w:t>
+              <w:t>23.5 / 36.1</w:t>
             </w:r>
           </w:p>
         </w:tc>
@@ -1894,11 +1946,7 @@
               <w:jc w:val="right"/>
             </w:pPr>
             <w:r>
-              <w:rPr>
-                <w:sz w:val="18"/>
-                <w:szCs w:val="18"/>
-              </w:rPr>
-              <w:t xml:space="preserve">14.5 / 19.4</w:t>
+              <w:t>14.5 / 19.4</w:t>
             </w:r>
           </w:p>
         </w:tc>
@@ -1912,11 +1960,7 @@
               <w:jc w:val="right"/>
             </w:pPr>
             <w:r>
-              <w:rPr>
-                <w:sz w:val="18"/>
-                <w:szCs w:val="18"/>
-              </w:rPr>
-              <w:t xml:space="preserve">0.87 (+0.03)</w:t>
+              <w:t>0.87 (+0.03)</w:t>
             </w:r>
           </w:p>
         </w:tc>
@@ -1930,11 +1974,7 @@
               <w:jc w:val="right"/>
             </w:pPr>
             <w:r>
-              <w:rPr>
-                <w:sz w:val="18"/>
-                <w:szCs w:val="18"/>
-              </w:rPr>
-              <w:t xml:space="preserve">42</w:t>
+              <w:t>42</w:t>
             </w:r>
           </w:p>
         </w:tc>
@@ -1949,11 +1989,7 @@
               <w:spacing w:before="20" w:after="20"/>
             </w:pPr>
             <w:r>
-              <w:rPr>
-                <w:sz w:val="18"/>
-                <w:szCs w:val="18"/>
-              </w:rPr>
-              <w:t xml:space="preserve">AES</w:t>
+              <w:t>AES</w:t>
             </w:r>
           </w:p>
         </w:tc>
@@ -1966,11 +2002,7 @@
               <w:spacing w:before="20" w:after="20"/>
             </w:pPr>
             <w:r>
-              <w:rPr>
-                <w:sz w:val="18"/>
-                <w:szCs w:val="18"/>
-              </w:rPr>
-              <w:t xml:space="preserve">AES Corp</w:t>
+              <w:t>AES Corp</w:t>
             </w:r>
           </w:p>
         </w:tc>
@@ -1983,11 +2015,7 @@
               <w:spacing w:before="20" w:after="20"/>
             </w:pPr>
             <w:r>
-              <w:rPr>
-                <w:sz w:val="18"/>
-                <w:szCs w:val="18"/>
-              </w:rPr>
-              <w:t xml:space="preserve">Utilities</w:t>
+              <w:t>Utilities</w:t>
             </w:r>
           </w:p>
         </w:tc>
@@ -2001,11 +2029,7 @@
               <w:jc w:val="right"/>
             </w:pPr>
             <w:r>
-              <w:rPr>
-                <w:sz w:val="18"/>
-                <w:szCs w:val="18"/>
-              </w:rPr>
-              <w:t xml:space="preserve">5.6 / 21.0</w:t>
+              <w:t>5.6 / 21.0</w:t>
             </w:r>
           </w:p>
         </w:tc>
@@ -2019,11 +2043,7 @@
               <w:jc w:val="right"/>
             </w:pPr>
             <w:r>
-              <w:rPr>
-                <w:sz w:val="18"/>
-                <w:szCs w:val="18"/>
-              </w:rPr>
-              <w:t xml:space="preserve">11.3 / 13.3</w:t>
+              <w:t>11.3 / 13.3</w:t>
             </w:r>
           </w:p>
         </w:tc>
@@ -2037,11 +2057,7 @@
               <w:jc w:val="right"/>
             </w:pPr>
             <w:r>
-              <w:rPr>
-                <w:sz w:val="18"/>
-                <w:szCs w:val="18"/>
-              </w:rPr>
-              <w:t xml:space="preserve">0.80 (-0.00)</w:t>
+              <w:t>0.80 (-0.00)</w:t>
             </w:r>
           </w:p>
         </w:tc>
@@ -2055,11 +2071,7 @@
               <w:jc w:val="right"/>
             </w:pPr>
             <w:r>
-              <w:rPr>
-                <w:sz w:val="18"/>
-                <w:szCs w:val="18"/>
-              </w:rPr>
-              <w:t xml:space="preserve">55</w:t>
+              <w:t>55</w:t>
             </w:r>
           </w:p>
         </w:tc>
@@ -2074,11 +2086,7 @@
               <w:spacing w:before="20" w:after="20"/>
             </w:pPr>
             <w:r>
-              <w:rPr>
-                <w:sz w:val="18"/>
-                <w:szCs w:val="18"/>
-              </w:rPr>
-              <w:t xml:space="preserve">SPG</w:t>
+              <w:t>SPG</w:t>
             </w:r>
           </w:p>
         </w:tc>
@@ -2091,11 +2099,7 @@
               <w:spacing w:before="20" w:after="20"/>
             </w:pPr>
             <w:r>
-              <w:rPr>
-                <w:sz w:val="18"/>
-                <w:szCs w:val="18"/>
-              </w:rPr>
-              <w:t xml:space="preserve">Simon Property Group Inc</w:t>
+              <w:t>Simon Property Group Inc</w:t>
             </w:r>
           </w:p>
         </w:tc>
@@ -2108,11 +2112,7 @@
               <w:spacing w:before="20" w:after="20"/>
             </w:pPr>
             <w:r>
-              <w:rPr>
-                <w:sz w:val="18"/>
-                <w:szCs w:val="18"/>
-              </w:rPr>
-              <w:t xml:space="preserve">Real Estate</w:t>
+              <w:t>Real Estate</w:t>
             </w:r>
           </w:p>
         </w:tc>
@@ -2126,11 +2126,7 @@
               <w:jc w:val="right"/>
             </w:pPr>
             <w:r>
-              <w:rPr>
-                <w:sz w:val="18"/>
-                <w:szCs w:val="18"/>
-              </w:rPr>
-              <w:t xml:space="preserve">14.8 / 36.1</w:t>
+              <w:t>14.8 / 36.1</w:t>
             </w:r>
           </w:p>
         </w:tc>
@@ -2144,11 +2140,7 @@
               <w:jc w:val="right"/>
             </w:pPr>
             <w:r>
-              <w:rPr>
-                <w:sz w:val="18"/>
-                <w:szCs w:val="18"/>
-              </w:rPr>
-              <w:t xml:space="preserve">19.4 / 19.4</w:t>
+              <w:t>19.4 / 19.4</w:t>
             </w:r>
           </w:p>
         </w:tc>
@@ -2162,11 +2154,7 @@
               <w:jc w:val="right"/>
             </w:pPr>
             <w:r>
-              <w:rPr>
-                <w:sz w:val="18"/>
-                <w:szCs w:val="18"/>
-              </w:rPr>
-              <w:t xml:space="preserve">0.81 (+0.03)</w:t>
+              <w:t>0.81 (+0.03)</w:t>
             </w:r>
           </w:p>
         </w:tc>
@@ -2180,11 +2168,7 @@
               <w:jc w:val="right"/>
             </w:pPr>
             <w:r>
-              <w:rPr>
-                <w:sz w:val="18"/>
-                <w:szCs w:val="18"/>
-              </w:rPr>
-              <w:t xml:space="preserve">35</w:t>
+              <w:t>35</w:t>
             </w:r>
           </w:p>
         </w:tc>
@@ -2199,11 +2183,7 @@
               <w:spacing w:before="20" w:after="20"/>
             </w:pPr>
             <w:r>
-              <w:rPr>
-                <w:sz w:val="18"/>
-                <w:szCs w:val="18"/>
-              </w:rPr>
-              <w:t xml:space="preserve">BBY</w:t>
+              <w:t>BBY</w:t>
             </w:r>
           </w:p>
         </w:tc>
@@ -2216,11 +2196,7 @@
               <w:spacing w:before="20" w:after="20"/>
             </w:pPr>
             <w:r>
-              <w:rPr>
-                <w:sz w:val="18"/>
-                <w:szCs w:val="18"/>
-              </w:rPr>
-              <w:t xml:space="preserve">Best Buy Co Inc</w:t>
+              <w:t>Best Buy Co Inc</w:t>
             </w:r>
           </w:p>
         </w:tc>
@@ -2233,11 +2209,7 @@
               <w:spacing w:before="20" w:after="20"/>
             </w:pPr>
             <w:r>
-              <w:rPr>
-                <w:sz w:val="18"/>
-                <w:szCs w:val="18"/>
-              </w:rPr>
-              <w:t xml:space="preserve">Retail</w:t>
+              <w:t>Retail</w:t>
             </w:r>
           </w:p>
         </w:tc>
@@ -2251,11 +2223,7 @@
               <w:jc w:val="right"/>
             </w:pPr>
             <w:r>
-              <w:rPr>
-                <w:sz w:val="18"/>
-                <w:szCs w:val="18"/>
-              </w:rPr>
-              <w:t xml:space="preserve">14.6 / 20.3</w:t>
+              <w:t>14.6 / 20.3</w:t>
             </w:r>
           </w:p>
         </w:tc>
@@ -2269,11 +2237,7 @@
               <w:jc w:val="right"/>
             </w:pPr>
             <w:r>
-              <w:rPr>
-                <w:sz w:val="18"/>
-                <w:szCs w:val="18"/>
-              </w:rPr>
-              <w:t xml:space="preserve">9.1 / 13.4</w:t>
+              <w:t>9.1 / 13.4</w:t>
             </w:r>
           </w:p>
         </w:tc>
@@ -2287,11 +2251,7 @@
               <w:jc w:val="right"/>
             </w:pPr>
             <w:r>
-              <w:rPr>
-                <w:sz w:val="18"/>
-                <w:szCs w:val="18"/>
-              </w:rPr>
-              <w:t xml:space="preserve">0.77 (+0.17)</w:t>
+              <w:t>0.77 (+0.17)</w:t>
             </w:r>
           </w:p>
         </w:tc>
@@ -2305,11 +2265,7 @@
               <w:jc w:val="right"/>
             </w:pPr>
             <w:r>
-              <w:rPr>
-                <w:sz w:val="18"/>
-                <w:szCs w:val="18"/>
-              </w:rPr>
-              <w:t xml:space="preserve">56</w:t>
+              <w:t>56</w:t>
             </w:r>
           </w:p>
         </w:tc>
@@ -2319,13 +2275,6 @@
       <w:pPr>
         <w:spacing w:before="0" w:after="120"/>
       </w:pPr>
-      <w:r>
-        <w:rPr>
-          <w:sz w:val="20"/>
-          <w:szCs w:val="20"/>
-        </w:rPr>
-        <w:t xml:space="preserve"/>
-      </w:r>
     </w:p>
     <w:p>
       <w:pPr>
@@ -2339,7 +2288,7 @@
           <w:sz w:val="24"/>
           <w:szCs w:val="24"/>
         </w:rPr>
-        <w:t xml:space="preserve">3. Selection criteria</w:t>
+        <w:t>3. Selection criteria</w:t>
       </w:r>
     </w:p>
     <w:p>
@@ -2353,18 +2302,22 @@
           <w:sz w:val="21"/>
           <w:szCs w:val="21"/>
         </w:rPr>
-        <w:t xml:space="preserve">3.1 Fundamental rules (the thesis)</w:t>
+        <w:t>3.1 Fundamental rules (the thesis)</w:t>
       </w:r>
     </w:p>
     <w:p>
       <w:pPr>
         <w:spacing w:before="0" w:after="60"/>
         <w:ind w:left="360" w:hanging="240"/>
-      </w:pPr>
-      <w:r>
-        <w:rPr>
-          <w:sz w:val="20"/>
-          <w:szCs w:val="20"/>
+        <w:rPr>
+          <w:lang w:val="en-US"/>
+        </w:rPr>
+      </w:pPr>
+      <w:r>
+        <w:rPr>
+          <w:sz w:val="20"/>
+          <w:szCs w:val="20"/>
+          <w:lang w:val="en-US"/>
         </w:rPr>
         <w:t xml:space="preserve">–  </w:t>
       </w:r>
@@ -2373,6 +2326,7 @@
           <w:b/>
           <w:sz w:val="20"/>
           <w:szCs w:val="20"/>
+          <w:lang w:val="en-US"/>
         </w:rPr>
         <w:t xml:space="preserve">Cheaper than peers. </w:t>
       </w:r>
@@ -2380,19 +2334,42 @@
         <w:rPr>
           <w:sz w:val="20"/>
           <w:szCs w:val="20"/>
-        </w:rPr>
-        <w:t xml:space="preserve">Trailing P/E below the median of the company's Finnhub industry within the universe, or EV/EBITDA below the industry median. Both multiples must be positive (loss-making companies are excluded). Where an industry has fewer than four members the universe median is used.</w:t>
+          <w:lang w:val="en-US"/>
+        </w:rPr>
+        <w:t xml:space="preserve">Trailing P/E below the median of the company's </w:t>
+      </w:r>
+      <w:proofErr w:type="spellStart"/>
+      <w:r>
+        <w:rPr>
+          <w:sz w:val="20"/>
+          <w:szCs w:val="20"/>
+          <w:lang w:val="en-US"/>
+        </w:rPr>
+        <w:t>Finnhub</w:t>
+      </w:r>
+      <w:proofErr w:type="spellEnd"/>
+      <w:r>
+        <w:rPr>
+          <w:sz w:val="20"/>
+          <w:szCs w:val="20"/>
+          <w:lang w:val="en-US"/>
+        </w:rPr>
+        <w:t xml:space="preserve"> industry within the universe, or EV/EBITDA below the industry median. Both multiples must be positive (loss-making companies are excluded). Where an industry has fewer than four members the universe median is used.</w:t>
       </w:r>
     </w:p>
     <w:p>
       <w:pPr>
         <w:spacing w:before="0" w:after="60"/>
         <w:ind w:left="360" w:hanging="240"/>
-      </w:pPr>
-      <w:r>
-        <w:rPr>
-          <w:sz w:val="20"/>
-          <w:szCs w:val="20"/>
+        <w:rPr>
+          <w:lang w:val="en-US"/>
+        </w:rPr>
+      </w:pPr>
+      <w:r>
+        <w:rPr>
+          <w:sz w:val="20"/>
+          <w:szCs w:val="20"/>
+          <w:lang w:val="en-US"/>
         </w:rPr>
         <w:t xml:space="preserve">–  </w:t>
       </w:r>
@@ -2401,6 +2378,7 @@
           <w:b/>
           <w:sz w:val="20"/>
           <w:szCs w:val="20"/>
+          <w:lang w:val="en-US"/>
         </w:rPr>
         <w:t xml:space="preserve">Profitable. </w:t>
       </w:r>
@@ -2408,33 +2386,42 @@
         <w:rPr>
           <w:sz w:val="20"/>
           <w:szCs w:val="20"/>
-        </w:rPr>
-        <w:t xml:space="preserve">Trailing operating margin above zero.</w:t>
+          <w:lang w:val="en-US"/>
+        </w:rPr>
+        <w:t>Trailing operating margin above zero.</w:t>
       </w:r>
     </w:p>
     <w:p>
       <w:pPr>
         <w:keepNext/>
         <w:spacing w:before="160" w:after="60"/>
+        <w:rPr>
+          <w:lang w:val="en-US"/>
+        </w:rPr>
       </w:pPr>
       <w:r>
         <w:rPr>
           <w:b/>
           <w:sz w:val="21"/>
           <w:szCs w:val="21"/>
-        </w:rPr>
-        <w:t xml:space="preserve">3.2 Text signal (earnings-call tone)</w:t>
+          <w:lang w:val="en-US"/>
+        </w:rPr>
+        <w:t>3.2 Text signal (earnings-call tone)</w:t>
       </w:r>
     </w:p>
     <w:p>
       <w:pPr>
         <w:spacing w:before="0" w:after="60"/>
         <w:ind w:left="360" w:hanging="240"/>
-      </w:pPr>
-      <w:r>
-        <w:rPr>
-          <w:sz w:val="20"/>
-          <w:szCs w:val="20"/>
+        <w:rPr>
+          <w:lang w:val="en-US"/>
+        </w:rPr>
+      </w:pPr>
+      <w:r>
+        <w:rPr>
+          <w:sz w:val="20"/>
+          <w:szCs w:val="20"/>
+          <w:lang w:val="en-US"/>
         </w:rPr>
         <w:t xml:space="preserve">–  </w:t>
       </w:r>
@@ -2443,6 +2430,7 @@
           <w:b/>
           <w:sz w:val="20"/>
           <w:szCs w:val="20"/>
+          <w:lang w:val="en-US"/>
         </w:rPr>
         <w:t xml:space="preserve">Tone level. </w:t>
       </w:r>
@@ -2450,19 +2438,42 @@
         <w:rPr>
           <w:sz w:val="20"/>
           <w:szCs w:val="20"/>
-        </w:rPr>
-        <w:t xml:space="preserve">Polarity of the latest call — (positive − negative) ÷ (positive + negative) words over a finance lexicon — of at least 0.20. Management and analysts are separated by employer, not job title; operator lines are dropped; boilerplate (safe-harbour language, welcome) is excluded from highlights.</w:t>
+          <w:lang w:val="en-US"/>
+        </w:rPr>
+        <w:t>Polarity of the latest call — (positive − negative) ÷ (positive + negative) words over a finance lexicon — of at least 0.20. Management and analysts are separated by employer, not job title; operator lines are dropped; boilerplate (safe-</w:t>
+      </w:r>
+      <w:proofErr w:type="spellStart"/>
+      <w:r>
+        <w:rPr>
+          <w:sz w:val="20"/>
+          <w:szCs w:val="20"/>
+          <w:lang w:val="en-US"/>
+        </w:rPr>
+        <w:t>harbour</w:t>
+      </w:r>
+      <w:proofErr w:type="spellEnd"/>
+      <w:r>
+        <w:rPr>
+          <w:sz w:val="20"/>
+          <w:szCs w:val="20"/>
+          <w:lang w:val="en-US"/>
+        </w:rPr>
+        <w:t xml:space="preserve"> language, welcome) is excluded from highlights.</w:t>
       </w:r>
     </w:p>
     <w:p>
       <w:pPr>
         <w:spacing w:before="0" w:after="60"/>
         <w:ind w:left="360" w:hanging="240"/>
-      </w:pPr>
-      <w:r>
-        <w:rPr>
-          <w:sz w:val="20"/>
-          <w:szCs w:val="20"/>
+        <w:rPr>
+          <w:lang w:val="en-US"/>
+        </w:rPr>
+      </w:pPr>
+      <w:r>
+        <w:rPr>
+          <w:sz w:val="20"/>
+          <w:szCs w:val="20"/>
+          <w:lang w:val="en-US"/>
         </w:rPr>
         <w:t xml:space="preserve">–  </w:t>
       </w:r>
@@ -2471,6 +2482,7 @@
           <w:b/>
           <w:sz w:val="20"/>
           <w:szCs w:val="20"/>
+          <w:lang w:val="en-US"/>
         </w:rPr>
         <w:t xml:space="preserve">Not deteriorating. </w:t>
       </w:r>
@@ -2478,19 +2490,42 @@
         <w:rPr>
           <w:sz w:val="20"/>
           <w:szCs w:val="20"/>
-        </w:rPr>
-        <w:t xml:space="preserve">Polarity change versus the prior call no worse than −0.10.</w:t>
+          <w:lang w:val="en-US"/>
+        </w:rPr>
+        <w:t xml:space="preserve">Polarity </w:t>
+      </w:r>
+      <w:proofErr w:type="gramStart"/>
+      <w:r>
+        <w:rPr>
+          <w:sz w:val="20"/>
+          <w:szCs w:val="20"/>
+          <w:lang w:val="en-US"/>
+        </w:rPr>
+        <w:t>change</w:t>
+      </w:r>
+      <w:proofErr w:type="gramEnd"/>
+      <w:r>
+        <w:rPr>
+          <w:sz w:val="20"/>
+          <w:szCs w:val="20"/>
+          <w:lang w:val="en-US"/>
+        </w:rPr>
+        <w:t xml:space="preserve"> versus the prior call no worse than −0.10.</w:t>
       </w:r>
     </w:p>
     <w:p>
       <w:pPr>
         <w:spacing w:before="0" w:after="60"/>
         <w:ind w:left="360" w:hanging="240"/>
-      </w:pPr>
-      <w:r>
-        <w:rPr>
-          <w:sz w:val="20"/>
-          <w:szCs w:val="20"/>
+        <w:rPr>
+          <w:lang w:val="en-US"/>
+        </w:rPr>
+      </w:pPr>
+      <w:r>
+        <w:rPr>
+          <w:sz w:val="20"/>
+          <w:szCs w:val="20"/>
+          <w:lang w:val="en-US"/>
         </w:rPr>
         <w:t xml:space="preserve">–  </w:t>
       </w:r>
@@ -2499,6 +2534,7 @@
           <w:b/>
           <w:sz w:val="20"/>
           <w:szCs w:val="20"/>
+          <w:lang w:val="en-US"/>
         </w:rPr>
         <w:t xml:space="preserve">Not evasive. </w:t>
       </w:r>
@@ -2506,108 +2542,149 @@
         <w:rPr>
           <w:sz w:val="20"/>
           <w:szCs w:val="20"/>
-        </w:rPr>
-        <w:t xml:space="preserve">Hedging words (may, could, uncertain, …) below 1.5% of all words.</w:t>
+          <w:lang w:val="en-US"/>
+        </w:rPr>
+        <w:t>Hedging words (may, could, uncertain, …) below 1.5% of all words.</w:t>
       </w:r>
     </w:p>
     <w:p>
       <w:pPr>
         <w:keepNext/>
         <w:spacing w:before="160" w:after="60"/>
+        <w:rPr>
+          <w:lang w:val="en-US"/>
+        </w:rPr>
       </w:pPr>
       <w:r>
         <w:rPr>
           <w:b/>
           <w:sz w:val="21"/>
           <w:szCs w:val="21"/>
-        </w:rPr>
-        <w:t xml:space="preserve">3.3 Technical rules (entry filter, as taught)</w:t>
+          <w:lang w:val="en-US"/>
+        </w:rPr>
+        <w:lastRenderedPageBreak/>
+        <w:t>3.3 Technical rules (entry filter, as taught)</w:t>
       </w:r>
     </w:p>
     <w:p>
       <w:pPr>
         <w:spacing w:before="0" w:after="60"/>
         <w:ind w:left="360" w:hanging="240"/>
-      </w:pPr>
-      <w:r>
-        <w:rPr>
-          <w:sz w:val="20"/>
-          <w:szCs w:val="20"/>
-        </w:rPr>
-        <w:t xml:space="preserve">–  </w:t>
-      </w:r>
-      <w:r>
-        <w:rPr>
-          <w:sz w:val="20"/>
-          <w:szCs w:val="20"/>
-        </w:rPr>
-        <w:t xml:space="preserve">Golden cross: 50-day simple moving average above the 200-day.</w:t>
+        <w:rPr>
+          <w:lang w:val="en-US"/>
+        </w:rPr>
+      </w:pPr>
+      <w:r>
+        <w:rPr>
+          <w:sz w:val="20"/>
+          <w:szCs w:val="20"/>
+          <w:lang w:val="en-US"/>
+        </w:rPr>
+        <w:t>–  Golden cross: 50-day simple moving average above the 200-day.</w:t>
       </w:r>
     </w:p>
     <w:p>
       <w:pPr>
         <w:spacing w:before="0" w:after="60"/>
         <w:ind w:left="360" w:hanging="240"/>
-      </w:pPr>
-      <w:r>
-        <w:rPr>
-          <w:sz w:val="20"/>
-          <w:szCs w:val="20"/>
-        </w:rPr>
-        <w:t xml:space="preserve">–  </w:t>
-      </w:r>
-      <w:r>
-        <w:rPr>
-          <w:sz w:val="20"/>
-          <w:szCs w:val="20"/>
-        </w:rPr>
-        <w:t xml:space="preserve">Price above the 200-day average.</w:t>
+        <w:rPr>
+          <w:lang w:val="en-US"/>
+        </w:rPr>
+      </w:pPr>
+      <w:r>
+        <w:rPr>
+          <w:sz w:val="20"/>
+          <w:szCs w:val="20"/>
+          <w:lang w:val="en-US"/>
+        </w:rPr>
+        <w:t>–  Price above the 200-day average.</w:t>
       </w:r>
     </w:p>
     <w:p>
       <w:pPr>
         <w:spacing w:before="0" w:after="60"/>
         <w:ind w:left="360" w:hanging="240"/>
-      </w:pPr>
-      <w:r>
-        <w:rPr>
-          <w:sz w:val="20"/>
-          <w:szCs w:val="20"/>
+        <w:rPr>
+          <w:lang w:val="en-US"/>
+        </w:rPr>
+      </w:pPr>
+      <w:r>
+        <w:rPr>
+          <w:sz w:val="20"/>
+          <w:szCs w:val="20"/>
+          <w:lang w:val="en-US"/>
         </w:rPr>
         <w:t xml:space="preserve">–  </w:t>
       </w:r>
-      <w:r>
-        <w:rPr>
-          <w:sz w:val="20"/>
-          <w:szCs w:val="20"/>
-        </w:rPr>
-        <w:t xml:space="preserve">RSI(14) below 70 — not overbought at entry.</w:t>
+      <w:proofErr w:type="gramStart"/>
+      <w:r>
+        <w:rPr>
+          <w:sz w:val="20"/>
+          <w:szCs w:val="20"/>
+          <w:lang w:val="en-US"/>
+        </w:rPr>
+        <w:t>RSI(</w:t>
+      </w:r>
+      <w:proofErr w:type="gramEnd"/>
+      <w:r>
+        <w:rPr>
+          <w:sz w:val="20"/>
+          <w:szCs w:val="20"/>
+          <w:lang w:val="en-US"/>
+        </w:rPr>
+        <w:t>14) below 70 — not overbought at entry.</w:t>
       </w:r>
     </w:p>
     <w:p>
       <w:pPr>
         <w:keepNext/>
         <w:spacing w:before="160" w:after="60"/>
+        <w:rPr>
+          <w:lang w:val="en-US"/>
+        </w:rPr>
       </w:pPr>
       <w:r>
         <w:rPr>
           <w:b/>
           <w:sz w:val="21"/>
           <w:szCs w:val="21"/>
-        </w:rPr>
-        <w:t xml:space="preserve">3.4 Ranking</w:t>
+          <w:lang w:val="en-US"/>
+        </w:rPr>
+        <w:t>3.4 Ranking</w:t>
       </w:r>
     </w:p>
     <w:p>
       <w:pPr>
         <w:spacing w:before="0" w:after="120"/>
-      </w:pPr>
-      <w:r>
-        <w:rPr>
-          <w:sz w:val="20"/>
-          <w:szCs w:val="20"/>
-        </w:rPr>
-        <w:t xml:space="preserve">Names that pass all rules are ranked by a composite: 50% average valuation discount to peers, 30% call-tone level, 20% call-tone change, each as a percentile rank. The industry cap (at most four per Finnhub industry) is applied on the way in.</w:t>
+        <w:rPr>
+          <w:lang w:val="en-US"/>
+        </w:rPr>
+      </w:pPr>
+      <w:r>
+        <w:rPr>
+          <w:sz w:val="20"/>
+          <w:szCs w:val="20"/>
+          <w:lang w:val="en-US"/>
+        </w:rPr>
+        <w:t xml:space="preserve">Names that pass all rules are ranked by a composite: 50% average valuation discount to peers, 30% call-tone level, 20% call-tone change, each as a percentile rank. The industry cap (at most four per </w:t>
+      </w:r>
+      <w:proofErr w:type="spellStart"/>
+      <w:r>
+        <w:rPr>
+          <w:sz w:val="20"/>
+          <w:szCs w:val="20"/>
+          <w:lang w:val="en-US"/>
+        </w:rPr>
+        <w:t>Finnhub</w:t>
+      </w:r>
+      <w:proofErr w:type="spellEnd"/>
+      <w:r>
+        <w:rPr>
+          <w:sz w:val="20"/>
+          <w:szCs w:val="20"/>
+          <w:lang w:val="en-US"/>
+        </w:rPr>
+        <w:t xml:space="preserve"> industry) is applied on the way in.</w:t>
       </w:r>
     </w:p>
     <w:p>
@@ -2622,7 +2699,7 @@
           <w:sz w:val="24"/>
           <w:szCs w:val="24"/>
         </w:rPr>
-        <w:t xml:space="preserve">4. Data sources</w:t>
+        <w:t>4. Data sources</w:t>
       </w:r>
     </w:p>
     <w:tbl>
@@ -2641,6 +2718,7 @@
           <w:left w:w="80" w:type="dxa"/>
           <w:right w:w="80" w:type="dxa"/>
         </w:tblCellMar>
+        <w:tblLook w:val="04A0" w:firstRow="1" w:lastRow="0" w:firstColumn="1" w:lastColumn="0" w:noHBand="0" w:noVBand="1"/>
       </w:tblPr>
       <w:tblGrid>
         <w:gridCol w:w="1700"/>
@@ -2664,10 +2742,8 @@
             <w:r>
               <w:rPr>
                 <w:b/>
-                <w:sz w:val="18"/>
-                <w:szCs w:val="18"/>
-              </w:rPr>
-              <w:t xml:space="preserve">Source</w:t>
+              </w:rPr>
+              <w:t>Source</w:t>
             </w:r>
           </w:p>
         </w:tc>
@@ -2683,10 +2759,8 @@
             <w:r>
               <w:rPr>
                 <w:b/>
-                <w:sz w:val="18"/>
-                <w:szCs w:val="18"/>
-              </w:rPr>
-              <w:t xml:space="preserve">Used for</w:t>
+              </w:rPr>
+              <w:t>Used for</w:t>
             </w:r>
           </w:p>
         </w:tc>
@@ -2702,10 +2776,8 @@
             <w:r>
               <w:rPr>
                 <w:b/>
-                <w:sz w:val="18"/>
-                <w:szCs w:val="18"/>
-              </w:rPr>
-              <w:t xml:space="preserve">Access</w:t>
+              </w:rPr>
+              <w:t>Access</w:t>
             </w:r>
           </w:p>
         </w:tc>
@@ -2717,14 +2789,16 @@
           <w:p>
             <w:pPr>
               <w:spacing w:before="20" w:after="20"/>
+              <w:rPr>
+                <w:lang w:val="en-US"/>
+              </w:rPr>
             </w:pPr>
             <w:r>
               <w:rPr>
                 <w:b/>
-                <w:sz w:val="18"/>
-                <w:szCs w:val="18"/>
-              </w:rPr>
-              <w:t xml:space="preserve">Limit that shaped the design</w:t>
+                <w:lang w:val="en-US"/>
+              </w:rPr>
+              <w:t>Limit that shaped the design</w:t>
             </w:r>
           </w:p>
         </w:tc>
@@ -2738,12 +2812,13 @@
             <w:pPr>
               <w:spacing w:before="20" w:after="20"/>
             </w:pPr>
-            <w:r>
-              <w:rPr>
-                <w:sz w:val="18"/>
-                <w:szCs w:val="18"/>
-              </w:rPr>
-              <w:t xml:space="preserve">Finnhub (finnhub.io)</w:t>
+            <w:proofErr w:type="spellStart"/>
+            <w:r>
+              <w:t>Finnhub</w:t>
+            </w:r>
+            <w:proofErr w:type="spellEnd"/>
+            <w:r>
+              <w:t xml:space="preserve"> (finnhub.io)</w:t>
             </w:r>
           </w:p>
         </w:tc>
@@ -2754,13 +2829,15 @@
           <w:p>
             <w:pPr>
               <w:spacing w:before="20" w:after="20"/>
-            </w:pPr>
-            <w:r>
-              <w:rPr>
-                <w:sz w:val="18"/>
-                <w:szCs w:val="18"/>
-              </w:rPr>
-              <w:t xml:space="preserve">Company profile, 133 TTM metrics incl. P/E, EV/EBITDA, margins; industry; peers; quotes</w:t>
+              <w:rPr>
+                <w:lang w:val="en-US"/>
+              </w:rPr>
+            </w:pPr>
+            <w:r>
+              <w:rPr>
+                <w:lang w:val="en-US"/>
+              </w:rPr>
+              <w:t>Company profile, 133 TTM metrics incl. P/E, EV/EBITDA, margins; industry; peers; quotes</w:t>
             </w:r>
           </w:p>
         </w:tc>
@@ -2771,13 +2848,15 @@
           <w:p>
             <w:pPr>
               <w:spacing w:before="20" w:after="20"/>
-            </w:pPr>
-            <w:r>
-              <w:rPr>
-                <w:sz w:val="18"/>
-                <w:szCs w:val="18"/>
-              </w:rPr>
-              <w:t xml:space="preserve">Free API key, entered at run time</w:t>
+              <w:rPr>
+                <w:lang w:val="en-US"/>
+              </w:rPr>
+            </w:pPr>
+            <w:r>
+              <w:rPr>
+                <w:lang w:val="en-US"/>
+              </w:rPr>
+              <w:t>Free API key, entered at run time</w:t>
             </w:r>
           </w:p>
         </w:tc>
@@ -2788,13 +2867,15 @@
           <w:p>
             <w:pPr>
               <w:spacing w:before="20" w:after="20"/>
-            </w:pPr>
-            <w:r>
-              <w:rPr>
-                <w:sz w:val="18"/>
-                <w:szCs w:val="18"/>
-              </w:rPr>
-              <w:t xml:space="preserve">60 requests/minute; price history, price targets and transcripts are premium</w:t>
+              <w:rPr>
+                <w:lang w:val="en-US"/>
+              </w:rPr>
+            </w:pPr>
+            <w:r>
+              <w:rPr>
+                <w:lang w:val="en-US"/>
+              </w:rPr>
+              <w:t>60 requests/minute; price history, price targets and transcripts are premium</w:t>
             </w:r>
           </w:p>
         </w:tc>
@@ -2808,12 +2889,13 @@
             <w:pPr>
               <w:spacing w:before="20" w:after="20"/>
             </w:pPr>
-            <w:r>
-              <w:rPr>
-                <w:sz w:val="18"/>
-                <w:szCs w:val="18"/>
-              </w:rPr>
-              <w:t xml:space="preserve">Twelve Data</w:t>
+            <w:proofErr w:type="spellStart"/>
+            <w:r>
+              <w:t>Twelve</w:t>
+            </w:r>
+            <w:proofErr w:type="spellEnd"/>
+            <w:r>
+              <w:t xml:space="preserve"> Data</w:t>
             </w:r>
           </w:p>
         </w:tc>
@@ -2824,13 +2906,29 @@
           <w:p>
             <w:pPr>
               <w:spacing w:before="20" w:after="20"/>
-            </w:pPr>
-            <w:r>
-              <w:rPr>
-                <w:sz w:val="18"/>
-                <w:szCs w:val="18"/>
-              </w:rPr>
-              <w:t xml:space="preserve">Daily OHLCV for the technical rules, the two-year return series for optimisation, and SPY</w:t>
+              <w:rPr>
+                <w:lang w:val="en-US"/>
+              </w:rPr>
+            </w:pPr>
+            <w:r>
+              <w:rPr>
+                <w:lang w:val="en-US"/>
+              </w:rPr>
+              <w:t xml:space="preserve">Daily OHLCV for the technical rules, the two-year return series for </w:t>
+            </w:r>
+            <w:proofErr w:type="spellStart"/>
+            <w:r>
+              <w:rPr>
+                <w:lang w:val="en-US"/>
+              </w:rPr>
+              <w:t>optimisation</w:t>
+            </w:r>
+            <w:proofErr w:type="spellEnd"/>
+            <w:r>
+              <w:rPr>
+                <w:lang w:val="en-US"/>
+              </w:rPr>
+              <w:t>, and SPY</w:t>
             </w:r>
           </w:p>
         </w:tc>
@@ -2843,12 +2941,13 @@
               <w:spacing w:before="20" w:after="20"/>
             </w:pPr>
             <w:r>
-              <w:rPr>
-                <w:sz w:val="18"/>
-                <w:szCs w:val="18"/>
-              </w:rPr>
-              <w:t xml:space="preserve">Free API key</w:t>
-            </w:r>
+              <w:t xml:space="preserve">Free API </w:t>
+            </w:r>
+            <w:proofErr w:type="spellStart"/>
+            <w:r>
+              <w:t>key</w:t>
+            </w:r>
+            <w:proofErr w:type="spellEnd"/>
           </w:p>
         </w:tc>
         <w:tc>
@@ -2858,13 +2957,15 @@
           <w:p>
             <w:pPr>
               <w:spacing w:before="20" w:after="20"/>
-            </w:pPr>
-            <w:r>
-              <w:rPr>
-                <w:sz w:val="18"/>
-                <w:szCs w:val="18"/>
-              </w:rPr>
-              <w:t xml:space="preserve">8 requests/minute, 800/day; some symbols not on the free plan</w:t>
+              <w:rPr>
+                <w:lang w:val="en-US"/>
+              </w:rPr>
+            </w:pPr>
+            <w:r>
+              <w:rPr>
+                <w:lang w:val="en-US"/>
+              </w:rPr>
+              <w:t>8 requests/minute, 800/day; some symbols not on the free plan</w:t>
             </w:r>
           </w:p>
         </w:tc>
@@ -2879,12 +2980,21 @@
               <w:spacing w:before="20" w:after="20"/>
             </w:pPr>
             <w:r>
-              <w:rPr>
-                <w:sz w:val="18"/>
-                <w:szCs w:val="18"/>
-              </w:rPr>
-              <w:t xml:space="preserve">Course transcript archive</w:t>
-            </w:r>
+              <w:t xml:space="preserve">Course </w:t>
+            </w:r>
+            <w:proofErr w:type="spellStart"/>
+            <w:r>
+              <w:t>transcript</w:t>
+            </w:r>
+            <w:proofErr w:type="spellEnd"/>
+            <w:r>
+              <w:t xml:space="preserve"> </w:t>
+            </w:r>
+            <w:proofErr w:type="spellStart"/>
+            <w:r>
+              <w:t>archive</w:t>
+            </w:r>
+            <w:proofErr w:type="spellEnd"/>
           </w:p>
         </w:tc>
         <w:tc>
@@ -2894,13 +3004,15 @@
           <w:p>
             <w:pPr>
               <w:spacing w:before="20" w:after="20"/>
-            </w:pPr>
-            <w:r>
-              <w:rPr>
-                <w:sz w:val="18"/>
-                <w:szCs w:val="18"/>
-              </w:rPr>
-              <w:t xml:space="preserve">Earnings-call transcripts (2,899 calls, 383 companies) for the text signal</w:t>
+              <w:rPr>
+                <w:lang w:val="en-US"/>
+              </w:rPr>
+            </w:pPr>
+            <w:r>
+              <w:rPr>
+                <w:lang w:val="en-US"/>
+              </w:rPr>
+              <w:t>Earnings-call transcripts (2,899 calls, 383 companies) for the text signal</w:t>
             </w:r>
           </w:p>
         </w:tc>
@@ -2911,13 +3023,15 @@
           <w:p>
             <w:pPr>
               <w:spacing w:before="20" w:after="20"/>
-            </w:pPr>
-            <w:r>
-              <w:rPr>
-                <w:sz w:val="18"/>
-                <w:szCs w:val="18"/>
-              </w:rPr>
-              <w:t xml:space="preserve">Public GitHub, no key, CORS-enabled</w:t>
+              <w:rPr>
+                <w:lang w:val="en-US"/>
+              </w:rPr>
+            </w:pPr>
+            <w:r>
+              <w:rPr>
+                <w:lang w:val="en-US"/>
+              </w:rPr>
+              <w:t>Public GitHub, no key, CORS-enabled</w:t>
             </w:r>
           </w:p>
         </w:tc>
@@ -2928,13 +3042,15 @@
           <w:p>
             <w:pPr>
               <w:spacing w:before="20" w:after="20"/>
-            </w:pPr>
-            <w:r>
-              <w:rPr>
-                <w:sz w:val="18"/>
-                <w:szCs w:val="18"/>
-              </w:rPr>
-              <w:t xml:space="preserve">Coverage stops at the archive's last quarter</w:t>
+              <w:rPr>
+                <w:lang w:val="en-US"/>
+              </w:rPr>
+            </w:pPr>
+            <w:r>
+              <w:rPr>
+                <w:lang w:val="en-US"/>
+              </w:rPr>
+              <w:t>Coverage stops at the archive's last quarter</w:t>
             </w:r>
           </w:p>
         </w:tc>
@@ -2948,13 +3064,11 @@
             <w:pPr>
               <w:spacing w:before="20" w:after="20"/>
             </w:pPr>
-            <w:r>
-              <w:rPr>
-                <w:sz w:val="18"/>
-                <w:szCs w:val="18"/>
-              </w:rPr>
-              <w:t xml:space="preserve">OpenRouter</w:t>
-            </w:r>
+            <w:proofErr w:type="spellStart"/>
+            <w:r>
+              <w:t>OpenRouter</w:t>
+            </w:r>
+            <w:proofErr w:type="spellEnd"/>
           </w:p>
         </w:tc>
         <w:tc>
@@ -2964,13 +3078,15 @@
           <w:p>
             <w:pPr>
               <w:spacing w:before="20" w:after="20"/>
-            </w:pPr>
-            <w:r>
-              <w:rPr>
-                <w:sz w:val="18"/>
-                <w:szCs w:val="18"/>
-              </w:rPr>
-              <w:t xml:space="preserve">Executive commentary and thesis drafting (google/gemini-2.5-flash)</w:t>
+              <w:rPr>
+                <w:lang w:val="en-US"/>
+              </w:rPr>
+            </w:pPr>
+            <w:r>
+              <w:rPr>
+                <w:lang w:val="en-US"/>
+              </w:rPr>
+              <w:t>Executive commentary and thesis drafting (google/gemini-2.5-flash)</w:t>
             </w:r>
           </w:p>
         </w:tc>
@@ -2983,11 +3099,15 @@
               <w:spacing w:before="20" w:after="20"/>
             </w:pPr>
             <w:r>
-              <w:rPr>
-                <w:sz w:val="18"/>
-                <w:szCs w:val="18"/>
-              </w:rPr>
-              <w:t xml:space="preserve">Personal API key, optional</w:t>
+              <w:t xml:space="preserve">Personal API </w:t>
+            </w:r>
+            <w:proofErr w:type="spellStart"/>
+            <w:r>
+              <w:t>key</w:t>
+            </w:r>
+            <w:proofErr w:type="spellEnd"/>
+            <w:r>
+              <w:t>, optional</w:t>
             </w:r>
           </w:p>
         </w:tc>
@@ -2998,13 +3118,15 @@
           <w:p>
             <w:pPr>
               <w:spacing w:before="20" w:after="20"/>
-            </w:pPr>
-            <w:r>
-              <w:rPr>
-                <w:sz w:val="18"/>
-                <w:szCs w:val="18"/>
-              </w:rPr>
-              <w:t xml:space="preserve">Output is labelled AI-generated; never used for selection</w:t>
+              <w:rPr>
+                <w:lang w:val="en-US"/>
+              </w:rPr>
+            </w:pPr>
+            <w:r>
+              <w:rPr>
+                <w:lang w:val="en-US"/>
+              </w:rPr>
+              <w:t>Output is labelled AI-generated; never used for selection</w:t>
             </w:r>
           </w:p>
         </w:tc>
@@ -3019,11 +3141,7 @@
               <w:spacing w:before="20" w:after="20"/>
             </w:pPr>
             <w:r>
-              <w:rPr>
-                <w:sz w:val="18"/>
-                <w:szCs w:val="18"/>
-              </w:rPr>
-              <w:t xml:space="preserve">Alpha Vantage</w:t>
+              <w:t>Alpha Vantage</w:t>
             </w:r>
           </w:p>
         </w:tc>
@@ -3036,11 +3154,7 @@
               <w:spacing w:before="20" w:after="20"/>
             </w:pPr>
             <w:r>
-              <w:rPr>
-                <w:sz w:val="18"/>
-                <w:szCs w:val="18"/>
-              </w:rPr>
-              <w:t xml:space="preserve">Consensus price target only</w:t>
+              <w:t>Consensus price target only</w:t>
             </w:r>
           </w:p>
         </w:tc>
@@ -3053,11 +3167,7 @@
               <w:spacing w:before="20" w:after="20"/>
             </w:pPr>
             <w:r>
-              <w:rPr>
-                <w:sz w:val="18"/>
-                <w:szCs w:val="18"/>
-              </w:rPr>
-              <w:t xml:space="preserve">Free key, optional</w:t>
+              <w:t>Free key, optional</w:t>
             </w:r>
           </w:p>
         </w:tc>
@@ -3068,13 +3178,15 @@
           <w:p>
             <w:pPr>
               <w:spacing w:before="20" w:after="20"/>
-            </w:pPr>
-            <w:r>
-              <w:rPr>
-                <w:sz w:val="18"/>
-                <w:szCs w:val="18"/>
-              </w:rPr>
-              <w:t xml:space="preserve">25 requests/day; one request per company</w:t>
+              <w:rPr>
+                <w:lang w:val="en-US"/>
+              </w:rPr>
+            </w:pPr>
+            <w:r>
+              <w:rPr>
+                <w:lang w:val="en-US"/>
+              </w:rPr>
+              <w:t>25 requests/day; one request per company</w:t>
             </w:r>
           </w:p>
         </w:tc>
@@ -3083,31 +3195,34 @@
     <w:p>
       <w:pPr>
         <w:spacing w:before="0" w:after="120"/>
-      </w:pPr>
-      <w:r>
-        <w:rPr>
-          <w:sz w:val="20"/>
-          <w:szCs w:val="20"/>
-        </w:rPr>
-        <w:t xml:space="preserve"/>
-      </w:r>
+        <w:rPr>
+          <w:lang w:val="en-US"/>
+        </w:rPr>
+      </w:pPr>
     </w:p>
     <w:p>
       <w:pPr>
         <w:spacing w:before="0" w:after="120"/>
-      </w:pPr>
-      <w:r>
-        <w:rPr>
-          <w:sz w:val="20"/>
-          <w:szCs w:val="20"/>
-        </w:rPr>
-        <w:t xml:space="preserve">Keys are entered in the application and stored in the browser only. The repository and the deployed bundle contain no key; this was verified with a search of the full Git history and of the published JavaScript.</w:t>
+        <w:rPr>
+          <w:lang w:val="en-US"/>
+        </w:rPr>
+      </w:pPr>
+      <w:r>
+        <w:rPr>
+          <w:sz w:val="20"/>
+          <w:szCs w:val="20"/>
+          <w:lang w:val="en-US"/>
+        </w:rPr>
+        <w:t>Keys are entered in the application and stored in the browser only. The repository and the deployed bundle contain no key; this was verified with a search of the full Git history and of the published JavaScript.</w:t>
       </w:r>
     </w:p>
     <w:p>
       <w:pPr>
         <w:keepNext/>
         <w:spacing w:before="240" w:after="100"/>
+        <w:rPr>
+          <w:lang w:val="en-US"/>
+        </w:rPr>
       </w:pPr>
       <w:r>
         <w:rPr>
@@ -3115,88 +3230,113 @@
           <w:color w:val="1F2A44"/>
           <w:sz w:val="24"/>
           <w:szCs w:val="24"/>
-        </w:rPr>
-        <w:t xml:space="preserve">5. Portfolio construction rules</w:t>
+          <w:lang w:val="en-US"/>
+        </w:rPr>
+        <w:t>5. Portfolio construction rules</w:t>
       </w:r>
     </w:p>
     <w:p>
       <w:pPr>
         <w:spacing w:before="0" w:after="60"/>
         <w:ind w:left="360" w:hanging="240"/>
-      </w:pPr>
-      <w:r>
-        <w:rPr>
-          <w:sz w:val="20"/>
-          <w:szCs w:val="20"/>
-        </w:rPr>
-        <w:t xml:space="preserve">–  </w:t>
-      </w:r>
-      <w:r>
-        <w:rPr>
-          <w:sz w:val="20"/>
-          <w:szCs w:val="20"/>
-        </w:rPr>
-        <w:t xml:space="preserve">Hold every name that passes the rules, capped at 30 and floored at 15. Current count: 16.</w:t>
+        <w:rPr>
+          <w:lang w:val="en-US"/>
+        </w:rPr>
+      </w:pPr>
+      <w:r>
+        <w:rPr>
+          <w:sz w:val="20"/>
+          <w:szCs w:val="20"/>
+          <w:lang w:val="en-US"/>
+        </w:rPr>
+        <w:t>–  Hold every name that passes the rules, capped at 30 and floored at 15. Current count: 16.</w:t>
       </w:r>
     </w:p>
     <w:p>
       <w:pPr>
         <w:spacing w:before="0" w:after="60"/>
         <w:ind w:left="360" w:hanging="240"/>
-      </w:pPr>
-      <w:r>
-        <w:rPr>
-          <w:sz w:val="20"/>
-          <w:szCs w:val="20"/>
-        </w:rPr>
-        <w:t xml:space="preserve">–  </w:t>
-      </w:r>
-      <w:r>
-        <w:rPr>
-          <w:sz w:val="20"/>
-          <w:szCs w:val="20"/>
-        </w:rPr>
-        <w:t xml:space="preserve">Weights from the maximum-Sharpe-ratio optimisation (the method chosen), long-only, between 2% and 10% per name. Minimum-variance and equal-weight are computed on the same holdings for comparison.</w:t>
+        <w:rPr>
+          <w:lang w:val="en-US"/>
+        </w:rPr>
+      </w:pPr>
+      <w:r>
+        <w:rPr>
+          <w:sz w:val="20"/>
+          <w:szCs w:val="20"/>
+          <w:lang w:val="en-US"/>
+        </w:rPr>
+        <w:t xml:space="preserve">–  Weights from the maximum-Sharpe-ratio </w:t>
+      </w:r>
+      <w:proofErr w:type="spellStart"/>
+      <w:r>
+        <w:rPr>
+          <w:sz w:val="20"/>
+          <w:szCs w:val="20"/>
+          <w:lang w:val="en-US"/>
+        </w:rPr>
+        <w:t>optimisation</w:t>
+      </w:r>
+      <w:proofErr w:type="spellEnd"/>
+      <w:r>
+        <w:rPr>
+          <w:sz w:val="20"/>
+          <w:szCs w:val="20"/>
+          <w:lang w:val="en-US"/>
+        </w:rPr>
+        <w:t xml:space="preserve"> (the method chosen), long-only, between 2% and 10% per name. Minimum-variance and equal-weight are computed on the same holdings for comparison.</w:t>
       </w:r>
     </w:p>
     <w:p>
       <w:pPr>
         <w:spacing w:before="0" w:after="60"/>
         <w:ind w:left="360" w:hanging="240"/>
-      </w:pPr>
-      <w:r>
-        <w:rPr>
-          <w:sz w:val="20"/>
-          <w:szCs w:val="20"/>
-        </w:rPr>
-        <w:t xml:space="preserve">–  </w:t>
-      </w:r>
-      <w:r>
-        <w:rPr>
-          <w:sz w:val="20"/>
-          <w:szCs w:val="20"/>
-        </w:rPr>
-        <w:t xml:space="preserve">Inputs: 504 trading days of daily log returns ending 2026-09-03; annualised mean and covariance; risk-free rate 4%.</w:t>
+        <w:rPr>
+          <w:lang w:val="en-US"/>
+        </w:rPr>
+      </w:pPr>
+      <w:r>
+        <w:rPr>
+          <w:sz w:val="20"/>
+          <w:szCs w:val="20"/>
+          <w:lang w:val="en-US"/>
+        </w:rPr>
+        <w:t xml:space="preserve">–  Inputs: 504 trading days of daily log returns ending 2026-09-03; </w:t>
+      </w:r>
+      <w:proofErr w:type="spellStart"/>
+      <w:r>
+        <w:rPr>
+          <w:sz w:val="20"/>
+          <w:szCs w:val="20"/>
+          <w:lang w:val="en-US"/>
+        </w:rPr>
+        <w:t>annualised</w:t>
+      </w:r>
+      <w:proofErr w:type="spellEnd"/>
+      <w:r>
+        <w:rPr>
+          <w:sz w:val="20"/>
+          <w:szCs w:val="20"/>
+          <w:lang w:val="en-US"/>
+        </w:rPr>
+        <w:t xml:space="preserve"> mean and covariance; risk-free rate 4%.</w:t>
       </w:r>
     </w:p>
     <w:p>
       <w:pPr>
         <w:spacing w:before="0" w:after="60"/>
         <w:ind w:left="360" w:hanging="240"/>
-      </w:pPr>
-      <w:r>
-        <w:rPr>
-          <w:sz w:val="20"/>
-          <w:szCs w:val="20"/>
-        </w:rPr>
-        <w:t xml:space="preserve">–  </w:t>
-      </w:r>
-      <w:r>
-        <w:rPr>
-          <w:sz w:val="20"/>
-          <w:szCs w:val="20"/>
-        </w:rPr>
-        <w:t xml:space="preserve">Re-screen quarterly after earnings season; exit a name when it breaks the 200-day average or its call tone falls below zero.</w:t>
+        <w:rPr>
+          <w:lang w:val="en-US"/>
+        </w:rPr>
+      </w:pPr>
+      <w:r>
+        <w:rPr>
+          <w:sz w:val="20"/>
+          <w:szCs w:val="20"/>
+          <w:lang w:val="en-US"/>
+        </w:rPr>
+        <w:t>–  Re-screen quarterly after earnings season; exit a name when it breaks the 200-day average or its call tone falls below zero.</w:t>
       </w:r>
     </w:p>
     <w:p>
@@ -3211,7 +3351,8 @@
           <w:sz w:val="24"/>
           <w:szCs w:val="24"/>
         </w:rPr>
-        <w:t xml:space="preserve">6. Application behaviour (functional requirements)</w:t>
+        <w:lastRenderedPageBreak/>
+        <w:t>6. Application behaviour (functional requirements)</w:t>
       </w:r>
     </w:p>
     <w:tbl>
@@ -3230,6 +3371,7 @@
           <w:left w:w="80" w:type="dxa"/>
           <w:right w:w="80" w:type="dxa"/>
         </w:tblCellMar>
+        <w:tblLook w:val="04A0" w:firstRow="1" w:lastRow="0" w:firstColumn="1" w:lastColumn="0" w:noHBand="0" w:noVBand="1"/>
       </w:tblPr>
       <w:tblGrid>
         <w:gridCol w:w="700"/>
@@ -3252,10 +3394,8 @@
             <w:r>
               <w:rPr>
                 <w:b/>
-                <w:sz w:val="18"/>
-                <w:szCs w:val="18"/>
-              </w:rPr>
-              <w:t xml:space="preserve">ID</w:t>
+              </w:rPr>
+              <w:t>ID</w:t>
             </w:r>
           </w:p>
         </w:tc>
@@ -3271,10 +3411,8 @@
             <w:r>
               <w:rPr>
                 <w:b/>
-                <w:sz w:val="18"/>
-                <w:szCs w:val="18"/>
-              </w:rPr>
-              <w:t xml:space="preserve">Requirement</w:t>
+              </w:rPr>
+              <w:t>Requirement</w:t>
             </w:r>
           </w:p>
         </w:tc>
@@ -3290,10 +3428,8 @@
             <w:r>
               <w:rPr>
                 <w:b/>
-                <w:sz w:val="18"/>
-                <w:szCs w:val="18"/>
-              </w:rPr>
-              <w:t xml:space="preserve">Acceptance criterion</w:t>
+              </w:rPr>
+              <w:t>Acceptance criterion</w:t>
             </w:r>
           </w:p>
         </w:tc>
@@ -3308,11 +3444,7 @@
               <w:spacing w:before="20" w:after="20"/>
             </w:pPr>
             <w:r>
-              <w:rPr>
-                <w:sz w:val="18"/>
-                <w:szCs w:val="18"/>
-              </w:rPr>
-              <w:t xml:space="preserve">FR-1</w:t>
+              <w:t>FR-1</w:t>
             </w:r>
           </w:p>
         </w:tc>
@@ -3323,14 +3455,24 @@
           <w:p>
             <w:pPr>
               <w:spacing w:before="20" w:after="20"/>
-            </w:pPr>
-            <w:r>
-              <w:rPr>
-                <w:sz w:val="18"/>
-                <w:szCs w:val="18"/>
-              </w:rPr>
-              <w:t xml:space="preserve">On load, fetch a live quote for every holding from Finnhub</w:t>
-            </w:r>
+              <w:rPr>
+                <w:lang w:val="en-US"/>
+              </w:rPr>
+            </w:pPr>
+            <w:r>
+              <w:rPr>
+                <w:lang w:val="en-US"/>
+              </w:rPr>
+              <w:t xml:space="preserve">On load, fetch a live quote for every holding from </w:t>
+            </w:r>
+            <w:proofErr w:type="spellStart"/>
+            <w:r>
+              <w:rPr>
+                <w:lang w:val="en-US"/>
+              </w:rPr>
+              <w:t>Finnhub</w:t>
+            </w:r>
+            <w:proofErr w:type="spellEnd"/>
           </w:p>
         </w:tc>
         <w:tc>
@@ -3340,13 +3482,15 @@
           <w:p>
             <w:pPr>
               <w:spacing w:before="20" w:after="20"/>
-            </w:pPr>
-            <w:r>
-              <w:rPr>
-                <w:sz w:val="18"/>
-                <w:szCs w:val="18"/>
-              </w:rPr>
-              <w:t xml:space="preserve">All holdings show a price and day change within 10 seconds; failures are shown as “stale” with the last close, never hidden</w:t>
+              <w:rPr>
+                <w:lang w:val="en-US"/>
+              </w:rPr>
+            </w:pPr>
+            <w:r>
+              <w:rPr>
+                <w:lang w:val="en-US"/>
+              </w:rPr>
+              <w:t>All holdings show a price and day change within 10 seconds; failures are shown as “stale” with the last close, never hidden</w:t>
             </w:r>
           </w:p>
         </w:tc>
@@ -3361,11 +3505,7 @@
               <w:spacing w:before="20" w:after="20"/>
             </w:pPr>
             <w:r>
-              <w:rPr>
-                <w:sz w:val="18"/>
-                <w:szCs w:val="18"/>
-              </w:rPr>
-              <w:t xml:space="preserve">FR-2</w:t>
+              <w:t>FR-2</w:t>
             </w:r>
           </w:p>
         </w:tc>
@@ -3376,13 +3516,29 @@
           <w:p>
             <w:pPr>
               <w:spacing w:before="20" w:after="20"/>
-            </w:pPr>
-            <w:r>
-              <w:rPr>
-                <w:sz w:val="18"/>
-                <w:szCs w:val="18"/>
-              </w:rPr>
-              <w:t xml:space="preserve">Display optimised weights and the equivalent $1M allocation</w:t>
+              <w:rPr>
+                <w:lang w:val="en-US"/>
+              </w:rPr>
+            </w:pPr>
+            <w:r>
+              <w:rPr>
+                <w:lang w:val="en-US"/>
+              </w:rPr>
+              <w:t xml:space="preserve">Display </w:t>
+            </w:r>
+            <w:proofErr w:type="spellStart"/>
+            <w:r>
+              <w:rPr>
+                <w:lang w:val="en-US"/>
+              </w:rPr>
+              <w:t>optimised</w:t>
+            </w:r>
+            <w:proofErr w:type="spellEnd"/>
+            <w:r>
+              <w:rPr>
+                <w:lang w:val="en-US"/>
+              </w:rPr>
+              <w:t xml:space="preserve"> weights and the equivalent $1M allocation</w:t>
             </w:r>
           </w:p>
         </w:tc>
@@ -3393,13 +3549,15 @@
           <w:p>
             <w:pPr>
               <w:spacing w:before="20" w:after="20"/>
-            </w:pPr>
-            <w:r>
-              <w:rPr>
-                <w:sz w:val="18"/>
-                <w:szCs w:val="18"/>
-              </w:rPr>
-              <w:t xml:space="preserve">Weights sum to 100%; the user can switch between max-Sharpe, min-variance and equal weight</w:t>
+              <w:rPr>
+                <w:lang w:val="en-US"/>
+              </w:rPr>
+            </w:pPr>
+            <w:r>
+              <w:rPr>
+                <w:lang w:val="en-US"/>
+              </w:rPr>
+              <w:t>Weights sum to 100%; the user can switch between max-Sharpe, min-variance and equal weight</w:t>
             </w:r>
           </w:p>
         </w:tc>
@@ -3414,11 +3572,7 @@
               <w:spacing w:before="20" w:after="20"/>
             </w:pPr>
             <w:r>
-              <w:rPr>
-                <w:sz w:val="18"/>
-                <w:szCs w:val="18"/>
-              </w:rPr>
-              <w:t xml:space="preserve">FR-3</w:t>
+              <w:t>FR-3</w:t>
             </w:r>
           </w:p>
         </w:tc>
@@ -3429,13 +3583,15 @@
           <w:p>
             <w:pPr>
               <w:spacing w:before="20" w:after="20"/>
-            </w:pPr>
-            <w:r>
-              <w:rPr>
-                <w:sz w:val="18"/>
-                <w:szCs w:val="18"/>
-              </w:rPr>
-              <w:t xml:space="preserve">Show a trading-signal summary per holding</w:t>
+              <w:rPr>
+                <w:lang w:val="en-US"/>
+              </w:rPr>
+            </w:pPr>
+            <w:r>
+              <w:rPr>
+                <w:lang w:val="en-US"/>
+              </w:rPr>
+              <w:t>Show a trading-signal summary per holding</w:t>
             </w:r>
           </w:p>
         </w:tc>
@@ -3446,13 +3602,29 @@
           <w:p>
             <w:pPr>
               <w:spacing w:before="20" w:after="20"/>
-            </w:pPr>
-            <w:r>
-              <w:rPr>
-                <w:sz w:val="18"/>
-                <w:szCs w:val="18"/>
-              </w:rPr>
-              <w:t xml:space="preserve">Golden/death cross, RSI(14), MACD histogram sign and call tone with change are shown, with the as-of date</w:t>
+              <w:rPr>
+                <w:lang w:val="en-US"/>
+              </w:rPr>
+            </w:pPr>
+            <w:r>
+              <w:rPr>
+                <w:lang w:val="en-US"/>
+              </w:rPr>
+              <w:t xml:space="preserve">Golden/death cross, </w:t>
+            </w:r>
+            <w:proofErr w:type="gramStart"/>
+            <w:r>
+              <w:rPr>
+                <w:lang w:val="en-US"/>
+              </w:rPr>
+              <w:t>RSI(</w:t>
+            </w:r>
+            <w:proofErr w:type="gramEnd"/>
+            <w:r>
+              <w:rPr>
+                <w:lang w:val="en-US"/>
+              </w:rPr>
+              <w:t>14), MACD histogram sign and call tone with change are shown, with the as-of date</w:t>
             </w:r>
           </w:p>
         </w:tc>
@@ -3467,11 +3639,7 @@
               <w:spacing w:before="20" w:after="20"/>
             </w:pPr>
             <w:r>
-              <w:rPr>
-                <w:sz w:val="18"/>
-                <w:szCs w:val="18"/>
-              </w:rPr>
-              <w:t xml:space="preserve">FR-4</w:t>
+              <w:t>FR-4</w:t>
             </w:r>
           </w:p>
         </w:tc>
@@ -3482,13 +3650,15 @@
           <w:p>
             <w:pPr>
               <w:spacing w:before="20" w:after="20"/>
-            </w:pPr>
-            <w:r>
-              <w:rPr>
-                <w:sz w:val="18"/>
-                <w:szCs w:val="18"/>
-              </w:rPr>
-              <w:t xml:space="preserve">Render an LLM executive commentary on load</w:t>
+              <w:rPr>
+                <w:lang w:val="en-US"/>
+              </w:rPr>
+            </w:pPr>
+            <w:r>
+              <w:rPr>
+                <w:lang w:val="en-US"/>
+              </w:rPr>
+              <w:t>Render an LLM executive commentary on load</w:t>
             </w:r>
           </w:p>
         </w:tc>
@@ -3499,13 +3669,29 @@
           <w:p>
             <w:pPr>
               <w:spacing w:before="20" w:after="20"/>
-            </w:pPr>
-            <w:r>
-              <w:rPr>
-                <w:sz w:val="18"/>
-                <w:szCs w:val="18"/>
-              </w:rPr>
-              <w:t xml:space="preserve">With an OpenRouter key: four paragraphs written from the live quotes and signals, labelled with the model. Without a key: a computed signal summary and no pre-written text</w:t>
+              <w:rPr>
+                <w:lang w:val="en-US"/>
+              </w:rPr>
+            </w:pPr>
+            <w:r>
+              <w:rPr>
+                <w:lang w:val="en-US"/>
+              </w:rPr>
+              <w:t xml:space="preserve">With an </w:t>
+            </w:r>
+            <w:proofErr w:type="spellStart"/>
+            <w:r>
+              <w:rPr>
+                <w:lang w:val="en-US"/>
+              </w:rPr>
+              <w:t>OpenRouter</w:t>
+            </w:r>
+            <w:proofErr w:type="spellEnd"/>
+            <w:r>
+              <w:rPr>
+                <w:lang w:val="en-US"/>
+              </w:rPr>
+              <w:t xml:space="preserve"> key: four paragraphs written from the live quotes and signals, labelled with the model. Without a key: a computed signal summary and no pre-written text</w:t>
             </w:r>
           </w:p>
         </w:tc>
@@ -3520,11 +3706,7 @@
               <w:spacing w:before="20" w:after="20"/>
             </w:pPr>
             <w:r>
-              <w:rPr>
-                <w:sz w:val="18"/>
-                <w:szCs w:val="18"/>
-              </w:rPr>
-              <w:t xml:space="preserve">FR-5</w:t>
+              <w:t>FR-5</w:t>
             </w:r>
           </w:p>
         </w:tc>
@@ -3537,11 +3719,7 @@
               <w:spacing w:before="20" w:after="20"/>
             </w:pPr>
             <w:r>
-              <w:rPr>
-                <w:sz w:val="18"/>
-                <w:szCs w:val="18"/>
-              </w:rPr>
-              <w:t xml:space="preserve">Compare the weighting methods</w:t>
+              <w:t>Compare the weighting methods</w:t>
             </w:r>
           </w:p>
         </w:tc>
@@ -3552,13 +3730,15 @@
           <w:p>
             <w:pPr>
               <w:spacing w:before="20" w:after="20"/>
-            </w:pPr>
-            <w:r>
-              <w:rPr>
-                <w:sz w:val="18"/>
-                <w:szCs w:val="18"/>
-              </w:rPr>
-              <w:t xml:space="preserve">Expected return, volatility and Sharpe for all three methods and SPY over the same window, labelled in-sample</w:t>
+              <w:rPr>
+                <w:lang w:val="en-US"/>
+              </w:rPr>
+            </w:pPr>
+            <w:r>
+              <w:rPr>
+                <w:lang w:val="en-US"/>
+              </w:rPr>
+              <w:t>Expected return, volatility and Sharpe for all three methods and SPY over the same window, labelled in-sample</w:t>
             </w:r>
           </w:p>
         </w:tc>
@@ -3573,11 +3753,7 @@
               <w:spacing w:before="20" w:after="20"/>
             </w:pPr>
             <w:r>
-              <w:rPr>
-                <w:sz w:val="18"/>
-                <w:szCs w:val="18"/>
-              </w:rPr>
-              <w:t xml:space="preserve">FR-6</w:t>
+              <w:t>FR-6</w:t>
             </w:r>
           </w:p>
         </w:tc>
@@ -3588,13 +3764,15 @@
           <w:p>
             <w:pPr>
               <w:spacing w:before="20" w:after="20"/>
-            </w:pPr>
-            <w:r>
-              <w:rPr>
-                <w:sz w:val="18"/>
-                <w:szCs w:val="18"/>
-              </w:rPr>
-              <w:t xml:space="preserve">Link every holding to the full research dossier</w:t>
+              <w:rPr>
+                <w:lang w:val="en-US"/>
+              </w:rPr>
+            </w:pPr>
+            <w:r>
+              <w:rPr>
+                <w:lang w:val="en-US"/>
+              </w:rPr>
+              <w:t>Link every holding to the full research dossier</w:t>
             </w:r>
           </w:p>
         </w:tc>
@@ -3605,13 +3783,15 @@
           <w:p>
             <w:pPr>
               <w:spacing w:before="20" w:after="20"/>
-            </w:pPr>
-            <w:r>
-              <w:rPr>
-                <w:sz w:val="18"/>
-                <w:szCs w:val="18"/>
-              </w:rPr>
-              <w:t xml:space="preserve">Clicking a ticker opens the company view with score, chart, peers, analysts, news and call sentiment</w:t>
+              <w:rPr>
+                <w:lang w:val="en-US"/>
+              </w:rPr>
+            </w:pPr>
+            <w:r>
+              <w:rPr>
+                <w:lang w:val="en-US"/>
+              </w:rPr>
+              <w:t>Clicking a ticker opens the company view with score, chart, peers, analysts, news and call sentiment</w:t>
             </w:r>
           </w:p>
         </w:tc>
@@ -3626,11 +3806,7 @@
               <w:spacing w:before="20" w:after="20"/>
             </w:pPr>
             <w:r>
-              <w:rPr>
-                <w:sz w:val="18"/>
-                <w:szCs w:val="18"/>
-              </w:rPr>
-              <w:t xml:space="preserve">FR-7</w:t>
+              <w:t>FR-7</w:t>
             </w:r>
           </w:p>
         </w:tc>
@@ -3641,13 +3817,15 @@
           <w:p>
             <w:pPr>
               <w:spacing w:before="20" w:after="20"/>
-            </w:pPr>
-            <w:r>
-              <w:rPr>
-                <w:sz w:val="18"/>
-                <w:szCs w:val="18"/>
-              </w:rPr>
-              <w:t xml:space="preserve">Show the model's own track record</w:t>
+              <w:rPr>
+                <w:lang w:val="en-US"/>
+              </w:rPr>
+            </w:pPr>
+            <w:r>
+              <w:rPr>
+                <w:lang w:val="en-US"/>
+              </w:rPr>
+              <w:t>Show the model's own track record</w:t>
             </w:r>
           </w:p>
         </w:tc>
@@ -3658,13 +3836,43 @@
           <w:p>
             <w:pPr>
               <w:spacing w:before="20" w:after="20"/>
-            </w:pPr>
-            <w:r>
-              <w:rPr>
-                <w:sz w:val="18"/>
-                <w:szCs w:val="18"/>
-              </w:rPr>
-              <w:t xml:space="preserve">The backtest section states the rank correlation, quintile returns and per-category signal; its headline sentence is derived from the numbers</w:t>
+              <w:rPr>
+                <w:lang w:val="en-US"/>
+              </w:rPr>
+            </w:pPr>
+            <w:r>
+              <w:rPr>
+                <w:lang w:val="en-US"/>
+              </w:rPr>
+              <w:t xml:space="preserve">The </w:t>
+            </w:r>
+            <w:proofErr w:type="spellStart"/>
+            <w:r>
+              <w:rPr>
+                <w:lang w:val="en-US"/>
+              </w:rPr>
+              <w:t>backtest</w:t>
+            </w:r>
+            <w:proofErr w:type="spellEnd"/>
+            <w:r>
+              <w:rPr>
+                <w:lang w:val="en-US"/>
+              </w:rPr>
+              <w:t xml:space="preserve"> section states the rank </w:t>
+            </w:r>
+            <w:proofErr w:type="gramStart"/>
+            <w:r>
+              <w:rPr>
+                <w:lang w:val="en-US"/>
+              </w:rPr>
+              <w:t>correlation,</w:t>
+            </w:r>
+            <w:proofErr w:type="gramEnd"/>
+            <w:r>
+              <w:rPr>
+                <w:lang w:val="en-US"/>
+              </w:rPr>
+              <w:t xml:space="preserve"> quintile returns and per-category signal; its headline sentence is derived from the numbers</w:t>
             </w:r>
           </w:p>
         </w:tc>
@@ -3679,11 +3887,7 @@
               <w:spacing w:before="20" w:after="20"/>
             </w:pPr>
             <w:r>
-              <w:rPr>
-                <w:sz w:val="18"/>
-                <w:szCs w:val="18"/>
-              </w:rPr>
-              <w:t xml:space="preserve">FR-8</w:t>
+              <w:t>FR-8</w:t>
             </w:r>
           </w:p>
         </w:tc>
@@ -3696,11 +3900,7 @@
               <w:spacing w:before="20" w:after="20"/>
             </w:pPr>
             <w:r>
-              <w:rPr>
-                <w:sz w:val="18"/>
-                <w:szCs w:val="18"/>
-              </w:rPr>
-              <w:t xml:space="preserve">Handle keys safely</w:t>
+              <w:t>Handle keys safely</w:t>
             </w:r>
           </w:p>
         </w:tc>
@@ -3711,13 +3911,43 @@
           <w:p>
             <w:pPr>
               <w:spacing w:before="20" w:after="20"/>
-            </w:pPr>
-            <w:r>
-              <w:rPr>
-                <w:sz w:val="18"/>
-                <w:szCs w:val="18"/>
-              </w:rPr>
-              <w:t xml:space="preserve">Keys live in localStorage only; the setup screen appears when no Finnhub key is present; a bad key degrades one section, not the page</w:t>
+              <w:rPr>
+                <w:lang w:val="en-US"/>
+              </w:rPr>
+            </w:pPr>
+            <w:r>
+              <w:rPr>
+                <w:lang w:val="en-US"/>
+              </w:rPr>
+              <w:t xml:space="preserve">Keys live in </w:t>
+            </w:r>
+            <w:proofErr w:type="spellStart"/>
+            <w:r>
+              <w:rPr>
+                <w:lang w:val="en-US"/>
+              </w:rPr>
+              <w:t>localStorage</w:t>
+            </w:r>
+            <w:proofErr w:type="spellEnd"/>
+            <w:r>
+              <w:rPr>
+                <w:lang w:val="en-US"/>
+              </w:rPr>
+              <w:t xml:space="preserve"> only; the setup screen appears when no </w:t>
+            </w:r>
+            <w:proofErr w:type="spellStart"/>
+            <w:r>
+              <w:rPr>
+                <w:lang w:val="en-US"/>
+              </w:rPr>
+              <w:t>Finnhub</w:t>
+            </w:r>
+            <w:proofErr w:type="spellEnd"/>
+            <w:r>
+              <w:rPr>
+                <w:lang w:val="en-US"/>
+              </w:rPr>
+              <w:t xml:space="preserve"> key is present; a bad key degrades one section, not the page</w:t>
             </w:r>
           </w:p>
         </w:tc>
@@ -3732,11 +3962,7 @@
               <w:spacing w:before="20" w:after="20"/>
             </w:pPr>
             <w:r>
-              <w:rPr>
-                <w:sz w:val="18"/>
-                <w:szCs w:val="18"/>
-              </w:rPr>
-              <w:t xml:space="preserve">FR-9</w:t>
+              <w:t>FR-9</w:t>
             </w:r>
           </w:p>
         </w:tc>
@@ -3749,11 +3975,7 @@
               <w:spacing w:before="20" w:after="20"/>
             </w:pPr>
             <w:r>
-              <w:rPr>
-                <w:sz w:val="18"/>
-                <w:szCs w:val="18"/>
-              </w:rPr>
-              <w:t xml:space="preserve">Respect provider limits</w:t>
+              <w:t>Respect provider limits</w:t>
             </w:r>
           </w:p>
         </w:tc>
@@ -3764,13 +3986,23 @@
           <w:p>
             <w:pPr>
               <w:spacing w:before="20" w:after="20"/>
-            </w:pPr>
-            <w:r>
-              <w:rPr>
-                <w:sz w:val="18"/>
-                <w:szCs w:val="18"/>
-              </w:rPr>
-              <w:t xml:space="preserve">Finnhub burst limit handled with one retry; Twelve Data used only in the offline build; nothing is fetched twice within six hours</w:t>
+              <w:rPr>
+                <w:lang w:val="en-US"/>
+              </w:rPr>
+            </w:pPr>
+            <w:proofErr w:type="spellStart"/>
+            <w:r>
+              <w:rPr>
+                <w:lang w:val="en-US"/>
+              </w:rPr>
+              <w:t>Finnhub</w:t>
+            </w:r>
+            <w:proofErr w:type="spellEnd"/>
+            <w:r>
+              <w:rPr>
+                <w:lang w:val="en-US"/>
+              </w:rPr>
+              <w:t xml:space="preserve"> burst limit handled with one retry; Twelve Data used only in the offline build; nothing is fetched twice within six hours</w:t>
             </w:r>
           </w:p>
         </w:tc>
@@ -3785,11 +4017,7 @@
               <w:spacing w:before="20" w:after="20"/>
             </w:pPr>
             <w:r>
-              <w:rPr>
-                <w:sz w:val="18"/>
-                <w:szCs w:val="18"/>
-              </w:rPr>
-              <w:t xml:space="preserve">FR-10</w:t>
+              <w:t>FR-10</w:t>
             </w:r>
           </w:p>
         </w:tc>
@@ -3802,11 +4030,7 @@
               <w:spacing w:before="20" w:after="20"/>
             </w:pPr>
             <w:r>
-              <w:rPr>
-                <w:sz w:val="18"/>
-                <w:szCs w:val="18"/>
-              </w:rPr>
-              <w:t xml:space="preserve">Publish via GitHub Pages</w:t>
+              <w:t>Publish via GitHub Pages</w:t>
             </w:r>
           </w:p>
         </w:tc>
@@ -3817,13 +4041,15 @@
           <w:p>
             <w:pPr>
               <w:spacing w:before="20" w:after="20"/>
-            </w:pPr>
-            <w:r>
-              <w:rPr>
-                <w:sz w:val="18"/>
-                <w:szCs w:val="18"/>
-              </w:rPr>
-              <w:t xml:space="preserve">Every push to main builds and deploys; the URL is public</w:t>
+              <w:rPr>
+                <w:lang w:val="en-US"/>
+              </w:rPr>
+            </w:pPr>
+            <w:r>
+              <w:rPr>
+                <w:lang w:val="en-US"/>
+              </w:rPr>
+              <w:t>Every push to main builds and deploys; the URL is public</w:t>
             </w:r>
           </w:p>
         </w:tc>
@@ -3832,91 +4058,108 @@
     <w:p>
       <w:pPr>
         <w:spacing w:before="0" w:after="120"/>
-      </w:pPr>
-      <w:r>
-        <w:rPr>
-          <w:sz w:val="20"/>
-          <w:szCs w:val="20"/>
-        </w:rPr>
-        <w:t xml:space="preserve"/>
-      </w:r>
+        <w:rPr>
+          <w:lang w:val="en-US"/>
+        </w:rPr>
+      </w:pPr>
     </w:p>
     <w:p>
       <w:pPr>
         <w:keepNext/>
         <w:spacing w:before="160" w:after="60"/>
+        <w:rPr>
+          <w:lang w:val="en-US"/>
+        </w:rPr>
       </w:pPr>
       <w:r>
         <w:rPr>
           <w:b/>
           <w:sz w:val="21"/>
           <w:szCs w:val="21"/>
-        </w:rPr>
-        <w:t xml:space="preserve">Non-functional</w:t>
+          <w:lang w:val="en-US"/>
+        </w:rPr>
+        <w:t>Non-functional</w:t>
       </w:r>
     </w:p>
     <w:p>
       <w:pPr>
         <w:spacing w:before="0" w:after="60"/>
         <w:ind w:left="360" w:hanging="240"/>
-      </w:pPr>
-      <w:r>
-        <w:rPr>
-          <w:sz w:val="20"/>
-          <w:szCs w:val="20"/>
-        </w:rPr>
-        <w:t xml:space="preserve">–  </w:t>
-      </w:r>
-      <w:r>
-        <w:rPr>
-          <w:sz w:val="20"/>
-          <w:szCs w:val="20"/>
-        </w:rPr>
-        <w:t xml:space="preserve">Transparency: every number that is derived, reconstructed or model-generated is labelled as such next to where it appears.</w:t>
+        <w:rPr>
+          <w:lang w:val="en-US"/>
+        </w:rPr>
+      </w:pPr>
+      <w:r>
+        <w:rPr>
+          <w:sz w:val="20"/>
+          <w:szCs w:val="20"/>
+          <w:lang w:val="en-US"/>
+        </w:rPr>
+        <w:t>–  Transparency: every number that is derived, reconstructed or model-generated is labelled as such next to where it appears.</w:t>
       </w:r>
     </w:p>
     <w:p>
       <w:pPr>
         <w:spacing w:before="0" w:after="60"/>
         <w:ind w:left="360" w:hanging="240"/>
-      </w:pPr>
-      <w:r>
-        <w:rPr>
-          <w:sz w:val="20"/>
-          <w:szCs w:val="20"/>
-        </w:rPr>
-        <w:t xml:space="preserve">–  </w:t>
-      </w:r>
-      <w:r>
-        <w:rPr>
-          <w:sz w:val="20"/>
-          <w:szCs w:val="20"/>
-        </w:rPr>
-        <w:t xml:space="preserve">No invented data: without a key the application shows a setup screen, not sample companies.</w:t>
+        <w:rPr>
+          <w:lang w:val="en-US"/>
+        </w:rPr>
+      </w:pPr>
+      <w:r>
+        <w:rPr>
+          <w:sz w:val="20"/>
+          <w:szCs w:val="20"/>
+          <w:lang w:val="en-US"/>
+        </w:rPr>
+        <w:t>–  No invented data: without a key the application shows a setup screen, not sample companies.</w:t>
       </w:r>
     </w:p>
     <w:p>
       <w:pPr>
         <w:spacing w:before="0" w:after="60"/>
         <w:ind w:left="360" w:hanging="240"/>
-      </w:pPr>
-      <w:r>
-        <w:rPr>
-          <w:sz w:val="20"/>
-          <w:szCs w:val="20"/>
-        </w:rPr>
-        <w:t xml:space="preserve">–  </w:t>
-      </w:r>
-      <w:r>
-        <w:rPr>
-          <w:sz w:val="20"/>
-          <w:szCs w:val="20"/>
-        </w:rPr>
-        <w:t xml:space="preserve">Tests: 41 unit tests over the scoring, sentiment, indicator and provider-parsing modules, including the invariant that analyst opinion changes the score by exactly zero.</w:t>
+        <w:rPr>
+          <w:lang w:val="en-US"/>
+        </w:rPr>
+      </w:pPr>
+      <w:r>
+        <w:rPr>
+          <w:sz w:val="20"/>
+          <w:szCs w:val="20"/>
+          <w:lang w:val="en-US"/>
+        </w:rPr>
+        <w:t xml:space="preserve">–  Tests: </w:t>
+      </w:r>
+      <w:proofErr w:type="gramStart"/>
+      <w:r>
+        <w:rPr>
+          <w:sz w:val="20"/>
+          <w:szCs w:val="20"/>
+          <w:lang w:val="en-US"/>
+        </w:rPr>
+        <w:t>41 unit</w:t>
+      </w:r>
+      <w:proofErr w:type="gramEnd"/>
+      <w:r>
+        <w:rPr>
+          <w:sz w:val="20"/>
+          <w:szCs w:val="20"/>
+          <w:lang w:val="en-US"/>
+        </w:rPr>
+        <w:t xml:space="preserve"> tests over the scoring, sentiment, indicator and provider-parsing modules, including the invariant that analyst opinion changes the score by exactly zero.</w:t>
       </w:r>
     </w:p>
     <w:p>
-      <w:r>
+      <w:pPr>
+        <w:rPr>
+          <w:lang w:val="en-US"/>
+        </w:rPr>
+      </w:pPr>
+      <w:r>
+        <w:rPr>
+          <w:lang w:val="en-US"/>
+        </w:rPr>
         <w:br w:type="page"/>
       </w:r>
     </w:p>
@@ -3924,6 +4167,9 @@
       <w:pPr>
         <w:keepNext/>
         <w:spacing w:before="360" w:after="160"/>
+        <w:rPr>
+          <w:lang w:val="en-US"/>
+        </w:rPr>
       </w:pPr>
       <w:r>
         <w:rPr>
@@ -3931,20 +4177,44 @@
           <w:color w:val="1F2A44"/>
           <w:sz w:val="30"/>
           <w:szCs w:val="30"/>
-        </w:rPr>
-        <w:t xml:space="preserve">Part B — Portfolio construction</w:t>
+          <w:lang w:val="en-US"/>
+        </w:rPr>
+        <w:lastRenderedPageBreak/>
+        <w:t>Part B — Portfolio construction</w:t>
       </w:r>
     </w:p>
     <w:p>
       <w:pPr>
         <w:spacing w:before="0" w:after="120"/>
-      </w:pPr>
-      <w:r>
-        <w:rPr>
-          <w:sz w:val="20"/>
-          <w:szCs w:val="20"/>
-        </w:rPr>
-        <w:t xml:space="preserve">Selection was run on 2026-09-04 with the rules in Part A. The funnel, the resulting holdings and the optimisation are below; the same numbers drive the dashboard.</w:t>
+        <w:rPr>
+          <w:lang w:val="en-US"/>
+        </w:rPr>
+      </w:pPr>
+      <w:r>
+        <w:rPr>
+          <w:sz w:val="20"/>
+          <w:szCs w:val="20"/>
+          <w:lang w:val="en-US"/>
+        </w:rPr>
+        <w:t xml:space="preserve">Selection was run on 2026-09-04 with the rules in Part A. The funnel, the resulting holdings and the </w:t>
+      </w:r>
+      <w:proofErr w:type="spellStart"/>
+      <w:r>
+        <w:rPr>
+          <w:sz w:val="20"/>
+          <w:szCs w:val="20"/>
+          <w:lang w:val="en-US"/>
+        </w:rPr>
+        <w:t>optimisation</w:t>
+      </w:r>
+      <w:proofErr w:type="spellEnd"/>
+      <w:r>
+        <w:rPr>
+          <w:sz w:val="20"/>
+          <w:szCs w:val="20"/>
+          <w:lang w:val="en-US"/>
+        </w:rPr>
+        <w:t xml:space="preserve"> are below; the same numbers drive the dashboard.</w:t>
       </w:r>
     </w:p>
     <w:p>
@@ -3959,7 +4229,7 @@
           <w:sz w:val="24"/>
           <w:szCs w:val="24"/>
         </w:rPr>
-        <w:t xml:space="preserve">1. Selection funnel</w:t>
+        <w:t>1. Selection funnel</w:t>
       </w:r>
     </w:p>
     <w:tbl>
@@ -3978,6 +4248,7 @@
           <w:left w:w="80" w:type="dxa"/>
           <w:right w:w="80" w:type="dxa"/>
         </w:tblCellMar>
+        <w:tblLook w:val="04A0" w:firstRow="1" w:lastRow="0" w:firstColumn="1" w:lastColumn="0" w:noHBand="0" w:noVBand="1"/>
       </w:tblPr>
       <w:tblGrid>
         <w:gridCol w:w="8100"/>
@@ -3999,10 +4270,8 @@
             <w:r>
               <w:rPr>
                 <w:b/>
-                <w:sz w:val="18"/>
-                <w:szCs w:val="18"/>
-              </w:rPr>
-              <w:t xml:space="preserve">Step</w:t>
+              </w:rPr>
+              <w:t>Step</w:t>
             </w:r>
           </w:p>
         </w:tc>
@@ -4019,10 +4288,8 @@
             <w:r>
               <w:rPr>
                 <w:b/>
-                <w:sz w:val="18"/>
-                <w:szCs w:val="18"/>
-              </w:rPr>
-              <w:t xml:space="preserve">Companies</w:t>
+              </w:rPr>
+              <w:t>Companies</w:t>
             </w:r>
           </w:p>
         </w:tc>
@@ -4035,13 +4302,15 @@
           <w:p>
             <w:pPr>
               <w:spacing w:before="20" w:after="20"/>
-            </w:pPr>
-            <w:r>
-              <w:rPr>
-                <w:sz w:val="18"/>
-                <w:szCs w:val="18"/>
-              </w:rPr>
-              <w:t xml:space="preserve">S&amp;P 500 companies with an earnings-call transcript in the course archive</w:t>
+              <w:rPr>
+                <w:lang w:val="en-US"/>
+              </w:rPr>
+            </w:pPr>
+            <w:r>
+              <w:rPr>
+                <w:lang w:val="en-US"/>
+              </w:rPr>
+              <w:t>S&amp;P 500 companies with an earnings-call transcript in the course archive</w:t>
             </w:r>
           </w:p>
         </w:tc>
@@ -4055,11 +4324,7 @@
               <w:jc w:val="right"/>
             </w:pPr>
             <w:r>
-              <w:rPr>
-                <w:sz w:val="18"/>
-                <w:szCs w:val="18"/>
-              </w:rPr>
-              <w:t xml:space="preserve">383</w:t>
+              <w:t>383</w:t>
             </w:r>
           </w:p>
         </w:tc>
@@ -4074,11 +4339,7 @@
               <w:spacing w:before="20" w:after="20"/>
             </w:pPr>
             <w:r>
-              <w:rPr>
-                <w:sz w:val="18"/>
-                <w:szCs w:val="18"/>
-              </w:rPr>
-              <w:t xml:space="preserve">… with Finnhub fundamentals</w:t>
+              <w:t>… with Finnhub fundamentals</w:t>
             </w:r>
           </w:p>
         </w:tc>
@@ -4092,11 +4353,7 @@
               <w:jc w:val="right"/>
             </w:pPr>
             <w:r>
-              <w:rPr>
-                <w:sz w:val="18"/>
-                <w:szCs w:val="18"/>
-              </w:rPr>
-              <w:t xml:space="preserve">372</w:t>
+              <w:t>372</w:t>
             </w:r>
           </w:p>
         </w:tc>
@@ -4109,13 +4366,15 @@
           <w:p>
             <w:pPr>
               <w:spacing w:before="20" w:after="20"/>
-            </w:pPr>
-            <w:r>
-              <w:rPr>
-                <w:sz w:val="18"/>
-                <w:szCs w:val="18"/>
-              </w:rPr>
-              <w:t xml:space="preserve">… cheaper than industry peers, profitable, acceptable call tone</w:t>
+              <w:rPr>
+                <w:lang w:val="en-US"/>
+              </w:rPr>
+            </w:pPr>
+            <w:r>
+              <w:rPr>
+                <w:lang w:val="en-US"/>
+              </w:rPr>
+              <w:t>… cheaper than industry peers, profitable, acceptable call tone</w:t>
             </w:r>
           </w:p>
         </w:tc>
@@ -4129,11 +4388,7 @@
               <w:jc w:val="right"/>
             </w:pPr>
             <w:r>
-              <w:rPr>
-                <w:sz w:val="18"/>
-                <w:szCs w:val="18"/>
-              </w:rPr>
-              <w:t xml:space="preserve">171</w:t>
+              <w:t>171</w:t>
             </w:r>
           </w:p>
         </w:tc>
@@ -4146,13 +4401,15 @@
           <w:p>
             <w:pPr>
               <w:spacing w:before="20" w:after="20"/>
-            </w:pPr>
-            <w:r>
-              <w:rPr>
-                <w:sz w:val="18"/>
-                <w:szCs w:val="18"/>
-              </w:rPr>
-              <w:t xml:space="preserve">… after the industry cap (max 4 per industry), priced</w:t>
+              <w:rPr>
+                <w:lang w:val="en-US"/>
+              </w:rPr>
+            </w:pPr>
+            <w:r>
+              <w:rPr>
+                <w:lang w:val="en-US"/>
+              </w:rPr>
+              <w:t>… after the industry cap (max 4 per industry), priced</w:t>
             </w:r>
           </w:p>
         </w:tc>
@@ -4166,11 +4423,7 @@
               <w:jc w:val="right"/>
             </w:pPr>
             <w:r>
-              <w:rPr>
-                <w:sz w:val="18"/>
-                <w:szCs w:val="18"/>
-              </w:rPr>
-              <w:t xml:space="preserve">40</w:t>
+              <w:t>40</w:t>
             </w:r>
           </w:p>
         </w:tc>
@@ -4183,13 +4436,15 @@
           <w:p>
             <w:pPr>
               <w:spacing w:before="20" w:after="20"/>
-            </w:pPr>
-            <w:r>
-              <w:rPr>
-                <w:sz w:val="18"/>
-                <w:szCs w:val="18"/>
-              </w:rPr>
-              <w:t xml:space="preserve">… on a golden cross, above the 200-day average, RSI &lt; 70</w:t>
+              <w:rPr>
+                <w:lang w:val="en-US"/>
+              </w:rPr>
+            </w:pPr>
+            <w:r>
+              <w:rPr>
+                <w:lang w:val="en-US"/>
+              </w:rPr>
+              <w:t>… on a golden cross, above the 200-day average, RSI &lt; 70</w:t>
             </w:r>
           </w:p>
         </w:tc>
@@ -4203,11 +4458,7 @@
               <w:jc w:val="right"/>
             </w:pPr>
             <w:r>
-              <w:rPr>
-                <w:sz w:val="18"/>
-                <w:szCs w:val="18"/>
-              </w:rPr>
-              <w:t xml:space="preserve">16</w:t>
+              <w:t>16</w:t>
             </w:r>
           </w:p>
         </w:tc>
@@ -4220,13 +4471,15 @@
           <w:p>
             <w:pPr>
               <w:spacing w:before="20" w:after="20"/>
-            </w:pPr>
-            <w:r>
-              <w:rPr>
-                <w:sz w:val="18"/>
-                <w:szCs w:val="18"/>
-              </w:rPr>
-              <w:t xml:space="preserve">Portfolio (top by composite rank)</w:t>
+              <w:rPr>
+                <w:lang w:val="en-US"/>
+              </w:rPr>
+            </w:pPr>
+            <w:r>
+              <w:rPr>
+                <w:lang w:val="en-US"/>
+              </w:rPr>
+              <w:t>Portfolio (top by composite rank)</w:t>
             </w:r>
           </w:p>
         </w:tc>
@@ -4240,11 +4493,7 @@
               <w:jc w:val="right"/>
             </w:pPr>
             <w:r>
-              <w:rPr>
-                <w:sz w:val="18"/>
-                <w:szCs w:val="18"/>
-              </w:rPr>
-              <w:t xml:space="preserve">16</w:t>
+              <w:t>16</w:t>
             </w:r>
           </w:p>
         </w:tc>
@@ -4254,24 +4503,21 @@
       <w:pPr>
         <w:spacing w:before="0" w:after="120"/>
       </w:pPr>
-      <w:r>
-        <w:rPr>
-          <w:sz w:val="20"/>
-          <w:szCs w:val="20"/>
-        </w:rPr>
-        <w:t xml:space="preserve"/>
-      </w:r>
     </w:p>
     <w:p>
       <w:pPr>
         <w:spacing w:before="0" w:after="120"/>
-      </w:pPr>
-      <w:r>
-        <w:rPr>
-          <w:sz w:val="20"/>
-          <w:szCs w:val="20"/>
-        </w:rPr>
-        <w:t xml:space="preserve">The largest single reason for exclusion was not being cheaper than peers (128 companies), followed by loss-making businesses (40) and a deteriorating call (29). The technical filter then removed 24 of 40 priced candidates — cheap names that were still in a downtrend.</w:t>
+        <w:rPr>
+          <w:lang w:val="en-US"/>
+        </w:rPr>
+      </w:pPr>
+      <w:r>
+        <w:rPr>
+          <w:sz w:val="20"/>
+          <w:szCs w:val="20"/>
+          <w:lang w:val="en-US"/>
+        </w:rPr>
+        <w:t>The largest single reason for exclusion was not being cheaper than peers (128 companies), followed by loss-making businesses (40) and a deteriorating call (29). The technical filter then removed 24 of 40 priced candidates — cheap names that were still in a downtrend.</w:t>
       </w:r>
     </w:p>
     <w:p>
@@ -4286,7 +4532,7 @@
           <w:sz w:val="24"/>
           <w:szCs w:val="24"/>
         </w:rPr>
-        <w:t xml:space="preserve">2. Holdings (16) and weights</w:t>
+        <w:t>2. Holdings (16) and weights</w:t>
       </w:r>
     </w:p>
     <w:tbl>
@@ -4305,6 +4551,7 @@
           <w:left w:w="80" w:type="dxa"/>
           <w:right w:w="80" w:type="dxa"/>
         </w:tblCellMar>
+        <w:tblLook w:val="04A0" w:firstRow="1" w:lastRow="0" w:firstColumn="1" w:lastColumn="0" w:noHBand="0" w:noVBand="1"/>
       </w:tblPr>
       <w:tblGrid>
         <w:gridCol w:w="800"/>
@@ -4332,10 +4579,8 @@
             <w:r>
               <w:rPr>
                 <w:b/>
-                <w:sz w:val="18"/>
-                <w:szCs w:val="18"/>
-              </w:rPr>
-              <w:t xml:space="preserve">Ticker</w:t>
+              </w:rPr>
+              <w:t>Ticker</w:t>
             </w:r>
           </w:p>
         </w:tc>
@@ -4351,10 +4596,8 @@
             <w:r>
               <w:rPr>
                 <w:b/>
-                <w:sz w:val="18"/>
-                <w:szCs w:val="18"/>
-              </w:rPr>
-              <w:t xml:space="preserve">Company</w:t>
+              </w:rPr>
+              <w:t>Company</w:t>
             </w:r>
           </w:p>
         </w:tc>
@@ -4370,10 +4613,8 @@
             <w:r>
               <w:rPr>
                 <w:b/>
-                <w:sz w:val="18"/>
-                <w:szCs w:val="18"/>
-              </w:rPr>
-              <w:t xml:space="preserve">Industry</w:t>
+              </w:rPr>
+              <w:t>Industry</w:t>
             </w:r>
           </w:p>
         </w:tc>
@@ -4390,10 +4631,8 @@
             <w:r>
               <w:rPr>
                 <w:b/>
-                <w:sz w:val="18"/>
-                <w:szCs w:val="18"/>
-              </w:rPr>
-              <w:t xml:space="preserve">Max Sharpe</w:t>
+              </w:rPr>
+              <w:t>Max Sharpe</w:t>
             </w:r>
           </w:p>
         </w:tc>
@@ -4410,10 +4649,8 @@
             <w:r>
               <w:rPr>
                 <w:b/>
-                <w:sz w:val="18"/>
-                <w:szCs w:val="18"/>
-              </w:rPr>
-              <w:t xml:space="preserve">Min var</w:t>
+              </w:rPr>
+              <w:t>Min var</w:t>
             </w:r>
           </w:p>
         </w:tc>
@@ -4430,10 +4667,8 @@
             <w:r>
               <w:rPr>
                 <w:b/>
-                <w:sz w:val="18"/>
-                <w:szCs w:val="18"/>
-              </w:rPr>
-              <w:t xml:space="preserve">P/E vs peer</w:t>
+              </w:rPr>
+              <w:t>P/E vs peer</w:t>
             </w:r>
           </w:p>
         </w:tc>
@@ -4450,10 +4685,8 @@
             <w:r>
               <w:rPr>
                 <w:b/>
-                <w:sz w:val="18"/>
-                <w:szCs w:val="18"/>
-              </w:rPr>
-              <w:t xml:space="preserve">Tone (Δ)</w:t>
+              </w:rPr>
+              <w:t>Tone (Δ)</w:t>
             </w:r>
           </w:p>
         </w:tc>
@@ -4470,10 +4703,8 @@
             <w:r>
               <w:rPr>
                 <w:b/>
-                <w:sz w:val="18"/>
-                <w:szCs w:val="18"/>
-              </w:rPr>
-              <w:t xml:space="preserve">RSI</w:t>
+              </w:rPr>
+              <w:t>RSI</w:t>
             </w:r>
           </w:p>
         </w:tc>
@@ -4488,11 +4719,7 @@
               <w:spacing w:before="20" w:after="20"/>
             </w:pPr>
             <w:r>
-              <w:rPr>
-                <w:sz w:val="18"/>
-                <w:szCs w:val="18"/>
-              </w:rPr>
-              <w:t xml:space="preserve">ALL</w:t>
+              <w:t>ALL</w:t>
             </w:r>
           </w:p>
         </w:tc>
@@ -4505,11 +4732,7 @@
               <w:spacing w:before="20" w:after="20"/>
             </w:pPr>
             <w:r>
-              <w:rPr>
-                <w:sz w:val="18"/>
-                <w:szCs w:val="18"/>
-              </w:rPr>
-              <w:t xml:space="preserve">Allstate Corp</w:t>
+              <w:t>Allstate Corp</w:t>
             </w:r>
           </w:p>
         </w:tc>
@@ -4522,11 +4745,7 @@
               <w:spacing w:before="20" w:after="20"/>
             </w:pPr>
             <w:r>
-              <w:rPr>
-                <w:sz w:val="18"/>
-                <w:szCs w:val="18"/>
-              </w:rPr>
-              <w:t xml:space="preserve">Insurance</w:t>
+              <w:t>Insurance</w:t>
             </w:r>
           </w:p>
         </w:tc>
@@ -4540,11 +4759,7 @@
               <w:jc w:val="right"/>
             </w:pPr>
             <w:r>
-              <w:rPr>
-                <w:sz w:val="18"/>
-                <w:szCs w:val="18"/>
-              </w:rPr>
-              <w:t xml:space="preserve">10.0%</w:t>
+              <w:t>10.0%</w:t>
             </w:r>
           </w:p>
         </w:tc>
@@ -4558,11 +4773,7 @@
               <w:jc w:val="right"/>
             </w:pPr>
             <w:r>
-              <w:rPr>
-                <w:sz w:val="18"/>
-                <w:szCs w:val="18"/>
-              </w:rPr>
-              <w:t xml:space="preserve">10.0%</w:t>
+              <w:t>10.0%</w:t>
             </w:r>
           </w:p>
         </w:tc>
@@ -4576,11 +4787,7 @@
               <w:jc w:val="right"/>
             </w:pPr>
             <w:r>
-              <w:rPr>
-                <w:sz w:val="18"/>
-                <w:szCs w:val="18"/>
-              </w:rPr>
-              <w:t xml:space="preserve">5.0 / 13.1</w:t>
+              <w:t>5.0 / 13.1</w:t>
             </w:r>
           </w:p>
         </w:tc>
@@ -4594,11 +4801,7 @@
               <w:jc w:val="right"/>
             </w:pPr>
             <w:r>
-              <w:rPr>
-                <w:sz w:val="18"/>
-                <w:szCs w:val="18"/>
-              </w:rPr>
-              <w:t xml:space="preserve">0.71 (+0.11)</w:t>
+              <w:t>0.71 (+0.11)</w:t>
             </w:r>
           </w:p>
         </w:tc>
@@ -4612,11 +4815,7 @@
               <w:jc w:val="right"/>
             </w:pPr>
             <w:r>
-              <w:rPr>
-                <w:sz w:val="18"/>
-                <w:szCs w:val="18"/>
-              </w:rPr>
-              <w:t xml:space="preserve">55</w:t>
+              <w:t>55</w:t>
             </w:r>
           </w:p>
         </w:tc>
@@ -4631,11 +4830,7 @@
               <w:spacing w:before="20" w:after="20"/>
             </w:pPr>
             <w:r>
-              <w:rPr>
-                <w:sz w:val="18"/>
-                <w:szCs w:val="18"/>
-              </w:rPr>
-              <w:t xml:space="preserve">INCY</w:t>
+              <w:t>INCY</w:t>
             </w:r>
           </w:p>
         </w:tc>
@@ -4648,11 +4843,7 @@
               <w:spacing w:before="20" w:after="20"/>
             </w:pPr>
             <w:r>
-              <w:rPr>
-                <w:sz w:val="18"/>
-                <w:szCs w:val="18"/>
-              </w:rPr>
-              <w:t xml:space="preserve">Incyte Corp</w:t>
+              <w:t>Incyte Corp</w:t>
             </w:r>
           </w:p>
         </w:tc>
@@ -4665,11 +4856,7 @@
               <w:spacing w:before="20" w:after="20"/>
             </w:pPr>
             <w:r>
-              <w:rPr>
-                <w:sz w:val="18"/>
-                <w:szCs w:val="18"/>
-              </w:rPr>
-              <w:t xml:space="preserve">Biotechnology</w:t>
+              <w:t>Biotechnology</w:t>
             </w:r>
           </w:p>
         </w:tc>
@@ -4683,11 +4870,7 @@
               <w:jc w:val="right"/>
             </w:pPr>
             <w:r>
-              <w:rPr>
-                <w:sz w:val="18"/>
-                <w:szCs w:val="18"/>
-              </w:rPr>
-              <w:t xml:space="preserve">10.0%</w:t>
+              <w:t>10.0%</w:t>
             </w:r>
           </w:p>
         </w:tc>
@@ -4701,11 +4884,7 @@
               <w:jc w:val="right"/>
             </w:pPr>
             <w:r>
-              <w:rPr>
-                <w:sz w:val="18"/>
-                <w:szCs w:val="18"/>
-              </w:rPr>
-              <w:t xml:space="preserve">10.0%</w:t>
+              <w:t>10.0%</w:t>
             </w:r>
           </w:p>
         </w:tc>
@@ -4719,11 +4898,7 @@
               <w:jc w:val="right"/>
             </w:pPr>
             <w:r>
-              <w:rPr>
-                <w:sz w:val="18"/>
-                <w:szCs w:val="18"/>
-              </w:rPr>
-              <w:t xml:space="preserve">16.1 / 20.3</w:t>
+              <w:t>16.1 / 20.3</w:t>
             </w:r>
           </w:p>
         </w:tc>
@@ -4737,11 +4912,7 @@
               <w:jc w:val="right"/>
             </w:pPr>
             <w:r>
-              <w:rPr>
-                <w:sz w:val="18"/>
-                <w:szCs w:val="18"/>
-              </w:rPr>
-              <w:t xml:space="preserve">0.87 (+0.02)</w:t>
+              <w:t>0.87 (+0.02)</w:t>
             </w:r>
           </w:p>
         </w:tc>
@@ -4755,11 +4926,7 @@
               <w:jc w:val="right"/>
             </w:pPr>
             <w:r>
-              <w:rPr>
-                <w:sz w:val="18"/>
-                <w:szCs w:val="18"/>
-              </w:rPr>
-              <w:t xml:space="preserve">59</w:t>
+              <w:t>59</w:t>
             </w:r>
           </w:p>
         </w:tc>
@@ -4774,11 +4941,7 @@
               <w:spacing w:before="20" w:after="20"/>
             </w:pPr>
             <w:r>
-              <w:rPr>
-                <w:sz w:val="18"/>
-                <w:szCs w:val="18"/>
-              </w:rPr>
-              <w:t xml:space="preserve">DAL</w:t>
+              <w:t>DAL</w:t>
             </w:r>
           </w:p>
         </w:tc>
@@ -4791,11 +4954,7 @@
               <w:spacing w:before="20" w:after="20"/>
             </w:pPr>
             <w:r>
-              <w:rPr>
-                <w:sz w:val="18"/>
-                <w:szCs w:val="18"/>
-              </w:rPr>
-              <w:t xml:space="preserve">Delta Air Lines Inc</w:t>
+              <w:t>Delta Air Lines Inc</w:t>
             </w:r>
           </w:p>
         </w:tc>
@@ -4808,11 +4967,7 @@
               <w:spacing w:before="20" w:after="20"/>
             </w:pPr>
             <w:r>
-              <w:rPr>
-                <w:sz w:val="18"/>
-                <w:szCs w:val="18"/>
-              </w:rPr>
-              <w:t xml:space="preserve">Airlines</w:t>
+              <w:t>Airlines</w:t>
             </w:r>
           </w:p>
         </w:tc>
@@ -4826,11 +4981,7 @@
               <w:jc w:val="right"/>
             </w:pPr>
             <w:r>
-              <w:rPr>
-                <w:sz w:val="18"/>
-                <w:szCs w:val="18"/>
-              </w:rPr>
-              <w:t xml:space="preserve">10.0%</w:t>
+              <w:t>10.0%</w:t>
             </w:r>
           </w:p>
         </w:tc>
@@ -4844,11 +4995,7 @@
               <w:jc w:val="right"/>
             </w:pPr>
             <w:r>
-              <w:rPr>
-                <w:sz w:val="18"/>
-                <w:szCs w:val="18"/>
-              </w:rPr>
-              <w:t xml:space="preserve">2.0%</w:t>
+              <w:t>2.0%</w:t>
             </w:r>
           </w:p>
         </w:tc>
@@ -4862,11 +5009,7 @@
               <w:jc w:val="right"/>
             </w:pPr>
             <w:r>
-              <w:rPr>
-                <w:sz w:val="18"/>
-                <w:szCs w:val="18"/>
-              </w:rPr>
-              <w:t xml:space="preserve">13.1 / 23.0</w:t>
+              <w:t>13.1 / 23.0</w:t>
             </w:r>
           </w:p>
         </w:tc>
@@ -4880,11 +5023,7 @@
               <w:jc w:val="right"/>
             </w:pPr>
             <w:r>
-              <w:rPr>
-                <w:sz w:val="18"/>
-                <w:szCs w:val="18"/>
-              </w:rPr>
-              <w:t xml:space="preserve">0.80 (+0.04)</w:t>
+              <w:t>0.80 (+0.04)</w:t>
             </w:r>
           </w:p>
         </w:tc>
@@ -4898,11 +5037,7 @@
               <w:jc w:val="right"/>
             </w:pPr>
             <w:r>
-              <w:rPr>
-                <w:sz w:val="18"/>
-                <w:szCs w:val="18"/>
-              </w:rPr>
-              <w:t xml:space="preserve">37</w:t>
+              <w:t>37</w:t>
             </w:r>
           </w:p>
         </w:tc>
@@ -4917,11 +5052,7 @@
               <w:spacing w:before="20" w:after="20"/>
             </w:pPr>
             <w:r>
-              <w:rPr>
-                <w:sz w:val="18"/>
-                <w:szCs w:val="18"/>
-              </w:rPr>
-              <w:t xml:space="preserve">NVDA</w:t>
+              <w:t>NVDA</w:t>
             </w:r>
           </w:p>
         </w:tc>
@@ -4934,11 +5065,7 @@
               <w:spacing w:before="20" w:after="20"/>
             </w:pPr>
             <w:r>
-              <w:rPr>
-                <w:sz w:val="18"/>
-                <w:szCs w:val="18"/>
-              </w:rPr>
-              <w:t xml:space="preserve">NVIDIA Corp</w:t>
+              <w:t>NVIDIA Corp</w:t>
             </w:r>
           </w:p>
         </w:tc>
@@ -4951,11 +5078,7 @@
               <w:spacing w:before="20" w:after="20"/>
             </w:pPr>
             <w:r>
-              <w:rPr>
-                <w:sz w:val="18"/>
-                <w:szCs w:val="18"/>
-              </w:rPr>
-              <w:t xml:space="preserve">Semiconductors</w:t>
+              <w:t>Semiconductors</w:t>
             </w:r>
           </w:p>
         </w:tc>
@@ -4969,11 +5092,7 @@
               <w:jc w:val="right"/>
             </w:pPr>
             <w:r>
-              <w:rPr>
-                <w:sz w:val="18"/>
-                <w:szCs w:val="18"/>
-              </w:rPr>
-              <w:t xml:space="preserve">10.0%</w:t>
+              <w:t>10.0%</w:t>
             </w:r>
           </w:p>
         </w:tc>
@@ -4987,11 +5106,7 @@
               <w:jc w:val="right"/>
             </w:pPr>
             <w:r>
-              <w:rPr>
-                <w:sz w:val="18"/>
-                <w:szCs w:val="18"/>
-              </w:rPr>
-              <w:t xml:space="preserve">8.0%</w:t>
+              <w:t>8.0%</w:t>
             </w:r>
           </w:p>
         </w:tc>
@@ -5005,11 +5120,7 @@
               <w:jc w:val="right"/>
             </w:pPr>
             <w:r>
-              <w:rPr>
-                <w:sz w:val="18"/>
-                <w:szCs w:val="18"/>
-              </w:rPr>
-              <w:t xml:space="preserve">28.0 / 36.1</w:t>
+              <w:t>28.0 / 36.1</w:t>
             </w:r>
           </w:p>
         </w:tc>
@@ -5023,11 +5134,7 @@
               <w:jc w:val="right"/>
             </w:pPr>
             <w:r>
-              <w:rPr>
-                <w:sz w:val="18"/>
-                <w:szCs w:val="18"/>
-              </w:rPr>
-              <w:t xml:space="preserve">0.90 (+0.09)</w:t>
+              <w:t>0.90 (+0.09)</w:t>
             </w:r>
           </w:p>
         </w:tc>
@@ -5041,11 +5148,7 @@
               <w:jc w:val="right"/>
             </w:pPr>
             <w:r>
-              <w:rPr>
-                <w:sz w:val="18"/>
-                <w:szCs w:val="18"/>
-              </w:rPr>
-              <w:t xml:space="preserve">59</w:t>
+              <w:t>59</w:t>
             </w:r>
           </w:p>
         </w:tc>
@@ -5060,11 +5163,7 @@
               <w:spacing w:before="20" w:after="20"/>
             </w:pPr>
             <w:r>
-              <w:rPr>
-                <w:sz w:val="18"/>
-                <w:szCs w:val="18"/>
-              </w:rPr>
-              <w:t xml:space="preserve">SPG</w:t>
+              <w:t>SPG</w:t>
             </w:r>
           </w:p>
         </w:tc>
@@ -5077,11 +5176,7 @@
               <w:spacing w:before="20" w:after="20"/>
             </w:pPr>
             <w:r>
-              <w:rPr>
-                <w:sz w:val="18"/>
-                <w:szCs w:val="18"/>
-              </w:rPr>
-              <w:t xml:space="preserve">Simon Property Group Inc</w:t>
+              <w:t>Simon Property Group Inc</w:t>
             </w:r>
           </w:p>
         </w:tc>
@@ -5094,11 +5189,7 @@
               <w:spacing w:before="20" w:after="20"/>
             </w:pPr>
             <w:r>
-              <w:rPr>
-                <w:sz w:val="18"/>
-                <w:szCs w:val="18"/>
-              </w:rPr>
-              <w:t xml:space="preserve">Real Estate</w:t>
+              <w:t>Real Estate</w:t>
             </w:r>
           </w:p>
         </w:tc>
@@ -5112,11 +5203,7 @@
               <w:jc w:val="right"/>
             </w:pPr>
             <w:r>
-              <w:rPr>
-                <w:sz w:val="18"/>
-                <w:szCs w:val="18"/>
-              </w:rPr>
-              <w:t xml:space="preserve">10.0%</w:t>
+              <w:t>10.0%</w:t>
             </w:r>
           </w:p>
         </w:tc>
@@ -5130,11 +5217,7 @@
               <w:jc w:val="right"/>
             </w:pPr>
             <w:r>
-              <w:rPr>
-                <w:sz w:val="18"/>
-                <w:szCs w:val="18"/>
-              </w:rPr>
-              <w:t xml:space="preserve">10.0%</w:t>
+              <w:t>10.0%</w:t>
             </w:r>
           </w:p>
         </w:tc>
@@ -5148,11 +5231,7 @@
               <w:jc w:val="right"/>
             </w:pPr>
             <w:r>
-              <w:rPr>
-                <w:sz w:val="18"/>
-                <w:szCs w:val="18"/>
-              </w:rPr>
-              <w:t xml:space="preserve">14.8 / 36.1</w:t>
+              <w:t>14.8 / 36.1</w:t>
             </w:r>
           </w:p>
         </w:tc>
@@ -5166,11 +5245,7 @@
               <w:jc w:val="right"/>
             </w:pPr>
             <w:r>
-              <w:rPr>
-                <w:sz w:val="18"/>
-                <w:szCs w:val="18"/>
-              </w:rPr>
-              <w:t xml:space="preserve">0.81 (+0.03)</w:t>
+              <w:t>0.81 (+0.03)</w:t>
             </w:r>
           </w:p>
         </w:tc>
@@ -5184,11 +5259,7 @@
               <w:jc w:val="right"/>
             </w:pPr>
             <w:r>
-              <w:rPr>
-                <w:sz w:val="18"/>
-                <w:szCs w:val="18"/>
-              </w:rPr>
-              <w:t xml:space="preserve">35</w:t>
+              <w:t>35</w:t>
             </w:r>
           </w:p>
         </w:tc>
@@ -5203,11 +5274,7 @@
               <w:spacing w:before="20" w:after="20"/>
             </w:pPr>
             <w:r>
-              <w:rPr>
-                <w:sz w:val="18"/>
-                <w:szCs w:val="18"/>
-              </w:rPr>
-              <w:t xml:space="preserve">SOLV</w:t>
+              <w:t>SOLV</w:t>
             </w:r>
           </w:p>
         </w:tc>
@@ -5220,11 +5287,7 @@
               <w:spacing w:before="20" w:after="20"/>
             </w:pPr>
             <w:r>
-              <w:rPr>
-                <w:sz w:val="18"/>
-                <w:szCs w:val="18"/>
-              </w:rPr>
-              <w:t xml:space="preserve">Solventum Corp</w:t>
+              <w:t>Solventum Corp</w:t>
             </w:r>
           </w:p>
         </w:tc>
@@ -5237,11 +5300,7 @@
               <w:spacing w:before="20" w:after="20"/>
             </w:pPr>
             <w:r>
-              <w:rPr>
-                <w:sz w:val="18"/>
-                <w:szCs w:val="18"/>
-              </w:rPr>
-              <w:t xml:space="preserve">Health Care</w:t>
+              <w:t>Health Care</w:t>
             </w:r>
           </w:p>
         </w:tc>
@@ -5255,11 +5314,7 @@
               <w:jc w:val="right"/>
             </w:pPr>
             <w:r>
-              <w:rPr>
-                <w:sz w:val="18"/>
-                <w:szCs w:val="18"/>
-              </w:rPr>
-              <w:t xml:space="preserve">10.0%</w:t>
+              <w:t>10.0%</w:t>
             </w:r>
           </w:p>
         </w:tc>
@@ -5273,11 +5328,7 @@
               <w:jc w:val="right"/>
             </w:pPr>
             <w:r>
-              <w:rPr>
-                <w:sz w:val="18"/>
-                <w:szCs w:val="18"/>
-              </w:rPr>
-              <w:t xml:space="preserve">2.0%</w:t>
+              <w:t>2.0%</w:t>
             </w:r>
           </w:p>
         </w:tc>
@@ -5291,11 +5342,7 @@
               <w:jc w:val="right"/>
             </w:pPr>
             <w:r>
-              <w:rPr>
-                <w:sz w:val="18"/>
-                <w:szCs w:val="18"/>
-              </w:rPr>
-              <w:t xml:space="preserve">10.3 / 26.1</w:t>
+              <w:t>10.3 / 26.1</w:t>
             </w:r>
           </w:p>
         </w:tc>
@@ -5309,11 +5356,7 @@
               <w:jc w:val="right"/>
             </w:pPr>
             <w:r>
-              <w:rPr>
-                <w:sz w:val="18"/>
-                <w:szCs w:val="18"/>
-              </w:rPr>
-              <w:t xml:space="preserve">0.67 (+0.06)</w:t>
+              <w:t>0.67 (+0.06)</w:t>
             </w:r>
           </w:p>
         </w:tc>
@@ -5327,11 +5370,7 @@
               <w:jc w:val="right"/>
             </w:pPr>
             <w:r>
-              <w:rPr>
-                <w:sz w:val="18"/>
-                <w:szCs w:val="18"/>
-              </w:rPr>
-              <w:t xml:space="preserve">68</w:t>
+              <w:t>68</w:t>
             </w:r>
           </w:p>
         </w:tc>
@@ -5346,11 +5385,7 @@
               <w:spacing w:before="20" w:after="20"/>
             </w:pPr>
             <w:r>
-              <w:rPr>
-                <w:sz w:val="18"/>
-                <w:szCs w:val="18"/>
-              </w:rPr>
-              <w:t xml:space="preserve">DVA</w:t>
+              <w:t>DVA</w:t>
             </w:r>
           </w:p>
         </w:tc>
@@ -5363,11 +5398,7 @@
               <w:spacing w:before="20" w:after="20"/>
             </w:pPr>
             <w:r>
-              <w:rPr>
-                <w:sz w:val="18"/>
-                <w:szCs w:val="18"/>
-              </w:rPr>
-              <w:t xml:space="preserve">DaVita Inc</w:t>
+              <w:t>DaVita Inc</w:t>
             </w:r>
           </w:p>
         </w:tc>
@@ -5380,11 +5411,7 @@
               <w:spacing w:before="20" w:after="20"/>
             </w:pPr>
             <w:r>
-              <w:rPr>
-                <w:sz w:val="18"/>
-                <w:szCs w:val="18"/>
-              </w:rPr>
-              <w:t xml:space="preserve">Health Care</w:t>
+              <w:t>Health Care</w:t>
             </w:r>
           </w:p>
         </w:tc>
@@ -5398,11 +5425,7 @@
               <w:jc w:val="right"/>
             </w:pPr>
             <w:r>
-              <w:rPr>
-                <w:sz w:val="18"/>
-                <w:szCs w:val="18"/>
-              </w:rPr>
-              <w:t xml:space="preserve">10.0%</w:t>
+              <w:t>10.0%</w:t>
             </w:r>
           </w:p>
         </w:tc>
@@ -5416,11 +5439,7 @@
               <w:jc w:val="right"/>
             </w:pPr>
             <w:r>
-              <w:rPr>
-                <w:sz w:val="18"/>
-                <w:szCs w:val="18"/>
-              </w:rPr>
-              <w:t xml:space="preserve">7.4%</w:t>
+              <w:t>7.4%</w:t>
             </w:r>
           </w:p>
         </w:tc>
@@ -5434,11 +5453,7 @@
               <w:jc w:val="right"/>
             </w:pPr>
             <w:r>
-              <w:rPr>
-                <w:sz w:val="18"/>
-                <w:szCs w:val="18"/>
-              </w:rPr>
-              <w:t xml:space="preserve">13.7 / 26.1</w:t>
+              <w:t>13.7 / 26.1</w:t>
             </w:r>
           </w:p>
         </w:tc>
@@ -5452,11 +5467,7 @@
               <w:jc w:val="right"/>
             </w:pPr>
             <w:r>
-              <w:rPr>
-                <w:sz w:val="18"/>
-                <w:szCs w:val="18"/>
-              </w:rPr>
-              <w:t xml:space="preserve">0.59 (+0.22)</w:t>
+              <w:t>0.59 (+0.22)</w:t>
             </w:r>
           </w:p>
         </w:tc>
@@ -5470,11 +5481,7 @@
               <w:jc w:val="right"/>
             </w:pPr>
             <w:r>
-              <w:rPr>
-                <w:sz w:val="18"/>
-                <w:szCs w:val="18"/>
-              </w:rPr>
-              <w:t xml:space="preserve">41</w:t>
+              <w:t>41</w:t>
             </w:r>
           </w:p>
         </w:tc>
@@ -5489,11 +5496,7 @@
               <w:spacing w:before="20" w:after="20"/>
             </w:pPr>
             <w:r>
-              <w:rPr>
-                <w:sz w:val="18"/>
-                <w:szCs w:val="18"/>
-              </w:rPr>
-              <w:t xml:space="preserve">EXPE</w:t>
+              <w:t>EXPE</w:t>
             </w:r>
           </w:p>
         </w:tc>
@@ -5506,11 +5509,7 @@
               <w:spacing w:before="20" w:after="20"/>
             </w:pPr>
             <w:r>
-              <w:rPr>
-                <w:sz w:val="18"/>
-                <w:szCs w:val="18"/>
-              </w:rPr>
-              <w:t xml:space="preserve">Expedia Group Inc</w:t>
+              <w:t>Expedia Group Inc</w:t>
             </w:r>
           </w:p>
         </w:tc>
@@ -5523,10 +5522,6 @@
               <w:spacing w:before="20" w:after="20"/>
             </w:pPr>
             <w:r>
-              <w:rPr>
-                <w:sz w:val="18"/>
-                <w:szCs w:val="18"/>
-              </w:rPr>
               <w:t xml:space="preserve">Hotels, Restaurants &amp; </w:t>
             </w:r>
           </w:p>
@@ -5541,11 +5536,7 @@
               <w:jc w:val="right"/>
             </w:pPr>
             <w:r>
-              <w:rPr>
-                <w:sz w:val="18"/>
-                <w:szCs w:val="18"/>
-              </w:rPr>
-              <w:t xml:space="preserve">10.0%</w:t>
+              <w:t>10.0%</w:t>
             </w:r>
           </w:p>
         </w:tc>
@@ -5559,11 +5550,7 @@
               <w:jc w:val="right"/>
             </w:pPr>
             <w:r>
-              <w:rPr>
-                <w:sz w:val="18"/>
-                <w:szCs w:val="18"/>
-              </w:rPr>
-              <w:t xml:space="preserve">2.0%</w:t>
+              <w:t>2.0%</w:t>
             </w:r>
           </w:p>
         </w:tc>
@@ -5577,11 +5564,7 @@
               <w:jc w:val="right"/>
             </w:pPr>
             <w:r>
-              <w:rPr>
-                <w:sz w:val="18"/>
-                <w:szCs w:val="18"/>
-              </w:rPr>
-              <w:t xml:space="preserve">18.0 / 19.9</w:t>
+              <w:t>18.0 / 19.9</w:t>
             </w:r>
           </w:p>
         </w:tc>
@@ -5595,11 +5578,7 @@
               <w:jc w:val="right"/>
             </w:pPr>
             <w:r>
-              <w:rPr>
-                <w:sz w:val="18"/>
-                <w:szCs w:val="18"/>
-              </w:rPr>
-              <w:t xml:space="preserve">0.91 (+0.04)</w:t>
+              <w:t>0.91 (+0.04)</w:t>
             </w:r>
           </w:p>
         </w:tc>
@@ -5613,11 +5592,7 @@
               <w:jc w:val="right"/>
             </w:pPr>
             <w:r>
-              <w:rPr>
-                <w:sz w:val="18"/>
-                <w:szCs w:val="18"/>
-              </w:rPr>
-              <w:t xml:space="preserve">46</w:t>
+              <w:t>46</w:t>
             </w:r>
           </w:p>
         </w:tc>
@@ -5632,11 +5607,7 @@
               <w:spacing w:before="20" w:after="20"/>
             </w:pPr>
             <w:r>
-              <w:rPr>
-                <w:sz w:val="18"/>
-                <w:szCs w:val="18"/>
-              </w:rPr>
-              <w:t xml:space="preserve">GEN</w:t>
+              <w:t>GEN</w:t>
             </w:r>
           </w:p>
         </w:tc>
@@ -5649,11 +5620,7 @@
               <w:spacing w:before="20" w:after="20"/>
             </w:pPr>
             <w:r>
-              <w:rPr>
-                <w:sz w:val="18"/>
-                <w:szCs w:val="18"/>
-              </w:rPr>
-              <w:t xml:space="preserve">Gen Digital Inc</w:t>
+              <w:t>Gen Digital Inc</w:t>
             </w:r>
           </w:p>
         </w:tc>
@@ -5666,11 +5633,7 @@
               <w:spacing w:before="20" w:after="20"/>
             </w:pPr>
             <w:r>
-              <w:rPr>
-                <w:sz w:val="18"/>
-                <w:szCs w:val="18"/>
-              </w:rPr>
-              <w:t xml:space="preserve">Technology</w:t>
+              <w:t>Technology</w:t>
             </w:r>
           </w:p>
         </w:tc>
@@ -5684,11 +5647,7 @@
               <w:jc w:val="right"/>
             </w:pPr>
             <w:r>
-              <w:rPr>
-                <w:sz w:val="18"/>
-                <w:szCs w:val="18"/>
-              </w:rPr>
-              <w:t xml:space="preserve">4.9%</w:t>
+              <w:t>4.9%</w:t>
             </w:r>
           </w:p>
         </w:tc>
@@ -5702,11 +5661,7 @@
               <w:jc w:val="right"/>
             </w:pPr>
             <w:r>
-              <w:rPr>
-                <w:sz w:val="18"/>
-                <w:szCs w:val="18"/>
-              </w:rPr>
-              <w:t xml:space="preserve">8.7%</w:t>
+              <w:t>8.7%</w:t>
             </w:r>
           </w:p>
         </w:tc>
@@ -5720,11 +5675,7 @@
               <w:jc w:val="right"/>
             </w:pPr>
             <w:r>
-              <w:rPr>
-                <w:sz w:val="18"/>
-                <w:szCs w:val="18"/>
-              </w:rPr>
-              <w:t xml:space="preserve">17.7 / 27.7</w:t>
+              <w:t>17.7 / 27.7</w:t>
             </w:r>
           </w:p>
         </w:tc>
@@ -5738,11 +5689,7 @@
               <w:jc w:val="right"/>
             </w:pPr>
             <w:r>
-              <w:rPr>
-                <w:sz w:val="18"/>
-                <w:szCs w:val="18"/>
-              </w:rPr>
-              <w:t xml:space="preserve">0.93 (+0.06)</w:t>
+              <w:t>0.93 (+0.06)</w:t>
             </w:r>
           </w:p>
         </w:tc>
@@ -5756,11 +5703,7 @@
               <w:jc w:val="right"/>
             </w:pPr>
             <w:r>
-              <w:rPr>
-                <w:sz w:val="18"/>
-                <w:szCs w:val="18"/>
-              </w:rPr>
-              <w:t xml:space="preserve">67</w:t>
+              <w:t>67</w:t>
             </w:r>
           </w:p>
         </w:tc>
@@ -5775,11 +5718,7 @@
               <w:spacing w:before="20" w:after="20"/>
             </w:pPr>
             <w:r>
-              <w:rPr>
-                <w:sz w:val="18"/>
-                <w:szCs w:val="18"/>
-              </w:rPr>
-              <w:t xml:space="preserve">OXY</w:t>
+              <w:t>OXY</w:t>
             </w:r>
           </w:p>
         </w:tc>
@@ -5792,11 +5731,7 @@
               <w:spacing w:before="20" w:after="20"/>
             </w:pPr>
             <w:r>
-              <w:rPr>
-                <w:sz w:val="18"/>
-                <w:szCs w:val="18"/>
-              </w:rPr>
-              <w:t xml:space="preserve">Occidental Petroleum Corp</w:t>
+              <w:t>Occidental Petroleum Corp</w:t>
             </w:r>
           </w:p>
         </w:tc>
@@ -5809,11 +5744,7 @@
               <w:spacing w:before="20" w:after="20"/>
             </w:pPr>
             <w:r>
-              <w:rPr>
-                <w:sz w:val="18"/>
-                <w:szCs w:val="18"/>
-              </w:rPr>
-              <w:t xml:space="preserve">Energy</w:t>
+              <w:t>Energy</w:t>
             </w:r>
           </w:p>
         </w:tc>
@@ -5827,11 +5758,7 @@
               <w:jc w:val="right"/>
             </w:pPr>
             <w:r>
-              <w:rPr>
-                <w:sz w:val="18"/>
-                <w:szCs w:val="18"/>
-              </w:rPr>
-              <w:t xml:space="preserve">3.1%</w:t>
+              <w:t>3.1%</w:t>
             </w:r>
           </w:p>
         </w:tc>
@@ -5845,11 +5772,7 @@
               <w:jc w:val="right"/>
             </w:pPr>
             <w:r>
-              <w:rPr>
-                <w:sz w:val="18"/>
-                <w:szCs w:val="18"/>
-              </w:rPr>
-              <w:t xml:space="preserve">10.0%</w:t>
+              <w:t>10.0%</w:t>
             </w:r>
           </w:p>
         </w:tc>
@@ -5863,11 +5786,7 @@
               <w:jc w:val="right"/>
             </w:pPr>
             <w:r>
-              <w:rPr>
-                <w:sz w:val="18"/>
-                <w:szCs w:val="18"/>
-              </w:rPr>
-              <w:t xml:space="preserve">8.4 / 16.5</w:t>
+              <w:t>8.4 / 16.5</w:t>
             </w:r>
           </w:p>
         </w:tc>
@@ -5881,11 +5800,7 @@
               <w:jc w:val="right"/>
             </w:pPr>
             <w:r>
-              <w:rPr>
-                <w:sz w:val="18"/>
-                <w:szCs w:val="18"/>
-              </w:rPr>
-              <w:t xml:space="preserve">0.66 (+0.04)</w:t>
+              <w:t>0.66 (+0.04)</w:t>
             </w:r>
           </w:p>
         </w:tc>
@@ -5899,11 +5814,7 @@
               <w:jc w:val="right"/>
             </w:pPr>
             <w:r>
-              <w:rPr>
-                <w:sz w:val="18"/>
-                <w:szCs w:val="18"/>
-              </w:rPr>
-              <w:t xml:space="preserve">60</w:t>
+              <w:t>60</w:t>
             </w:r>
           </w:p>
         </w:tc>
@@ -5918,11 +5829,8 @@
               <w:spacing w:before="20" w:after="20"/>
             </w:pPr>
             <w:r>
-              <w:rPr>
-                <w:sz w:val="18"/>
-                <w:szCs w:val="18"/>
-              </w:rPr>
-              <w:t xml:space="preserve">CI</w:t>
+              <w:lastRenderedPageBreak/>
+              <w:t>CI</w:t>
             </w:r>
           </w:p>
         </w:tc>
@@ -5935,11 +5843,7 @@
               <w:spacing w:before="20" w:after="20"/>
             </w:pPr>
             <w:r>
-              <w:rPr>
-                <w:sz w:val="18"/>
-                <w:szCs w:val="18"/>
-              </w:rPr>
-              <w:t xml:space="preserve">Cigna Group</w:t>
+              <w:t>Cigna Group</w:t>
             </w:r>
           </w:p>
         </w:tc>
@@ -5952,11 +5856,7 @@
               <w:spacing w:before="20" w:after="20"/>
             </w:pPr>
             <w:r>
-              <w:rPr>
-                <w:sz w:val="18"/>
-                <w:szCs w:val="18"/>
-              </w:rPr>
-              <w:t xml:space="preserve">Health Care</w:t>
+              <w:t>Health Care</w:t>
             </w:r>
           </w:p>
         </w:tc>
@@ -5970,11 +5870,7 @@
               <w:jc w:val="right"/>
             </w:pPr>
             <w:r>
-              <w:rPr>
-                <w:sz w:val="18"/>
-                <w:szCs w:val="18"/>
-              </w:rPr>
-              <w:t xml:space="preserve">2.0%</w:t>
+              <w:t>2.0%</w:t>
             </w:r>
           </w:p>
         </w:tc>
@@ -5988,11 +5884,7 @@
               <w:jc w:val="right"/>
             </w:pPr>
             <w:r>
-              <w:rPr>
-                <w:sz w:val="18"/>
-                <w:szCs w:val="18"/>
-              </w:rPr>
-              <w:t xml:space="preserve">10.0%</w:t>
+              <w:t>10.0%</w:t>
             </w:r>
           </w:p>
         </w:tc>
@@ -6006,11 +5898,7 @@
               <w:jc w:val="right"/>
             </w:pPr>
             <w:r>
-              <w:rPr>
-                <w:sz w:val="18"/>
-                <w:szCs w:val="18"/>
-              </w:rPr>
-              <w:t xml:space="preserve">11.6 / 26.1</w:t>
+              <w:t>11.6 / 26.1</w:t>
             </w:r>
           </w:p>
         </w:tc>
@@ -6024,11 +5912,7 @@
               <w:jc w:val="right"/>
             </w:pPr>
             <w:r>
-              <w:rPr>
-                <w:sz w:val="18"/>
-                <w:szCs w:val="18"/>
-              </w:rPr>
-              <w:t xml:space="preserve">0.82 (-0.01)</w:t>
+              <w:t>0.82 (-0.01)</w:t>
             </w:r>
           </w:p>
         </w:tc>
@@ -6042,11 +5926,7 @@
               <w:jc w:val="right"/>
             </w:pPr>
             <w:r>
-              <w:rPr>
-                <w:sz w:val="18"/>
-                <w:szCs w:val="18"/>
-              </w:rPr>
-              <w:t xml:space="preserve">56</w:t>
+              <w:t>56</w:t>
             </w:r>
           </w:p>
         </w:tc>
@@ -6061,11 +5941,7 @@
               <w:spacing w:before="20" w:after="20"/>
             </w:pPr>
             <w:r>
-              <w:rPr>
-                <w:sz w:val="18"/>
-                <w:szCs w:val="18"/>
-              </w:rPr>
-              <w:t xml:space="preserve">FRT</w:t>
+              <w:t>FRT</w:t>
             </w:r>
           </w:p>
         </w:tc>
@@ -6078,10 +5954,6 @@
               <w:spacing w:before="20" w:after="20"/>
             </w:pPr>
             <w:r>
-              <w:rPr>
-                <w:sz w:val="18"/>
-                <w:szCs w:val="18"/>
-              </w:rPr>
               <w:t xml:space="preserve">Federal Realty Investment </w:t>
             </w:r>
           </w:p>
@@ -6095,11 +5967,7 @@
               <w:spacing w:before="20" w:after="20"/>
             </w:pPr>
             <w:r>
-              <w:rPr>
-                <w:sz w:val="18"/>
-                <w:szCs w:val="18"/>
-              </w:rPr>
-              <w:t xml:space="preserve">Real Estate</w:t>
+              <w:t>Real Estate</w:t>
             </w:r>
           </w:p>
         </w:tc>
@@ -6113,11 +5981,7 @@
               <w:jc w:val="right"/>
             </w:pPr>
             <w:r>
-              <w:rPr>
-                <w:sz w:val="18"/>
-                <w:szCs w:val="18"/>
-              </w:rPr>
-              <w:t xml:space="preserve">2.0%</w:t>
+              <w:t>2.0%</w:t>
             </w:r>
           </w:p>
         </w:tc>
@@ -6131,11 +5995,7 @@
               <w:jc w:val="right"/>
             </w:pPr>
             <w:r>
-              <w:rPr>
-                <w:sz w:val="18"/>
-                <w:szCs w:val="18"/>
-              </w:rPr>
-              <w:t xml:space="preserve">10.0%</w:t>
+              <w:t>10.0%</w:t>
             </w:r>
           </w:p>
         </w:tc>
@@ -6149,11 +6009,7 @@
               <w:jc w:val="right"/>
             </w:pPr>
             <w:r>
-              <w:rPr>
-                <w:sz w:val="18"/>
-                <w:szCs w:val="18"/>
-              </w:rPr>
-              <w:t xml:space="preserve">23.5 / 36.1</w:t>
+              <w:t>23.5 / 36.1</w:t>
             </w:r>
           </w:p>
         </w:tc>
@@ -6167,11 +6023,7 @@
               <w:jc w:val="right"/>
             </w:pPr>
             <w:r>
-              <w:rPr>
-                <w:sz w:val="18"/>
-                <w:szCs w:val="18"/>
-              </w:rPr>
-              <w:t xml:space="preserve">0.87 (+0.03)</w:t>
+              <w:t>0.87 (+0.03)</w:t>
             </w:r>
           </w:p>
         </w:tc>
@@ -6185,11 +6037,7 @@
               <w:jc w:val="right"/>
             </w:pPr>
             <w:r>
-              <w:rPr>
-                <w:sz w:val="18"/>
-                <w:szCs w:val="18"/>
-              </w:rPr>
-              <w:t xml:space="preserve">42</w:t>
+              <w:t>42</w:t>
             </w:r>
           </w:p>
         </w:tc>
@@ -6204,11 +6052,7 @@
               <w:spacing w:before="20" w:after="20"/>
             </w:pPr>
             <w:r>
-              <w:rPr>
-                <w:sz w:val="18"/>
-                <w:szCs w:val="18"/>
-              </w:rPr>
-              <w:t xml:space="preserve">AES</w:t>
+              <w:t>AES</w:t>
             </w:r>
           </w:p>
         </w:tc>
@@ -6221,11 +6065,7 @@
               <w:spacing w:before="20" w:after="20"/>
             </w:pPr>
             <w:r>
-              <w:rPr>
-                <w:sz w:val="18"/>
-                <w:szCs w:val="18"/>
-              </w:rPr>
-              <w:t xml:space="preserve">AES Corp</w:t>
+              <w:t>AES Corp</w:t>
             </w:r>
           </w:p>
         </w:tc>
@@ -6238,11 +6078,7 @@
               <w:spacing w:before="20" w:after="20"/>
             </w:pPr>
             <w:r>
-              <w:rPr>
-                <w:sz w:val="18"/>
-                <w:szCs w:val="18"/>
-              </w:rPr>
-              <w:t xml:space="preserve">Utilities</w:t>
+              <w:t>Utilities</w:t>
             </w:r>
           </w:p>
         </w:tc>
@@ -6256,11 +6092,7 @@
               <w:jc w:val="right"/>
             </w:pPr>
             <w:r>
-              <w:rPr>
-                <w:sz w:val="18"/>
-                <w:szCs w:val="18"/>
-              </w:rPr>
-              <w:t xml:space="preserve">2.0%</w:t>
+              <w:t>2.0%</w:t>
             </w:r>
           </w:p>
         </w:tc>
@@ -6274,11 +6106,7 @@
               <w:jc w:val="right"/>
             </w:pPr>
             <w:r>
-              <w:rPr>
-                <w:sz w:val="18"/>
-                <w:szCs w:val="18"/>
-              </w:rPr>
-              <w:t xml:space="preserve">3.9%</w:t>
+              <w:t>3.9%</w:t>
             </w:r>
           </w:p>
         </w:tc>
@@ -6292,11 +6120,7 @@
               <w:jc w:val="right"/>
             </w:pPr>
             <w:r>
-              <w:rPr>
-                <w:sz w:val="18"/>
-                <w:szCs w:val="18"/>
-              </w:rPr>
-              <w:t xml:space="preserve">5.6 / 21.0</w:t>
+              <w:t>5.6 / 21.0</w:t>
             </w:r>
           </w:p>
         </w:tc>
@@ -6310,11 +6134,7 @@
               <w:jc w:val="right"/>
             </w:pPr>
             <w:r>
-              <w:rPr>
-                <w:sz w:val="18"/>
-                <w:szCs w:val="18"/>
-              </w:rPr>
-              <w:t xml:space="preserve">0.80 (-0.00)</w:t>
+              <w:t>0.80 (-0.00)</w:t>
             </w:r>
           </w:p>
         </w:tc>
@@ -6328,11 +6148,7 @@
               <w:jc w:val="right"/>
             </w:pPr>
             <w:r>
-              <w:rPr>
-                <w:sz w:val="18"/>
-                <w:szCs w:val="18"/>
-              </w:rPr>
-              <w:t xml:space="preserve">55</w:t>
+              <w:t>55</w:t>
             </w:r>
           </w:p>
         </w:tc>
@@ -6347,11 +6163,7 @@
               <w:spacing w:before="20" w:after="20"/>
             </w:pPr>
             <w:r>
-              <w:rPr>
-                <w:sz w:val="18"/>
-                <w:szCs w:val="18"/>
-              </w:rPr>
-              <w:t xml:space="preserve">BBY</w:t>
+              <w:t>BBY</w:t>
             </w:r>
           </w:p>
         </w:tc>
@@ -6364,11 +6176,7 @@
               <w:spacing w:before="20" w:after="20"/>
             </w:pPr>
             <w:r>
-              <w:rPr>
-                <w:sz w:val="18"/>
-                <w:szCs w:val="18"/>
-              </w:rPr>
-              <w:t xml:space="preserve">Best Buy Co Inc</w:t>
+              <w:t>Best Buy Co Inc</w:t>
             </w:r>
           </w:p>
         </w:tc>
@@ -6381,11 +6189,7 @@
               <w:spacing w:before="20" w:after="20"/>
             </w:pPr>
             <w:r>
-              <w:rPr>
-                <w:sz w:val="18"/>
-                <w:szCs w:val="18"/>
-              </w:rPr>
-              <w:t xml:space="preserve">Retail</w:t>
+              <w:t>Retail</w:t>
             </w:r>
           </w:p>
         </w:tc>
@@ -6399,11 +6203,7 @@
               <w:jc w:val="right"/>
             </w:pPr>
             <w:r>
-              <w:rPr>
-                <w:sz w:val="18"/>
-                <w:szCs w:val="18"/>
-              </w:rPr>
-              <w:t xml:space="preserve">2.0%</w:t>
+              <w:t>2.0%</w:t>
             </w:r>
           </w:p>
         </w:tc>
@@ -6417,11 +6217,7 @@
               <w:jc w:val="right"/>
             </w:pPr>
             <w:r>
-              <w:rPr>
-                <w:sz w:val="18"/>
-                <w:szCs w:val="18"/>
-              </w:rPr>
-              <w:t xml:space="preserve">2.0%</w:t>
+              <w:t>2.0%</w:t>
             </w:r>
           </w:p>
         </w:tc>
@@ -6435,11 +6231,7 @@
               <w:jc w:val="right"/>
             </w:pPr>
             <w:r>
-              <w:rPr>
-                <w:sz w:val="18"/>
-                <w:szCs w:val="18"/>
-              </w:rPr>
-              <w:t xml:space="preserve">14.6 / 20.3</w:t>
+              <w:t>14.6 / 20.3</w:t>
             </w:r>
           </w:p>
         </w:tc>
@@ -6453,11 +6245,7 @@
               <w:jc w:val="right"/>
             </w:pPr>
             <w:r>
-              <w:rPr>
-                <w:sz w:val="18"/>
-                <w:szCs w:val="18"/>
-              </w:rPr>
-              <w:t xml:space="preserve">0.77 (+0.17)</w:t>
+              <w:t>0.77 (+0.17)</w:t>
             </w:r>
           </w:p>
         </w:tc>
@@ -6471,11 +6259,7 @@
               <w:jc w:val="right"/>
             </w:pPr>
             <w:r>
-              <w:rPr>
-                <w:sz w:val="18"/>
-                <w:szCs w:val="18"/>
-              </w:rPr>
-              <w:t xml:space="preserve">56</w:t>
+              <w:t>56</w:t>
             </w:r>
           </w:p>
         </w:tc>
@@ -6490,11 +6274,7 @@
               <w:spacing w:before="20" w:after="20"/>
             </w:pPr>
             <w:r>
-              <w:rPr>
-                <w:sz w:val="18"/>
-                <w:szCs w:val="18"/>
-              </w:rPr>
-              <w:t xml:space="preserve">EMN</w:t>
+              <w:t>EMN</w:t>
             </w:r>
           </w:p>
         </w:tc>
@@ -6507,11 +6287,7 @@
               <w:spacing w:before="20" w:after="20"/>
             </w:pPr>
             <w:r>
-              <w:rPr>
-                <w:sz w:val="18"/>
-                <w:szCs w:val="18"/>
-              </w:rPr>
-              <w:t xml:space="preserve">Eastman Chemical Co</w:t>
+              <w:t>Eastman Chemical Co</w:t>
             </w:r>
           </w:p>
         </w:tc>
@@ -6524,11 +6300,7 @@
               <w:spacing w:before="20" w:after="20"/>
             </w:pPr>
             <w:r>
-              <w:rPr>
-                <w:sz w:val="18"/>
-                <w:szCs w:val="18"/>
-              </w:rPr>
-              <w:t xml:space="preserve">Chemicals</w:t>
+              <w:t>Chemicals</w:t>
             </w:r>
           </w:p>
         </w:tc>
@@ -6542,11 +6314,7 @@
               <w:jc w:val="right"/>
             </w:pPr>
             <w:r>
-              <w:rPr>
-                <w:sz w:val="18"/>
-                <w:szCs w:val="18"/>
-              </w:rPr>
-              <w:t xml:space="preserve">2.0%</w:t>
+              <w:t>2.0%</w:t>
             </w:r>
           </w:p>
         </w:tc>
@@ -6560,11 +6328,7 @@
               <w:jc w:val="right"/>
             </w:pPr>
             <w:r>
-              <w:rPr>
-                <w:sz w:val="18"/>
-                <w:szCs w:val="18"/>
-              </w:rPr>
-              <w:t xml:space="preserve">2.0%</w:t>
+              <w:t>2.0%</w:t>
             </w:r>
           </w:p>
         </w:tc>
@@ -6578,11 +6342,7 @@
               <w:jc w:val="right"/>
             </w:pPr>
             <w:r>
-              <w:rPr>
-                <w:sz w:val="18"/>
-                <w:szCs w:val="18"/>
-              </w:rPr>
-              <w:t xml:space="preserve">18.4 / 47.6</w:t>
+              <w:t>18.4 / 47.6</w:t>
             </w:r>
           </w:p>
         </w:tc>
@@ -6596,11 +6356,7 @@
               <w:jc w:val="right"/>
             </w:pPr>
             <w:r>
-              <w:rPr>
-                <w:sz w:val="18"/>
-                <w:szCs w:val="18"/>
-              </w:rPr>
-              <w:t xml:space="preserve">0.56 (+0.33)</w:t>
+              <w:t>0.56 (+0.33)</w:t>
             </w:r>
           </w:p>
         </w:tc>
@@ -6614,11 +6370,7 @@
               <w:jc w:val="right"/>
             </w:pPr>
             <w:r>
-              <w:rPr>
-                <w:sz w:val="18"/>
-                <w:szCs w:val="18"/>
-              </w:rPr>
-              <w:t xml:space="preserve">45</w:t>
+              <w:t>45</w:t>
             </w:r>
           </w:p>
         </w:tc>
@@ -6633,11 +6385,7 @@
               <w:spacing w:before="20" w:after="20"/>
             </w:pPr>
             <w:r>
-              <w:rPr>
-                <w:sz w:val="18"/>
-                <w:szCs w:val="18"/>
-              </w:rPr>
-              <w:t xml:space="preserve">DVN</w:t>
+              <w:t>DVN</w:t>
             </w:r>
           </w:p>
         </w:tc>
@@ -6650,11 +6398,7 @@
               <w:spacing w:before="20" w:after="20"/>
             </w:pPr>
             <w:r>
-              <w:rPr>
-                <w:sz w:val="18"/>
-                <w:szCs w:val="18"/>
-              </w:rPr>
-              <w:t xml:space="preserve">Devon Energy Corp</w:t>
+              <w:t>Devon Energy Corp</w:t>
             </w:r>
           </w:p>
         </w:tc>
@@ -6667,11 +6411,7 @@
               <w:spacing w:before="20" w:after="20"/>
             </w:pPr>
             <w:r>
-              <w:rPr>
-                <w:sz w:val="18"/>
-                <w:szCs w:val="18"/>
-              </w:rPr>
-              <w:t xml:space="preserve">Energy</w:t>
+              <w:t>Energy</w:t>
             </w:r>
           </w:p>
         </w:tc>
@@ -6685,11 +6425,7 @@
               <w:jc w:val="right"/>
             </w:pPr>
             <w:r>
-              <w:rPr>
-                <w:sz w:val="18"/>
-                <w:szCs w:val="18"/>
-              </w:rPr>
-              <w:t xml:space="preserve">2.0%</w:t>
+              <w:t>2.0%</w:t>
             </w:r>
           </w:p>
         </w:tc>
@@ -6703,11 +6439,7 @@
               <w:jc w:val="right"/>
             </w:pPr>
             <w:r>
-              <w:rPr>
-                <w:sz w:val="18"/>
-                <w:szCs w:val="18"/>
-              </w:rPr>
-              <w:t xml:space="preserve">2.0%</w:t>
+              <w:t>2.0%</w:t>
             </w:r>
           </w:p>
         </w:tc>
@@ -6721,11 +6453,7 @@
               <w:jc w:val="right"/>
             </w:pPr>
             <w:r>
-              <w:rPr>
-                <w:sz w:val="18"/>
-                <w:szCs w:val="18"/>
-              </w:rPr>
-              <w:t xml:space="preserve">16.4 / 16.5</w:t>
+              <w:t>16.4 / 16.5</w:t>
             </w:r>
           </w:p>
         </w:tc>
@@ -6739,11 +6467,7 @@
               <w:jc w:val="right"/>
             </w:pPr>
             <w:r>
-              <w:rPr>
-                <w:sz w:val="18"/>
-                <w:szCs w:val="18"/>
-              </w:rPr>
-              <w:t xml:space="preserve">0.88 (+0.07)</w:t>
+              <w:t>0.88 (+0.07)</w:t>
             </w:r>
           </w:p>
         </w:tc>
@@ -6757,11 +6481,7 @@
               <w:jc w:val="right"/>
             </w:pPr>
             <w:r>
-              <w:rPr>
-                <w:sz w:val="18"/>
-                <w:szCs w:val="18"/>
-              </w:rPr>
-              <w:t xml:space="preserve">62</w:t>
+              <w:t>62</w:t>
             </w:r>
           </w:p>
         </w:tc>
@@ -6771,24 +6491,21 @@
       <w:pPr>
         <w:spacing w:before="0" w:after="120"/>
       </w:pPr>
-      <w:r>
-        <w:rPr>
-          <w:sz w:val="20"/>
-          <w:szCs w:val="20"/>
-        </w:rPr>
-        <w:t xml:space="preserve"/>
-      </w:r>
     </w:p>
     <w:p>
       <w:pPr>
         <w:spacing w:before="0" w:after="120"/>
-      </w:pPr>
-      <w:r>
-        <w:rPr>
-          <w:sz w:val="20"/>
-          <w:szCs w:val="20"/>
-        </w:rPr>
-        <w:t xml:space="preserve">12 industries are represented; the largest weight is 10% and the top five names carry 50% of the max-Sharpe portfolio.</w:t>
+        <w:rPr>
+          <w:lang w:val="en-US"/>
+        </w:rPr>
+      </w:pPr>
+      <w:r>
+        <w:rPr>
+          <w:sz w:val="20"/>
+          <w:szCs w:val="20"/>
+          <w:lang w:val="en-US"/>
+        </w:rPr>
+        <w:t>12 industries are represented; the largest weight is 10% and the top five names carry 50% of the max-Sharpe portfolio.</w:t>
       </w:r>
     </w:p>
     <w:p>
@@ -6803,7 +6520,7 @@
           <w:sz w:val="24"/>
           <w:szCs w:val="24"/>
         </w:rPr>
-        <w:t xml:space="preserve">3. Optimisation results (in-sample)</w:t>
+        <w:t>3. Optimisation results (in-sample)</w:t>
       </w:r>
     </w:p>
     <w:tbl>
@@ -6822,6 +6539,7 @@
           <w:left w:w="80" w:type="dxa"/>
           <w:right w:w="80" w:type="dxa"/>
         </w:tblCellMar>
+        <w:tblLook w:val="04A0" w:firstRow="1" w:lastRow="0" w:firstColumn="1" w:lastColumn="0" w:noHBand="0" w:noVBand="1"/>
       </w:tblPr>
       <w:tblGrid>
         <w:gridCol w:w="3400"/>
@@ -6845,10 +6563,8 @@
             <w:r>
               <w:rPr>
                 <w:b/>
-                <w:sz w:val="18"/>
-                <w:szCs w:val="18"/>
-              </w:rPr>
-              <w:t xml:space="preserve">Method</w:t>
+              </w:rPr>
+              <w:t>Method</w:t>
             </w:r>
           </w:p>
         </w:tc>
@@ -6865,10 +6581,8 @@
             <w:r>
               <w:rPr>
                 <w:b/>
-                <w:sz w:val="18"/>
-                <w:szCs w:val="18"/>
-              </w:rPr>
-              <w:t xml:space="preserve">Expected return</w:t>
+              </w:rPr>
+              <w:t>Expected return</w:t>
             </w:r>
           </w:p>
         </w:tc>
@@ -6885,10 +6599,8 @@
             <w:r>
               <w:rPr>
                 <w:b/>
-                <w:sz w:val="18"/>
-                <w:szCs w:val="18"/>
-              </w:rPr>
-              <w:t xml:space="preserve">Volatility</w:t>
+              </w:rPr>
+              <w:t>Volatility</w:t>
             </w:r>
           </w:p>
         </w:tc>
@@ -6905,10 +6617,8 @@
             <w:r>
               <w:rPr>
                 <w:b/>
-                <w:sz w:val="18"/>
-                <w:szCs w:val="18"/>
-              </w:rPr>
-              <w:t xml:space="preserve">Sharpe</w:t>
+              </w:rPr>
+              <w:t>Sharpe</w:t>
             </w:r>
           </w:p>
         </w:tc>
@@ -6923,11 +6633,7 @@
               <w:spacing w:before="20" w:after="20"/>
             </w:pPr>
             <w:r>
-              <w:rPr>
-                <w:sz w:val="18"/>
-                <w:szCs w:val="18"/>
-              </w:rPr>
-              <w:t xml:space="preserve">Maximum Sharpe (chosen)</w:t>
+              <w:t>Maximum Sharpe (chosen)</w:t>
             </w:r>
           </w:p>
         </w:tc>
@@ -6941,11 +6647,7 @@
               <w:jc w:val="right"/>
             </w:pPr>
             <w:r>
-              <w:rPr>
-                <w:sz w:val="18"/>
-                <w:szCs w:val="18"/>
-              </w:rPr>
-              <w:t xml:space="preserve">19.1%</w:t>
+              <w:t>19.1%</w:t>
             </w:r>
           </w:p>
         </w:tc>
@@ -6959,11 +6661,7 @@
               <w:jc w:val="right"/>
             </w:pPr>
             <w:r>
-              <w:rPr>
-                <w:sz w:val="18"/>
-                <w:szCs w:val="18"/>
-              </w:rPr>
-              <w:t xml:space="preserve">19.0%</w:t>
+              <w:t>19.0%</w:t>
             </w:r>
           </w:p>
         </w:tc>
@@ -6977,11 +6675,7 @@
               <w:jc w:val="right"/>
             </w:pPr>
             <w:r>
-              <w:rPr>
-                <w:sz w:val="18"/>
-                <w:szCs w:val="18"/>
-              </w:rPr>
-              <w:t xml:space="preserve">0.79</w:t>
+              <w:t>0.79</w:t>
             </w:r>
           </w:p>
         </w:tc>
@@ -6996,11 +6690,7 @@
               <w:spacing w:before="20" w:after="20"/>
             </w:pPr>
             <w:r>
-              <w:rPr>
-                <w:sz w:val="18"/>
-                <w:szCs w:val="18"/>
-              </w:rPr>
-              <w:t xml:space="preserve">Minimum variance</w:t>
+              <w:t>Minimum variance</w:t>
             </w:r>
           </w:p>
         </w:tc>
@@ -7014,11 +6704,7 @@
               <w:jc w:val="right"/>
             </w:pPr>
             <w:r>
-              <w:rPr>
-                <w:sz w:val="18"/>
-                <w:szCs w:val="18"/>
-              </w:rPr>
-              <w:t xml:space="preserve">10.5%</w:t>
+              <w:t>10.5%</w:t>
             </w:r>
           </w:p>
         </w:tc>
@@ -7032,11 +6718,7 @@
               <w:jc w:val="right"/>
             </w:pPr>
             <w:r>
-              <w:rPr>
-                <w:sz w:val="18"/>
-                <w:szCs w:val="18"/>
-              </w:rPr>
-              <w:t xml:space="preserve">16.0%</w:t>
+              <w:t>16.0%</w:t>
             </w:r>
           </w:p>
         </w:tc>
@@ -7050,11 +6732,7 @@
               <w:jc w:val="right"/>
             </w:pPr>
             <w:r>
-              <w:rPr>
-                <w:sz w:val="18"/>
-                <w:szCs w:val="18"/>
-              </w:rPr>
-              <w:t xml:space="preserve">0.41</w:t>
+              <w:t>0.41</w:t>
             </w:r>
           </w:p>
         </w:tc>
@@ -7069,11 +6747,7 @@
               <w:spacing w:before="20" w:after="20"/>
             </w:pPr>
             <w:r>
-              <w:rPr>
-                <w:sz w:val="18"/>
-                <w:szCs w:val="18"/>
-              </w:rPr>
-              <w:t xml:space="preserve">Equal weight</w:t>
+              <w:t>Equal weight</w:t>
             </w:r>
           </w:p>
         </w:tc>
@@ -7087,11 +6761,7 @@
               <w:jc w:val="right"/>
             </w:pPr>
             <w:r>
-              <w:rPr>
-                <w:sz w:val="18"/>
-                <w:szCs w:val="18"/>
-              </w:rPr>
-              <w:t xml:space="preserve">10.4%</w:t>
+              <w:t>10.4%</w:t>
             </w:r>
           </w:p>
         </w:tc>
@@ -7105,11 +6775,7 @@
               <w:jc w:val="right"/>
             </w:pPr>
             <w:r>
-              <w:rPr>
-                <w:sz w:val="18"/>
-                <w:szCs w:val="18"/>
-              </w:rPr>
-              <w:t xml:space="preserve">18.1%</w:t>
+              <w:t>18.1%</w:t>
             </w:r>
           </w:p>
         </w:tc>
@@ -7123,11 +6789,7 @@
               <w:jc w:val="right"/>
             </w:pPr>
             <w:r>
-              <w:rPr>
-                <w:sz w:val="18"/>
-                <w:szCs w:val="18"/>
-              </w:rPr>
-              <w:t xml:space="preserve">0.35</w:t>
+              <w:t>0.35</w:t>
             </w:r>
           </w:p>
         </w:tc>
@@ -7142,11 +6804,7 @@
               <w:spacing w:before="20" w:after="20"/>
             </w:pPr>
             <w:r>
-              <w:rPr>
-                <w:sz w:val="18"/>
-                <w:szCs w:val="18"/>
-              </w:rPr>
-              <w:t xml:space="preserve">SPY, same window</w:t>
+              <w:t>SPY, same window</w:t>
             </w:r>
           </w:p>
         </w:tc>
@@ -7160,11 +6818,7 @@
               <w:jc w:val="right"/>
             </w:pPr>
             <w:r>
-              <w:rPr>
-                <w:sz w:val="18"/>
-                <w:szCs w:val="18"/>
-              </w:rPr>
-              <w:t xml:space="preserve">15.8%</w:t>
+              <w:t>15.8%</w:t>
             </w:r>
           </w:p>
         </w:tc>
@@ -7178,11 +6832,7 @@
               <w:jc w:val="right"/>
             </w:pPr>
             <w:r>
-              <w:rPr>
-                <w:sz w:val="18"/>
-                <w:szCs w:val="18"/>
-              </w:rPr>
-              <w:t xml:space="preserve">16.5%</w:t>
+              <w:t>16.5%</w:t>
             </w:r>
           </w:p>
         </w:tc>
@@ -7196,11 +6846,7 @@
               <w:jc w:val="right"/>
             </w:pPr>
             <w:r>
-              <w:rPr>
-                <w:sz w:val="18"/>
-                <w:szCs w:val="18"/>
-              </w:rPr>
-              <w:t xml:space="preserve">0.72</w:t>
+              <w:t>0.72</w:t>
             </w:r>
           </w:p>
         </w:tc>
@@ -7210,40 +6856,85 @@
       <w:pPr>
         <w:spacing w:before="0" w:after="120"/>
       </w:pPr>
-      <w:r>
-        <w:rPr>
-          <w:sz w:val="20"/>
-          <w:szCs w:val="20"/>
-        </w:rPr>
-        <w:t xml:space="preserve"/>
-      </w:r>
     </w:p>
     <w:p>
       <w:pPr>
         <w:spacing w:before="0" w:after="120"/>
-      </w:pPr>
-      <w:r>
-        <w:rPr>
-          <w:sz w:val="20"/>
-          <w:szCs w:val="20"/>
-        </w:rPr>
-        <w:t xml:space="preserve">The maximum-Sharpe weights are chosen for the mandate. Their expected return of 19.1% is a two-year historical mean — the weakest input in any mean-variance optimisation — which is exactly why the minimum-variance portfolio (which does not use expected returns) and equal weight are shown beside it. The 2%–10% band was added deliberately: without a floor the optimiser put ten names at the cap and nine at zero, which is a bet on last year's winners, not a diversified expression of the thesis.</w:t>
+        <w:rPr>
+          <w:lang w:val="en-US"/>
+        </w:rPr>
+      </w:pPr>
+      <w:r>
+        <w:rPr>
+          <w:sz w:val="20"/>
+          <w:szCs w:val="20"/>
+          <w:lang w:val="en-US"/>
+        </w:rPr>
+        <w:t xml:space="preserve">The maximum-Sharpe weights are chosen for the mandate. Their expected return of 19.1% is a two-year historical mean — the weakest input in any mean-variance </w:t>
+      </w:r>
+      <w:proofErr w:type="spellStart"/>
+      <w:r>
+        <w:rPr>
+          <w:sz w:val="20"/>
+          <w:szCs w:val="20"/>
+          <w:lang w:val="en-US"/>
+        </w:rPr>
+        <w:t>optimisation</w:t>
+      </w:r>
+      <w:proofErr w:type="spellEnd"/>
+      <w:r>
+        <w:rPr>
+          <w:sz w:val="20"/>
+          <w:szCs w:val="20"/>
+          <w:lang w:val="en-US"/>
+        </w:rPr>
+        <w:t xml:space="preserve"> — which is exactly why the minimum-variance portfolio (which does not use expected returns) and equal weight are shown beside it. The 2%–10% band was added deliberately: without a floor the </w:t>
+      </w:r>
+      <w:proofErr w:type="spellStart"/>
+      <w:r>
+        <w:rPr>
+          <w:sz w:val="20"/>
+          <w:szCs w:val="20"/>
+          <w:lang w:val="en-US"/>
+        </w:rPr>
+        <w:t>optimiser</w:t>
+      </w:r>
+      <w:proofErr w:type="spellEnd"/>
+      <w:r>
+        <w:rPr>
+          <w:sz w:val="20"/>
+          <w:szCs w:val="20"/>
+          <w:lang w:val="en-US"/>
+        </w:rPr>
+        <w:t xml:space="preserve"> put ten names at the cap and nine at zero, which is a bet on last year's winners, not a diversified expression of the thesis.</w:t>
       </w:r>
     </w:p>
     <w:p>
       <w:pPr>
         <w:spacing w:before="0" w:after="120"/>
-      </w:pPr>
-      <w:r>
-        <w:rPr>
-          <w:sz w:val="20"/>
-          <w:szCs w:val="20"/>
-        </w:rPr>
-        <w:t xml:space="preserve">Read the Sharpe ratios as a description of the fit, not a forecast: the weights were chosen on the same window they are measured on.</w:t>
+        <w:rPr>
+          <w:lang w:val="en-US"/>
+        </w:rPr>
+      </w:pPr>
+      <w:r>
+        <w:rPr>
+          <w:sz w:val="20"/>
+          <w:szCs w:val="20"/>
+          <w:lang w:val="en-US"/>
+        </w:rPr>
+        <w:t>Read the Sharpe ratios as a description of the fit, not a forecast: the weights were chosen on the same window they are measured on.</w:t>
       </w:r>
     </w:p>
     <w:p>
-      <w:r>
+      <w:pPr>
+        <w:rPr>
+          <w:lang w:val="en-US"/>
+        </w:rPr>
+      </w:pPr>
+      <w:r>
+        <w:rPr>
+          <w:lang w:val="en-US"/>
+        </w:rPr>
         <w:br w:type="page"/>
       </w:r>
     </w:p>
@@ -7251,6 +6942,9 @@
       <w:pPr>
         <w:keepNext/>
         <w:spacing w:before="360" w:after="160"/>
+        <w:rPr>
+          <w:lang w:val="en-US"/>
+        </w:rPr>
       </w:pPr>
       <w:r>
         <w:rPr>
@@ -7258,19 +6952,25 @@
           <w:color w:val="1F2A44"/>
           <w:sz w:val="30"/>
           <w:szCs w:val="30"/>
-        </w:rPr>
-        <w:t xml:space="preserve">Part C — Executive Summary</w:t>
+          <w:lang w:val="en-US"/>
+        </w:rPr>
+        <w:lastRenderedPageBreak/>
+        <w:t>Part C — Executive Summary</w:t>
       </w:r>
     </w:p>
     <w:p>
       <w:pPr>
         <w:spacing w:before="0" w:after="120"/>
+        <w:rPr>
+          <w:lang w:val="en-US"/>
+        </w:rPr>
       </w:pPr>
       <w:r>
         <w:rPr>
           <w:b/>
           <w:sz w:val="20"/>
           <w:szCs w:val="20"/>
+          <w:lang w:val="en-US"/>
         </w:rPr>
         <w:t xml:space="preserve">Thesis. </w:t>
       </w:r>
@@ -7278,19 +6978,24 @@
         <w:rPr>
           <w:sz w:val="20"/>
           <w:szCs w:val="20"/>
-        </w:rPr>
-        <w:t xml:space="preserve">Buy S&amp;P 500 companies that are cheaper than their own industry peers and whose latest earnings call confirms the business is not deteriorating; enter only in an uptrend. 16 names, weighted by maximum Sharpe ratio within 2%–10% bands, re-screened quarterly. Mandate: $1M.</w:t>
+          <w:lang w:val="en-US"/>
+        </w:rPr>
+        <w:t>Buy S&amp;P 500 companies that are cheaper than their own industry peers and whose latest earnings call confirms the business is not deteriorating; enter only in an uptrend. 16 names, weighted by maximum Sharpe ratio within 2%–10% bands, re-screened quarterly. Mandate: $1M.</w:t>
       </w:r>
     </w:p>
     <w:p>
       <w:pPr>
         <w:spacing w:before="0" w:after="120"/>
+        <w:rPr>
+          <w:lang w:val="en-US"/>
+        </w:rPr>
       </w:pPr>
       <w:r>
         <w:rPr>
           <w:b/>
           <w:sz w:val="20"/>
           <w:szCs w:val="20"/>
+          <w:lang w:val="en-US"/>
         </w:rPr>
         <w:t xml:space="preserve">Supporting logic. </w:t>
       </w:r>
@@ -7298,39 +7003,140 @@
         <w:rPr>
           <w:sz w:val="20"/>
           <w:szCs w:val="20"/>
-        </w:rPr>
-        <w:t xml:space="preserve">A backtest of a five-factor fundamental score on 359 S&amp;P 500 companies as of 2025-01-31 found no power in the total score to rank the next year's excess returns (ρ 0.00), but a signal in valuation against industry peers (ρ +0.14) and a negative one in profitability (ρ -0.13). The strategy keeps the factor that worked and adds two checks the score lacked: earnings-call tone as a text signal against value traps, and the golden-cross/RSI rules as an entry filter against buying too early.</w:t>
+          <w:lang w:val="en-US"/>
+        </w:rPr>
+        <w:t xml:space="preserve">A </w:t>
+      </w:r>
+      <w:proofErr w:type="spellStart"/>
+      <w:r>
+        <w:rPr>
+          <w:sz w:val="20"/>
+          <w:szCs w:val="20"/>
+          <w:lang w:val="en-US"/>
+        </w:rPr>
+        <w:t>backtest</w:t>
+      </w:r>
+      <w:proofErr w:type="spellEnd"/>
+      <w:r>
+        <w:rPr>
+          <w:sz w:val="20"/>
+          <w:szCs w:val="20"/>
+          <w:lang w:val="en-US"/>
+        </w:rPr>
+        <w:t xml:space="preserve"> of a five-factor fundamental score on 359 S&amp;P 500 companies as of 2025-01-31 found no power in the total score to rank the next year's excess returns (</w:t>
+      </w:r>
+      <w:r>
+        <w:rPr>
+          <w:sz w:val="20"/>
+          <w:szCs w:val="20"/>
+        </w:rPr>
+        <w:t>ρ</w:t>
+      </w:r>
+      <w:r>
+        <w:rPr>
+          <w:sz w:val="20"/>
+          <w:szCs w:val="20"/>
+          <w:lang w:val="en-US"/>
+        </w:rPr>
+        <w:t xml:space="preserve"> 0.00), but a signal in valuation against industry peers (</w:t>
+      </w:r>
+      <w:r>
+        <w:rPr>
+          <w:sz w:val="20"/>
+          <w:szCs w:val="20"/>
+        </w:rPr>
+        <w:t>ρ</w:t>
+      </w:r>
+      <w:r>
+        <w:rPr>
+          <w:sz w:val="20"/>
+          <w:szCs w:val="20"/>
+          <w:lang w:val="en-US"/>
+        </w:rPr>
+        <w:t xml:space="preserve"> +0.14) and a negative one in profitability (</w:t>
+      </w:r>
+      <w:r>
+        <w:rPr>
+          <w:sz w:val="20"/>
+          <w:szCs w:val="20"/>
+        </w:rPr>
+        <w:t>ρ</w:t>
+      </w:r>
+      <w:r>
+        <w:rPr>
+          <w:sz w:val="20"/>
+          <w:szCs w:val="20"/>
+          <w:lang w:val="en-US"/>
+        </w:rPr>
+        <w:t xml:space="preserve"> -0.13). The strategy keeps the factor that worked and adds two checks the score lacked: earnings-call tone as a text signal against value traps, and the golden-cross/RSI rules as an entry filter against buying too early.</w:t>
       </w:r>
     </w:p>
     <w:p>
       <w:pPr>
         <w:spacing w:before="0" w:after="120"/>
+        <w:rPr>
+          <w:lang w:val="en-US"/>
+        </w:rPr>
       </w:pPr>
       <w:r>
         <w:rPr>
           <w:b/>
           <w:sz w:val="20"/>
           <w:szCs w:val="20"/>
+          <w:lang w:val="en-US"/>
         </w:rPr>
         <w:t xml:space="preserve">Data sources. </w:t>
       </w:r>
-      <w:r>
-        <w:rPr>
-          <w:sz w:val="20"/>
-          <w:szCs w:val="20"/>
-        </w:rPr>
-        <w:t xml:space="preserve">Finnhub (fundamentals, industry, peers, live quotes; free, 60/min), Twelve Data (daily prices, free), the course transcript archive (2,899 earnings calls, no key), OpenRouter for commentary. Keys stay in the browser; none is in the repository or the published bundle.</w:t>
+      <w:proofErr w:type="spellStart"/>
+      <w:r>
+        <w:rPr>
+          <w:sz w:val="20"/>
+          <w:szCs w:val="20"/>
+          <w:lang w:val="en-US"/>
+        </w:rPr>
+        <w:t>Finnhub</w:t>
+      </w:r>
+      <w:proofErr w:type="spellEnd"/>
+      <w:r>
+        <w:rPr>
+          <w:sz w:val="20"/>
+          <w:szCs w:val="20"/>
+          <w:lang w:val="en-US"/>
+        </w:rPr>
+        <w:t xml:space="preserve"> (fundamentals, industry, peers, live quotes; free, 60/min), Twelve Data (daily prices, free), the course transcript archive (2,899 earnings calls, no key), </w:t>
+      </w:r>
+      <w:proofErr w:type="spellStart"/>
+      <w:r>
+        <w:rPr>
+          <w:sz w:val="20"/>
+          <w:szCs w:val="20"/>
+          <w:lang w:val="en-US"/>
+        </w:rPr>
+        <w:t>OpenRouter</w:t>
+      </w:r>
+      <w:proofErr w:type="spellEnd"/>
+      <w:r>
+        <w:rPr>
+          <w:sz w:val="20"/>
+          <w:szCs w:val="20"/>
+          <w:lang w:val="en-US"/>
+        </w:rPr>
+        <w:t xml:space="preserve"> for commentary. Keys stay in the browser; none is in the repository or the published bundle.</w:t>
       </w:r>
     </w:p>
     <w:p>
       <w:pPr>
         <w:spacing w:before="0" w:after="120"/>
+        <w:rPr>
+          <w:lang w:val="en-US"/>
+        </w:rPr>
       </w:pPr>
       <w:r>
         <w:rPr>
           <w:b/>
           <w:sz w:val="20"/>
           <w:szCs w:val="20"/>
+          <w:lang w:val="en-US"/>
         </w:rPr>
         <w:t xml:space="preserve">Portfolio. </w:t>
       </w:r>
@@ -7338,19 +7144,24 @@
         <w:rPr>
           <w:sz w:val="20"/>
           <w:szCs w:val="20"/>
-        </w:rPr>
-        <w:t xml:space="preserve">16 holdings across 12 industries; largest positions ALL 10%, INCY 10%, DAL 10%. In-sample: expected return 19.1%, volatility 19.0%, Sharpe 0.79 against SPY 0.72. Live at https://jakobhofer-kg16.github.io/equity-lens/#/portfolio.</w:t>
+          <w:lang w:val="en-US"/>
+        </w:rPr>
+        <w:t>16 holdings across 12 industries; largest positions ALL 10%, INCY 10%, DAL 10%. In-sample: expected return 19.1%, volatility 19.0%, Sharpe 0.79 against SPY 0.72. Live at https://jakobhofer-kg16.github.io/equity-lens/#/portfolio.</w:t>
       </w:r>
     </w:p>
     <w:p>
       <w:pPr>
         <w:spacing w:before="0" w:after="120"/>
+        <w:rPr>
+          <w:lang w:val="en-US"/>
+        </w:rPr>
       </w:pPr>
       <w:r>
         <w:rPr>
           <w:b/>
           <w:sz w:val="20"/>
           <w:szCs w:val="20"/>
+          <w:lang w:val="en-US"/>
         </w:rPr>
         <w:t xml:space="preserve">Known weaknesses. </w:t>
       </w:r>
@@ -7358,19 +7169,42 @@
         <w:rPr>
           <w:sz w:val="20"/>
           <w:szCs w:val="20"/>
-        </w:rPr>
-        <w:t xml:space="preserve">(1) One backtest anchor is one draw. (2) Expected returns are two-year historical means; the max-Sharpe weights inherit their noise, which is why min-variance and equal weight are shown beside them. (3) The tone score is a word count and cannot read sarcasm or negation; four calls per company is a short history. (4) Small industries fall back to the universe median. (5) In-sample statistics describe the fit, not the future.</w:t>
+          <w:lang w:val="en-US"/>
+        </w:rPr>
+        <w:t xml:space="preserve">(1) One </w:t>
+      </w:r>
+      <w:proofErr w:type="spellStart"/>
+      <w:r>
+        <w:rPr>
+          <w:sz w:val="20"/>
+          <w:szCs w:val="20"/>
+          <w:lang w:val="en-US"/>
+        </w:rPr>
+        <w:t>backtest</w:t>
+      </w:r>
+      <w:proofErr w:type="spellEnd"/>
+      <w:r>
+        <w:rPr>
+          <w:sz w:val="20"/>
+          <w:szCs w:val="20"/>
+          <w:lang w:val="en-US"/>
+        </w:rPr>
+        <w:t xml:space="preserve"> anchor is one draw. (2) Expected returns are two-year historical means; the max-Sharpe weights inherit their noise, which is why min-variance and equal weight are shown beside them. (3) The tone score is a word count and cannot read sarcasm or negation; four calls per company is a short history. (4) Small industries fall back to the universe median. (5) In-sample statistics describe the fit, not the future.</w:t>
       </w:r>
     </w:p>
     <w:p>
       <w:pPr>
         <w:spacing w:before="0" w:after="120"/>
+        <w:rPr>
+          <w:lang w:val="en-US"/>
+        </w:rPr>
       </w:pPr>
       <w:r>
         <w:rPr>
           <w:b/>
           <w:sz w:val="20"/>
           <w:szCs w:val="20"/>
+          <w:lang w:val="en-US"/>
         </w:rPr>
         <w:t xml:space="preserve">Ideas to strengthen. </w:t>
       </w:r>
@@ -7378,8 +7212,63 @@
         <w:rPr>
           <w:sz w:val="20"/>
           <w:szCs w:val="20"/>
-        </w:rPr>
-        <w:t xml:space="preserve">A second and third backtest anchor before trusting the valuation signal; shrunk or Black-Litterman expected returns; keys behind a serverless proxy plus SEC EDGAR fundamentals; the call-tone model checked against FinBERT; a turnover and cost model for the quarterly rebalance; and two quarters of paper trading before allocating.</w:t>
+          <w:lang w:val="en-US"/>
+        </w:rPr>
+        <w:t xml:space="preserve">A second and third </w:t>
+      </w:r>
+      <w:proofErr w:type="spellStart"/>
+      <w:r>
+        <w:rPr>
+          <w:sz w:val="20"/>
+          <w:szCs w:val="20"/>
+          <w:lang w:val="en-US"/>
+        </w:rPr>
+        <w:t>backtest</w:t>
+      </w:r>
+      <w:proofErr w:type="spellEnd"/>
+      <w:r>
+        <w:rPr>
+          <w:sz w:val="20"/>
+          <w:szCs w:val="20"/>
+          <w:lang w:val="en-US"/>
+        </w:rPr>
+        <w:t xml:space="preserve"> anchor before trusting the valuation signal; shrunk or Black-</w:t>
+      </w:r>
+      <w:proofErr w:type="spellStart"/>
+      <w:r>
+        <w:rPr>
+          <w:sz w:val="20"/>
+          <w:szCs w:val="20"/>
+          <w:lang w:val="en-US"/>
+        </w:rPr>
+        <w:t>Litterman</w:t>
+      </w:r>
+      <w:proofErr w:type="spellEnd"/>
+      <w:r>
+        <w:rPr>
+          <w:sz w:val="20"/>
+          <w:szCs w:val="20"/>
+          <w:lang w:val="en-US"/>
+        </w:rPr>
+        <w:t xml:space="preserve"> expected returns; keys behind a serverless proxy plus SEC EDGAR fundamentals; the call-tone model checked against </w:t>
+      </w:r>
+      <w:proofErr w:type="spellStart"/>
+      <w:r>
+        <w:rPr>
+          <w:sz w:val="20"/>
+          <w:szCs w:val="20"/>
+          <w:lang w:val="en-US"/>
+        </w:rPr>
+        <w:t>FinBERT</w:t>
+      </w:r>
+      <w:proofErr w:type="spellEnd"/>
+      <w:r>
+        <w:rPr>
+          <w:sz w:val="20"/>
+          <w:szCs w:val="20"/>
+          <w:lang w:val="en-US"/>
+        </w:rPr>
+        <w:t>; a turnover and cost model for the quarterly rebalance; and two quarters of paper trading before allocating.</w:t>
       </w:r>
     </w:p>
     <w:sectPr>
@@ -7400,7 +7289,7 @@
 </file>
 
 <file path=word/endnotes.xml><?xml version="1.0" encoding="utf-8"?>
-<w:endnotes xmlns:wpc="http://schemas.microsoft.com/office/word/2010/wordprocessingCanvas" xmlns:cx="http://schemas.microsoft.com/office/drawing/2014/chartex" xmlns:cx1="http://schemas.microsoft.com/office/drawing/2015/9/8/chartex" xmlns:cx2="http://schemas.microsoft.com/office/drawing/2015/10/21/chartex" xmlns:cx3="http://schemas.microsoft.com/office/drawing/2016/5/9/chartex" xmlns:cx4="http://schemas.microsoft.com/office/drawing/2016/5/10/chartex" xmlns:cx5="http://schemas.microsoft.com/office/drawing/2016/5/11/chartex" xmlns:cx6="http://schemas.microsoft.com/office/drawing/2016/5/12/chartex" xmlns:cx7="http://schemas.microsoft.com/office/drawing/2016/5/13/chartex" xmlns:cx8="http://schemas.microsoft.com/office/drawing/2016/5/14/chartex" xmlns:mc="http://schemas.openxmlformats.org/markup-compatibility/2006" xmlns:aink="http://schemas.microsoft.com/office/drawing/2016/ink" xmlns:am3d="http://schemas.microsoft.com/office/drawing/2017/model3d" xmlns:o="urn:schemas-microsoft-com:office:office" xmlns:oel="http://schemas.microsoft.com/office/2019/extlst" xmlns:r="http://schemas.openxmlformats.org/officeDocument/2006/relationships" xmlns:m="http://schemas.openxmlformats.org/officeDocument/2006/math" xmlns:v="urn:schemas-microsoft-com:vml" xmlns:wp14="http://schemas.microsoft.com/office/word/2010/wordprocessingDrawing" xmlns:wp="http://schemas.openxmlformats.org/drawingml/2006/wordprocessingDrawing" xmlns:w10="urn:schemas-microsoft-com:office:word" xmlns:w="http://schemas.openxmlformats.org/wordprocessingml/2006/main" xmlns:w14="http://schemas.microsoft.com/office/word/2010/wordml" xmlns:w15="http://schemas.microsoft.com/office/word/2012/wordml" xmlns:w16cex="http://schemas.microsoft.com/office/word/2018/wordml/cex" xmlns:w16cid="http://schemas.microsoft.com/office/word/2016/wordml/cid" xmlns:w16="http://schemas.microsoft.com/office/word/2018/wordml" xmlns:w16du="http://schemas.microsoft.com/office/word/2023/wordml/word16du" xmlns:w16sdtdh="http://schemas.microsoft.com/office/word/2020/wordml/sdtdatahash" xmlns:w16sdtfl="http://schemas.microsoft.com/office/word/2024/wordml/sdtformatlock" xmlns:w16se="http://schemas.microsoft.com/office/word/2015/wordml/symex" xmlns:wpg="http://schemas.microsoft.com/office/word/2010/wordprocessingGroup" xmlns:wpi="http://schemas.microsoft.com/office/word/2010/wordprocessingInk" xmlns:wne="http://schemas.microsoft.com/office/word/2006/wordml" xmlns:wps="http://schemas.microsoft.com/office/word/2010/wordprocessingShape" mc:Ignorable="w14 w15 w16se w16cid w16 w16cex w16sdtdh w16sdtfl w16du wp14">
+<w:endnotes xmlns:wpc="http://schemas.microsoft.com/office/word/2010/wordprocessingCanvas" xmlns:cx="http://schemas.microsoft.com/office/drawing/2014/chartex" xmlns:cx1="http://schemas.microsoft.com/office/drawing/2015/9/8/chartex" xmlns:cx2="http://schemas.microsoft.com/office/drawing/2015/10/21/chartex" xmlns:cx3="http://schemas.microsoft.com/office/drawing/2016/5/9/chartex" xmlns:cx4="http://schemas.microsoft.com/office/drawing/2016/5/10/chartex" xmlns:cx5="http://schemas.microsoft.com/office/drawing/2016/5/11/chartex" xmlns:cx6="http://schemas.microsoft.com/office/drawing/2016/5/12/chartex" xmlns:cx7="http://schemas.microsoft.com/office/drawing/2016/5/13/chartex" xmlns:cx8="http://schemas.microsoft.com/office/drawing/2016/5/14/chartex" xmlns:mc="http://schemas.openxmlformats.org/markup-compatibility/2006" xmlns:m="http://schemas.openxmlformats.org/officeDocument/2006/math" xmlns:aink="http://schemas.microsoft.com/office/drawing/2016/ink" xmlns:am3d="http://schemas.microsoft.com/office/drawing/2017/model3d" xmlns:oel="http://schemas.microsoft.com/office/2019/extlst" xmlns:r="http://schemas.openxmlformats.org/officeDocument/2006/relationships" xmlns:wp14="http://schemas.microsoft.com/office/word/2010/wordprocessingDrawing" xmlns:wp="http://schemas.openxmlformats.org/drawingml/2006/wordprocessingDrawing" xmlns:wpg="http://schemas.microsoft.com/office/word/2010/wordprocessingGroup" xmlns:wpi="http://schemas.microsoft.com/office/word/2010/wordprocessingInk" xmlns:wps="http://schemas.microsoft.com/office/word/2010/wordprocessingShape" xmlns:o="urn:schemas-microsoft-com:office:office" xmlns:v="urn:schemas-microsoft-com:vml" xmlns:w10="urn:schemas-microsoft-com:office:word" xmlns:w="http://schemas.openxmlformats.org/wordprocessingml/2006/main" xmlns:w14="http://schemas.microsoft.com/office/word/2010/wordml" xmlns:w15="http://schemas.microsoft.com/office/word/2012/wordml" xmlns:w16cex="http://schemas.microsoft.com/office/word/2018/wordml/cex" xmlns:w16cid="http://schemas.microsoft.com/office/word/2016/wordml/cid" xmlns:w16="http://schemas.microsoft.com/office/word/2018/wordml" xmlns:w16sdtdh="http://schemas.microsoft.com/office/word/2020/wordml/sdtdatahash" xmlns:w16sdtfl="http://schemas.microsoft.com/office/word/2024/wordml/sdtformatlock" xmlns:w16se="http://schemas.microsoft.com/office/word/2015/wordml/symex" xmlns:w16du="http://schemas.microsoft.com/office/word/2023/wordml/word16du" xmlns:wne="http://schemas.microsoft.com/office/word/2006/wordml" mc:Ignorable="w14 w15 w16se w16cid w16 w16cex w16sdtdh w16sdtfl w16du wp14">
   <w:endnote w:type="separator" w:id="-1">
     <w:p>
       <w:pPr>
@@ -7425,10 +7314,10 @@
 </file>
 
 <file path=word/footer1.xml><?xml version="1.0" encoding="utf-8"?>
-<w:ftr xmlns:wpc="http://schemas.microsoft.com/office/word/2010/wordprocessingCanvas" xmlns:cx="http://schemas.microsoft.com/office/drawing/2014/chartex" xmlns:cx1="http://schemas.microsoft.com/office/drawing/2015/9/8/chartex" xmlns:cx2="http://schemas.microsoft.com/office/drawing/2015/10/21/chartex" xmlns:cx3="http://schemas.microsoft.com/office/drawing/2016/5/9/chartex" xmlns:cx4="http://schemas.microsoft.com/office/drawing/2016/5/10/chartex" xmlns:cx5="http://schemas.microsoft.com/office/drawing/2016/5/11/chartex" xmlns:cx6="http://schemas.microsoft.com/office/drawing/2016/5/12/chartex" xmlns:cx7="http://schemas.microsoft.com/office/drawing/2016/5/13/chartex" xmlns:cx8="http://schemas.microsoft.com/office/drawing/2016/5/14/chartex" xmlns:mc="http://schemas.openxmlformats.org/markup-compatibility/2006" xmlns:aink="http://schemas.microsoft.com/office/drawing/2016/ink" xmlns:am3d="http://schemas.microsoft.com/office/drawing/2017/model3d" xmlns:o="urn:schemas-microsoft-com:office:office" xmlns:oel="http://schemas.microsoft.com/office/2019/extlst" xmlns:r="http://schemas.openxmlformats.org/officeDocument/2006/relationships" xmlns:m="http://schemas.openxmlformats.org/officeDocument/2006/math" xmlns:v="urn:schemas-microsoft-com:vml" xmlns:wp14="http://schemas.microsoft.com/office/word/2010/wordprocessingDrawing" xmlns:wp="http://schemas.openxmlformats.org/drawingml/2006/wordprocessingDrawing" xmlns:w10="urn:schemas-microsoft-com:office:word" xmlns:w="http://schemas.openxmlformats.org/wordprocessingml/2006/main" xmlns:w14="http://schemas.microsoft.com/office/word/2010/wordml" xmlns:w15="http://schemas.microsoft.com/office/word/2012/wordml" xmlns:w16cex="http://schemas.microsoft.com/office/word/2018/wordml/cex" xmlns:w16cid="http://schemas.microsoft.com/office/word/2016/wordml/cid" xmlns:w16="http://schemas.microsoft.com/office/word/2018/wordml" xmlns:w16du="http://schemas.microsoft.com/office/word/2023/wordml/word16du" xmlns:w16sdtdh="http://schemas.microsoft.com/office/word/2020/wordml/sdtdatahash" xmlns:w16sdtfl="http://schemas.microsoft.com/office/word/2024/wordml/sdtformatlock" xmlns:w16se="http://schemas.microsoft.com/office/word/2015/wordml/symex" xmlns:wpg="http://schemas.microsoft.com/office/word/2010/wordprocessingGroup" xmlns:wpi="http://schemas.microsoft.com/office/word/2010/wordprocessingInk" xmlns:wne="http://schemas.microsoft.com/office/word/2006/wordml" xmlns:wps="http://schemas.microsoft.com/office/word/2010/wordprocessingShape" mc:Ignorable="w14 w15 w16se w16cid w16 w16cex w16sdtdh w16sdtfl w16du wp14">
+<w:ftr xmlns:wpc="http://schemas.microsoft.com/office/word/2010/wordprocessingCanvas" xmlns:cx="http://schemas.microsoft.com/office/drawing/2014/chartex" xmlns:cx1="http://schemas.microsoft.com/office/drawing/2015/9/8/chartex" xmlns:cx2="http://schemas.microsoft.com/office/drawing/2015/10/21/chartex" xmlns:cx3="http://schemas.microsoft.com/office/drawing/2016/5/9/chartex" xmlns:cx4="http://schemas.microsoft.com/office/drawing/2016/5/10/chartex" xmlns:cx5="http://schemas.microsoft.com/office/drawing/2016/5/11/chartex" xmlns:cx6="http://schemas.microsoft.com/office/drawing/2016/5/12/chartex" xmlns:cx7="http://schemas.microsoft.com/office/drawing/2016/5/13/chartex" xmlns:cx8="http://schemas.microsoft.com/office/drawing/2016/5/14/chartex" xmlns:mc="http://schemas.openxmlformats.org/markup-compatibility/2006" xmlns:m="http://schemas.openxmlformats.org/officeDocument/2006/math" xmlns:aink="http://schemas.microsoft.com/office/drawing/2016/ink" xmlns:am3d="http://schemas.microsoft.com/office/drawing/2017/model3d" xmlns:oel="http://schemas.microsoft.com/office/2019/extlst" xmlns:r="http://schemas.openxmlformats.org/officeDocument/2006/relationships" xmlns:wp14="http://schemas.microsoft.com/office/word/2010/wordprocessingDrawing" xmlns:wp="http://schemas.openxmlformats.org/drawingml/2006/wordprocessingDrawing" xmlns:wpg="http://schemas.microsoft.com/office/word/2010/wordprocessingGroup" xmlns:wpi="http://schemas.microsoft.com/office/word/2010/wordprocessingInk" xmlns:wps="http://schemas.microsoft.com/office/word/2010/wordprocessingShape" xmlns:o="urn:schemas-microsoft-com:office:office" xmlns:v="urn:schemas-microsoft-com:vml" xmlns:w10="urn:schemas-microsoft-com:office:word" xmlns:w="http://schemas.openxmlformats.org/wordprocessingml/2006/main" xmlns:w14="http://schemas.microsoft.com/office/word/2010/wordml" xmlns:w15="http://schemas.microsoft.com/office/word/2012/wordml" xmlns:w16cex="http://schemas.microsoft.com/office/word/2018/wordml/cex" xmlns:w16cid="http://schemas.microsoft.com/office/word/2016/wordml/cid" xmlns:w16="http://schemas.microsoft.com/office/word/2018/wordml" xmlns:w16sdtdh="http://schemas.microsoft.com/office/word/2020/wordml/sdtdatahash" xmlns:w16sdtfl="http://schemas.microsoft.com/office/word/2024/wordml/sdtformatlock" xmlns:w16se="http://schemas.microsoft.com/office/word/2015/wordml/symex" xmlns:w16du="http://schemas.microsoft.com/office/word/2023/wordml/word16du" xmlns:wne="http://schemas.microsoft.com/office/word/2006/wordml" mc:Ignorable="w14 w15 w16se w16cid w16 w16cex w16sdtdh w16sdtfl w16du wp14">
   <w:p>
     <w:pPr>
-      <w:pStyle w:val="Fuzeile"/>
+      <w:pStyle w:val="Footer"/>
       <w:tabs>
         <w:tab w:val="clear" w:pos="4536"/>
         <w:tab w:val="clear" w:pos="9072"/>
@@ -7468,7 +7357,7 @@
 </file>
 
 <file path=word/footer2.xml><?xml version="1.0" encoding="utf-8"?>
-<w:ftr xmlns:wpc="http://schemas.microsoft.com/office/word/2010/wordprocessingCanvas" xmlns:cx="http://schemas.microsoft.com/office/drawing/2014/chartex" xmlns:cx1="http://schemas.microsoft.com/office/drawing/2015/9/8/chartex" xmlns:cx2="http://schemas.microsoft.com/office/drawing/2015/10/21/chartex" xmlns:cx3="http://schemas.microsoft.com/office/drawing/2016/5/9/chartex" xmlns:cx4="http://schemas.microsoft.com/office/drawing/2016/5/10/chartex" xmlns:cx5="http://schemas.microsoft.com/office/drawing/2016/5/11/chartex" xmlns:cx6="http://schemas.microsoft.com/office/drawing/2016/5/12/chartex" xmlns:cx7="http://schemas.microsoft.com/office/drawing/2016/5/13/chartex" xmlns:cx8="http://schemas.microsoft.com/office/drawing/2016/5/14/chartex" xmlns:mc="http://schemas.openxmlformats.org/markup-compatibility/2006" xmlns:aink="http://schemas.microsoft.com/office/drawing/2016/ink" xmlns:am3d="http://schemas.microsoft.com/office/drawing/2017/model3d" xmlns:o="urn:schemas-microsoft-com:office:office" xmlns:oel="http://schemas.microsoft.com/office/2019/extlst" xmlns:r="http://schemas.openxmlformats.org/officeDocument/2006/relationships" xmlns:m="http://schemas.openxmlformats.org/officeDocument/2006/math" xmlns:v="urn:schemas-microsoft-com:vml" xmlns:wp14="http://schemas.microsoft.com/office/word/2010/wordprocessingDrawing" xmlns:wp="http://schemas.openxmlformats.org/drawingml/2006/wordprocessingDrawing" xmlns:w10="urn:schemas-microsoft-com:office:word" xmlns:w="http://schemas.openxmlformats.org/wordprocessingml/2006/main" xmlns:w14="http://schemas.microsoft.com/office/word/2010/wordml" xmlns:w15="http://schemas.microsoft.com/office/word/2012/wordml" xmlns:w16cex="http://schemas.microsoft.com/office/word/2018/wordml/cex" xmlns:w16cid="http://schemas.microsoft.com/office/word/2016/wordml/cid" xmlns:w16="http://schemas.microsoft.com/office/word/2018/wordml" xmlns:w16du="http://schemas.microsoft.com/office/word/2023/wordml/word16du" xmlns:w16sdtdh="http://schemas.microsoft.com/office/word/2020/wordml/sdtdatahash" xmlns:w16sdtfl="http://schemas.microsoft.com/office/word/2024/wordml/sdtformatlock" xmlns:w16se="http://schemas.microsoft.com/office/word/2015/wordml/symex" xmlns:wpg="http://schemas.microsoft.com/office/word/2010/wordprocessingGroup" xmlns:wpi="http://schemas.microsoft.com/office/word/2010/wordprocessingInk" xmlns:wne="http://schemas.microsoft.com/office/word/2006/wordml" xmlns:wps="http://schemas.microsoft.com/office/word/2010/wordprocessingShape" mc:Ignorable="w14 w15 w16se w16cid w16 w16cex w16sdtdh w16sdtfl w16du wp14">
+<w:ftr xmlns:wpc="http://schemas.microsoft.com/office/word/2010/wordprocessingCanvas" xmlns:cx="http://schemas.microsoft.com/office/drawing/2014/chartex" xmlns:cx1="http://schemas.microsoft.com/office/drawing/2015/9/8/chartex" xmlns:cx2="http://schemas.microsoft.com/office/drawing/2015/10/21/chartex" xmlns:cx3="http://schemas.microsoft.com/office/drawing/2016/5/9/chartex" xmlns:cx4="http://schemas.microsoft.com/office/drawing/2016/5/10/chartex" xmlns:cx5="http://schemas.microsoft.com/office/drawing/2016/5/11/chartex" xmlns:cx6="http://schemas.microsoft.com/office/drawing/2016/5/12/chartex" xmlns:cx7="http://schemas.microsoft.com/office/drawing/2016/5/13/chartex" xmlns:cx8="http://schemas.microsoft.com/office/drawing/2016/5/14/chartex" xmlns:mc="http://schemas.openxmlformats.org/markup-compatibility/2006" xmlns:m="http://schemas.openxmlformats.org/officeDocument/2006/math" xmlns:aink="http://schemas.microsoft.com/office/drawing/2016/ink" xmlns:am3d="http://schemas.microsoft.com/office/drawing/2017/model3d" xmlns:oel="http://schemas.microsoft.com/office/2019/extlst" xmlns:r="http://schemas.openxmlformats.org/officeDocument/2006/relationships" xmlns:wp14="http://schemas.microsoft.com/office/word/2010/wordprocessingDrawing" xmlns:wp="http://schemas.openxmlformats.org/drawingml/2006/wordprocessingDrawing" xmlns:wpg="http://schemas.microsoft.com/office/word/2010/wordprocessingGroup" xmlns:wpi="http://schemas.microsoft.com/office/word/2010/wordprocessingInk" xmlns:wps="http://schemas.microsoft.com/office/word/2010/wordprocessingShape" xmlns:o="urn:schemas-microsoft-com:office:office" xmlns:v="urn:schemas-microsoft-com:vml" xmlns:w10="urn:schemas-microsoft-com:office:word" xmlns:w="http://schemas.openxmlformats.org/wordprocessingml/2006/main" xmlns:w14="http://schemas.microsoft.com/office/word/2010/wordml" xmlns:w15="http://schemas.microsoft.com/office/word/2012/wordml" xmlns:w16cex="http://schemas.microsoft.com/office/word/2018/wordml/cex" xmlns:w16cid="http://schemas.microsoft.com/office/word/2016/wordml/cid" xmlns:w16="http://schemas.microsoft.com/office/word/2018/wordml" xmlns:w16sdtdh="http://schemas.microsoft.com/office/word/2020/wordml/sdtdatahash" xmlns:w16sdtfl="http://schemas.microsoft.com/office/word/2024/wordml/sdtformatlock" xmlns:w16se="http://schemas.microsoft.com/office/word/2015/wordml/symex" xmlns:w16du="http://schemas.microsoft.com/office/word/2023/wordml/word16du" xmlns:wne="http://schemas.microsoft.com/office/word/2006/wordml" mc:Ignorable="w14 w15 w16se w16cid w16 w16cex w16sdtdh w16sdtfl w16du wp14">
   <w:tbl>
     <w:tblPr>
       <w:tblW w:w="9923" w:type="dxa"/>
@@ -7492,7 +7381,7 @@
         </w:tcPr>
         <w:p>
           <w:pPr>
-            <w:pStyle w:val="Fuzeile"/>
+            <w:pStyle w:val="Footer"/>
             <w:spacing w:before="60"/>
             <w:ind w:left="-108"/>
             <w:jc w:val="right"/>
@@ -7573,7 +7462,7 @@
         </w:tcPr>
         <w:p>
           <w:pPr>
-            <w:pStyle w:val="Fuzeile"/>
+            <w:pStyle w:val="Footer"/>
             <w:spacing w:line="150" w:lineRule="exact"/>
             <w:ind w:left="-108" w:right="133"/>
             <w:rPr>
@@ -7628,7 +7517,7 @@
         </w:tcPr>
         <w:p>
           <w:pPr>
-            <w:pStyle w:val="Fuzeile"/>
+            <w:pStyle w:val="Footer"/>
             <w:spacing w:line="150" w:lineRule="exact"/>
             <w:ind w:left="-108" w:right="-108"/>
             <w:rPr>
@@ -7664,7 +7553,7 @@
         </w:p>
         <w:p>
           <w:pPr>
-            <w:pStyle w:val="Fuzeile"/>
+            <w:pStyle w:val="Footer"/>
             <w:spacing w:line="150" w:lineRule="exact"/>
             <w:ind w:left="-108" w:right="-108"/>
             <w:rPr>
@@ -7697,7 +7586,7 @@
         </w:p>
         <w:p>
           <w:pPr>
-            <w:pStyle w:val="Fuzeile"/>
+            <w:pStyle w:val="Footer"/>
             <w:spacing w:line="150" w:lineRule="exact"/>
             <w:ind w:left="-108" w:right="-108"/>
             <w:rPr>
@@ -7721,7 +7610,7 @@
         </w:p>
         <w:p>
           <w:pPr>
-            <w:pStyle w:val="Fuzeile"/>
+            <w:pStyle w:val="Footer"/>
             <w:spacing w:line="150" w:lineRule="exact"/>
             <w:ind w:left="-108" w:right="113"/>
             <w:rPr>
@@ -7749,7 +7638,7 @@
         </w:tcPr>
         <w:p>
           <w:pPr>
-            <w:pStyle w:val="Fuzeile"/>
+            <w:pStyle w:val="Footer"/>
             <w:tabs>
               <w:tab w:val="clear" w:pos="4536"/>
             </w:tabs>
@@ -7786,7 +7675,7 @@
         </w:p>
         <w:p>
           <w:pPr>
-            <w:pStyle w:val="Fuzeile"/>
+            <w:pStyle w:val="Footer"/>
             <w:tabs>
               <w:tab w:val="clear" w:pos="4536"/>
             </w:tabs>
@@ -7813,7 +7702,7 @@
         </w:p>
         <w:p>
           <w:pPr>
-            <w:pStyle w:val="Fuzeile"/>
+            <w:pStyle w:val="Footer"/>
             <w:tabs>
               <w:tab w:val="clear" w:pos="4536"/>
             </w:tabs>
@@ -7840,7 +7729,7 @@
         </w:p>
         <w:p>
           <w:pPr>
-            <w:pStyle w:val="Fuzeile"/>
+            <w:pStyle w:val="Footer"/>
             <w:tabs>
               <w:tab w:val="clear" w:pos="4536"/>
             </w:tabs>
@@ -7870,7 +7759,7 @@
   </w:tbl>
   <w:p>
     <w:pPr>
-      <w:pStyle w:val="Fuzeile"/>
+      <w:pStyle w:val="Footer"/>
       <w:spacing w:line="150" w:lineRule="exact"/>
       <w:rPr>
         <w:lang w:val="en-US"/>
@@ -7881,7 +7770,7 @@
 </file>
 
 <file path=word/footnotes.xml><?xml version="1.0" encoding="utf-8"?>
-<w:footnotes xmlns:wpc="http://schemas.microsoft.com/office/word/2010/wordprocessingCanvas" xmlns:cx="http://schemas.microsoft.com/office/drawing/2014/chartex" xmlns:cx1="http://schemas.microsoft.com/office/drawing/2015/9/8/chartex" xmlns:cx2="http://schemas.microsoft.com/office/drawing/2015/10/21/chartex" xmlns:cx3="http://schemas.microsoft.com/office/drawing/2016/5/9/chartex" xmlns:cx4="http://schemas.microsoft.com/office/drawing/2016/5/10/chartex" xmlns:cx5="http://schemas.microsoft.com/office/drawing/2016/5/11/chartex" xmlns:cx6="http://schemas.microsoft.com/office/drawing/2016/5/12/chartex" xmlns:cx7="http://schemas.microsoft.com/office/drawing/2016/5/13/chartex" xmlns:cx8="http://schemas.microsoft.com/office/drawing/2016/5/14/chartex" xmlns:mc="http://schemas.openxmlformats.org/markup-compatibility/2006" xmlns:aink="http://schemas.microsoft.com/office/drawing/2016/ink" xmlns:am3d="http://schemas.microsoft.com/office/drawing/2017/model3d" xmlns:o="urn:schemas-microsoft-com:office:office" xmlns:oel="http://schemas.microsoft.com/office/2019/extlst" xmlns:r="http://schemas.openxmlformats.org/officeDocument/2006/relationships" xmlns:m="http://schemas.openxmlformats.org/officeDocument/2006/math" xmlns:v="urn:schemas-microsoft-com:vml" xmlns:wp14="http://schemas.microsoft.com/office/word/2010/wordprocessingDrawing" xmlns:wp="http://schemas.openxmlformats.org/drawingml/2006/wordprocessingDrawing" xmlns:w10="urn:schemas-microsoft-com:office:word" xmlns:w="http://schemas.openxmlformats.org/wordprocessingml/2006/main" xmlns:w14="http://schemas.microsoft.com/office/word/2010/wordml" xmlns:w15="http://schemas.microsoft.com/office/word/2012/wordml" xmlns:w16cex="http://schemas.microsoft.com/office/word/2018/wordml/cex" xmlns:w16cid="http://schemas.microsoft.com/office/word/2016/wordml/cid" xmlns:w16="http://schemas.microsoft.com/office/word/2018/wordml" xmlns:w16du="http://schemas.microsoft.com/office/word/2023/wordml/word16du" xmlns:w16sdtdh="http://schemas.microsoft.com/office/word/2020/wordml/sdtdatahash" xmlns:w16sdtfl="http://schemas.microsoft.com/office/word/2024/wordml/sdtformatlock" xmlns:w16se="http://schemas.microsoft.com/office/word/2015/wordml/symex" xmlns:wpg="http://schemas.microsoft.com/office/word/2010/wordprocessingGroup" xmlns:wpi="http://schemas.microsoft.com/office/word/2010/wordprocessingInk" xmlns:wne="http://schemas.microsoft.com/office/word/2006/wordml" xmlns:wps="http://schemas.microsoft.com/office/word/2010/wordprocessingShape" mc:Ignorable="w14 w15 w16se w16cid w16 w16cex w16sdtdh w16sdtfl w16du wp14">
+<w:footnotes xmlns:wpc="http://schemas.microsoft.com/office/word/2010/wordprocessingCanvas" xmlns:cx="http://schemas.microsoft.com/office/drawing/2014/chartex" xmlns:cx1="http://schemas.microsoft.com/office/drawing/2015/9/8/chartex" xmlns:cx2="http://schemas.microsoft.com/office/drawing/2015/10/21/chartex" xmlns:cx3="http://schemas.microsoft.com/office/drawing/2016/5/9/chartex" xmlns:cx4="http://schemas.microsoft.com/office/drawing/2016/5/10/chartex" xmlns:cx5="http://schemas.microsoft.com/office/drawing/2016/5/11/chartex" xmlns:cx6="http://schemas.microsoft.com/office/drawing/2016/5/12/chartex" xmlns:cx7="http://schemas.microsoft.com/office/drawing/2016/5/13/chartex" xmlns:cx8="http://schemas.microsoft.com/office/drawing/2016/5/14/chartex" xmlns:mc="http://schemas.openxmlformats.org/markup-compatibility/2006" xmlns:m="http://schemas.openxmlformats.org/officeDocument/2006/math" xmlns:aink="http://schemas.microsoft.com/office/drawing/2016/ink" xmlns:am3d="http://schemas.microsoft.com/office/drawing/2017/model3d" xmlns:oel="http://schemas.microsoft.com/office/2019/extlst" xmlns:r="http://schemas.openxmlformats.org/officeDocument/2006/relationships" xmlns:wp14="http://schemas.microsoft.com/office/word/2010/wordprocessingDrawing" xmlns:wp="http://schemas.openxmlformats.org/drawingml/2006/wordprocessingDrawing" xmlns:wpg="http://schemas.microsoft.com/office/word/2010/wordprocessingGroup" xmlns:wpi="http://schemas.microsoft.com/office/word/2010/wordprocessingInk" xmlns:wps="http://schemas.microsoft.com/office/word/2010/wordprocessingShape" xmlns:o="urn:schemas-microsoft-com:office:office" xmlns:v="urn:schemas-microsoft-com:vml" xmlns:w10="urn:schemas-microsoft-com:office:word" xmlns:w="http://schemas.openxmlformats.org/wordprocessingml/2006/main" xmlns:w14="http://schemas.microsoft.com/office/word/2010/wordml" xmlns:w15="http://schemas.microsoft.com/office/word/2012/wordml" xmlns:w16cex="http://schemas.microsoft.com/office/word/2018/wordml/cex" xmlns:w16cid="http://schemas.microsoft.com/office/word/2016/wordml/cid" xmlns:w16="http://schemas.microsoft.com/office/word/2018/wordml" xmlns:w16sdtdh="http://schemas.microsoft.com/office/word/2020/wordml/sdtdatahash" xmlns:w16sdtfl="http://schemas.microsoft.com/office/word/2024/wordml/sdtformatlock" xmlns:w16se="http://schemas.microsoft.com/office/word/2015/wordml/symex" xmlns:w16du="http://schemas.microsoft.com/office/word/2023/wordml/word16du" xmlns:wne="http://schemas.microsoft.com/office/word/2006/wordml" mc:Ignorable="w14 w15 w16se w16cid w16 w16cex w16sdtdh w16sdtfl w16du wp14">
   <w:footnote w:type="separator" w:id="-1">
     <w:p>
       <w:pPr>
@@ -7906,10 +7795,10 @@
 </file>
 
 <file path=word/header1.xml><?xml version="1.0" encoding="utf-8"?>
-<w:hdr xmlns:wpc="http://schemas.microsoft.com/office/word/2010/wordprocessingCanvas" xmlns:cx="http://schemas.microsoft.com/office/drawing/2014/chartex" xmlns:cx1="http://schemas.microsoft.com/office/drawing/2015/9/8/chartex" xmlns:cx2="http://schemas.microsoft.com/office/drawing/2015/10/21/chartex" xmlns:cx3="http://schemas.microsoft.com/office/drawing/2016/5/9/chartex" xmlns:cx4="http://schemas.microsoft.com/office/drawing/2016/5/10/chartex" xmlns:cx5="http://schemas.microsoft.com/office/drawing/2016/5/11/chartex" xmlns:cx6="http://schemas.microsoft.com/office/drawing/2016/5/12/chartex" xmlns:cx7="http://schemas.microsoft.com/office/drawing/2016/5/13/chartex" xmlns:cx8="http://schemas.microsoft.com/office/drawing/2016/5/14/chartex" xmlns:mc="http://schemas.openxmlformats.org/markup-compatibility/2006" xmlns:aink="http://schemas.microsoft.com/office/drawing/2016/ink" xmlns:am3d="http://schemas.microsoft.com/office/drawing/2017/model3d" xmlns:o="urn:schemas-microsoft-com:office:office" xmlns:oel="http://schemas.microsoft.com/office/2019/extlst" xmlns:r="http://schemas.openxmlformats.org/officeDocument/2006/relationships" xmlns:m="http://schemas.openxmlformats.org/officeDocument/2006/math" xmlns:v="urn:schemas-microsoft-com:vml" xmlns:wp14="http://schemas.microsoft.com/office/word/2010/wordprocessingDrawing" xmlns:wp="http://schemas.openxmlformats.org/drawingml/2006/wordprocessingDrawing" xmlns:w10="urn:schemas-microsoft-com:office:word" xmlns:w="http://schemas.openxmlformats.org/wordprocessingml/2006/main" xmlns:w14="http://schemas.microsoft.com/office/word/2010/wordml" xmlns:w15="http://schemas.microsoft.com/office/word/2012/wordml" xmlns:w16cex="http://schemas.microsoft.com/office/word/2018/wordml/cex" xmlns:w16cid="http://schemas.microsoft.com/office/word/2016/wordml/cid" xmlns:w16="http://schemas.microsoft.com/office/word/2018/wordml" xmlns:w16du="http://schemas.microsoft.com/office/word/2023/wordml/word16du" xmlns:w16sdtdh="http://schemas.microsoft.com/office/word/2020/wordml/sdtdatahash" xmlns:w16sdtfl="http://schemas.microsoft.com/office/word/2024/wordml/sdtformatlock" xmlns:w16se="http://schemas.microsoft.com/office/word/2015/wordml/symex" xmlns:wpg="http://schemas.microsoft.com/office/word/2010/wordprocessingGroup" xmlns:wpi="http://schemas.microsoft.com/office/word/2010/wordprocessingInk" xmlns:wne="http://schemas.microsoft.com/office/word/2006/wordml" xmlns:wps="http://schemas.microsoft.com/office/word/2010/wordprocessingShape" mc:Ignorable="w14 w15 w16se w16cid w16 w16cex w16sdtdh w16sdtfl w16du wp14">
+<w:hdr xmlns:wpc="http://schemas.microsoft.com/office/word/2010/wordprocessingCanvas" xmlns:cx="http://schemas.microsoft.com/office/drawing/2014/chartex" xmlns:cx1="http://schemas.microsoft.com/office/drawing/2015/9/8/chartex" xmlns:cx2="http://schemas.microsoft.com/office/drawing/2015/10/21/chartex" xmlns:cx3="http://schemas.microsoft.com/office/drawing/2016/5/9/chartex" xmlns:cx4="http://schemas.microsoft.com/office/drawing/2016/5/10/chartex" xmlns:cx5="http://schemas.microsoft.com/office/drawing/2016/5/11/chartex" xmlns:cx6="http://schemas.microsoft.com/office/drawing/2016/5/12/chartex" xmlns:cx7="http://schemas.microsoft.com/office/drawing/2016/5/13/chartex" xmlns:cx8="http://schemas.microsoft.com/office/drawing/2016/5/14/chartex" xmlns:mc="http://schemas.openxmlformats.org/markup-compatibility/2006" xmlns:m="http://schemas.openxmlformats.org/officeDocument/2006/math" xmlns:aink="http://schemas.microsoft.com/office/drawing/2016/ink" xmlns:am3d="http://schemas.microsoft.com/office/drawing/2017/model3d" xmlns:oel="http://schemas.microsoft.com/office/2019/extlst" xmlns:r="http://schemas.openxmlformats.org/officeDocument/2006/relationships" xmlns:wp14="http://schemas.microsoft.com/office/word/2010/wordprocessingDrawing" xmlns:wp="http://schemas.openxmlformats.org/drawingml/2006/wordprocessingDrawing" xmlns:wpg="http://schemas.microsoft.com/office/word/2010/wordprocessingGroup" xmlns:wpi="http://schemas.microsoft.com/office/word/2010/wordprocessingInk" xmlns:wps="http://schemas.microsoft.com/office/word/2010/wordprocessingShape" xmlns:o="urn:schemas-microsoft-com:office:office" xmlns:v="urn:schemas-microsoft-com:vml" xmlns:w10="urn:schemas-microsoft-com:office:word" xmlns:w="http://schemas.openxmlformats.org/wordprocessingml/2006/main" xmlns:w14="http://schemas.microsoft.com/office/word/2010/wordml" xmlns:w15="http://schemas.microsoft.com/office/word/2012/wordml" xmlns:w16cex="http://schemas.microsoft.com/office/word/2018/wordml/cex" xmlns:w16cid="http://schemas.microsoft.com/office/word/2016/wordml/cid" xmlns:w16="http://schemas.microsoft.com/office/word/2018/wordml" xmlns:w16sdtdh="http://schemas.microsoft.com/office/word/2020/wordml/sdtdatahash" xmlns:w16sdtfl="http://schemas.microsoft.com/office/word/2024/wordml/sdtformatlock" xmlns:w16se="http://schemas.microsoft.com/office/word/2015/wordml/symex" xmlns:w16du="http://schemas.microsoft.com/office/word/2023/wordml/word16du" xmlns:wne="http://schemas.microsoft.com/office/word/2006/wordml" mc:Ignorable="w14 w15 w16se w16cid w16 w16cex w16sdtdh w16sdtfl w16du wp14">
   <w:p>
     <w:pPr>
-      <w:pStyle w:val="Kopfzeile"/>
+      <w:pStyle w:val="Header"/>
     </w:pPr>
     <w:r>
       <w:rPr>
@@ -7971,10 +7860,10 @@
 </file>
 
 <file path=word/header2.xml><?xml version="1.0" encoding="utf-8"?>
-<w:hdr xmlns:wpc="http://schemas.microsoft.com/office/word/2010/wordprocessingCanvas" xmlns:cx="http://schemas.microsoft.com/office/drawing/2014/chartex" xmlns:cx1="http://schemas.microsoft.com/office/drawing/2015/9/8/chartex" xmlns:cx2="http://schemas.microsoft.com/office/drawing/2015/10/21/chartex" xmlns:cx3="http://schemas.microsoft.com/office/drawing/2016/5/9/chartex" xmlns:cx4="http://schemas.microsoft.com/office/drawing/2016/5/10/chartex" xmlns:cx5="http://schemas.microsoft.com/office/drawing/2016/5/11/chartex" xmlns:cx6="http://schemas.microsoft.com/office/drawing/2016/5/12/chartex" xmlns:cx7="http://schemas.microsoft.com/office/drawing/2016/5/13/chartex" xmlns:cx8="http://schemas.microsoft.com/office/drawing/2016/5/14/chartex" xmlns:mc="http://schemas.openxmlformats.org/markup-compatibility/2006" xmlns:aink="http://schemas.microsoft.com/office/drawing/2016/ink" xmlns:am3d="http://schemas.microsoft.com/office/drawing/2017/model3d" xmlns:o="urn:schemas-microsoft-com:office:office" xmlns:oel="http://schemas.microsoft.com/office/2019/extlst" xmlns:r="http://schemas.openxmlformats.org/officeDocument/2006/relationships" xmlns:m="http://schemas.openxmlformats.org/officeDocument/2006/math" xmlns:v="urn:schemas-microsoft-com:vml" xmlns:wp14="http://schemas.microsoft.com/office/word/2010/wordprocessingDrawing" xmlns:wp="http://schemas.openxmlformats.org/drawingml/2006/wordprocessingDrawing" xmlns:w10="urn:schemas-microsoft-com:office:word" xmlns:w="http://schemas.openxmlformats.org/wordprocessingml/2006/main" xmlns:w14="http://schemas.microsoft.com/office/word/2010/wordml" xmlns:w15="http://schemas.microsoft.com/office/word/2012/wordml" xmlns:w16cex="http://schemas.microsoft.com/office/word/2018/wordml/cex" xmlns:w16cid="http://schemas.microsoft.com/office/word/2016/wordml/cid" xmlns:w16="http://schemas.microsoft.com/office/word/2018/wordml" xmlns:w16du="http://schemas.microsoft.com/office/word/2023/wordml/word16du" xmlns:w16sdtdh="http://schemas.microsoft.com/office/word/2020/wordml/sdtdatahash" xmlns:w16sdtfl="http://schemas.microsoft.com/office/word/2024/wordml/sdtformatlock" xmlns:w16se="http://schemas.microsoft.com/office/word/2015/wordml/symex" xmlns:wpg="http://schemas.microsoft.com/office/word/2010/wordprocessingGroup" xmlns:wpi="http://schemas.microsoft.com/office/word/2010/wordprocessingInk" xmlns:wne="http://schemas.microsoft.com/office/word/2006/wordml" xmlns:wps="http://schemas.microsoft.com/office/word/2010/wordprocessingShape" mc:Ignorable="w14 w15 w16se w16cid w16 w16cex w16sdtdh w16sdtfl w16du wp14">
+<w:hdr xmlns:wpc="http://schemas.microsoft.com/office/word/2010/wordprocessingCanvas" xmlns:cx="http://schemas.microsoft.com/office/drawing/2014/chartex" xmlns:cx1="http://schemas.microsoft.com/office/drawing/2015/9/8/chartex" xmlns:cx2="http://schemas.microsoft.com/office/drawing/2015/10/21/chartex" xmlns:cx3="http://schemas.microsoft.com/office/drawing/2016/5/9/chartex" xmlns:cx4="http://schemas.microsoft.com/office/drawing/2016/5/10/chartex" xmlns:cx5="http://schemas.microsoft.com/office/drawing/2016/5/11/chartex" xmlns:cx6="http://schemas.microsoft.com/office/drawing/2016/5/12/chartex" xmlns:cx7="http://schemas.microsoft.com/office/drawing/2016/5/13/chartex" xmlns:cx8="http://schemas.microsoft.com/office/drawing/2016/5/14/chartex" xmlns:mc="http://schemas.openxmlformats.org/markup-compatibility/2006" xmlns:m="http://schemas.openxmlformats.org/officeDocument/2006/math" xmlns:aink="http://schemas.microsoft.com/office/drawing/2016/ink" xmlns:am3d="http://schemas.microsoft.com/office/drawing/2017/model3d" xmlns:oel="http://schemas.microsoft.com/office/2019/extlst" xmlns:r="http://schemas.openxmlformats.org/officeDocument/2006/relationships" xmlns:wp14="http://schemas.microsoft.com/office/word/2010/wordprocessingDrawing" xmlns:wp="http://schemas.openxmlformats.org/drawingml/2006/wordprocessingDrawing" xmlns:wpg="http://schemas.microsoft.com/office/word/2010/wordprocessingGroup" xmlns:wpi="http://schemas.microsoft.com/office/word/2010/wordprocessingInk" xmlns:wps="http://schemas.microsoft.com/office/word/2010/wordprocessingShape" xmlns:o="urn:schemas-microsoft-com:office:office" xmlns:v="urn:schemas-microsoft-com:vml" xmlns:w10="urn:schemas-microsoft-com:office:word" xmlns:w="http://schemas.openxmlformats.org/wordprocessingml/2006/main" xmlns:w14="http://schemas.microsoft.com/office/word/2010/wordml" xmlns:w15="http://schemas.microsoft.com/office/word/2012/wordml" xmlns:w16cex="http://schemas.microsoft.com/office/word/2018/wordml/cex" xmlns:w16cid="http://schemas.microsoft.com/office/word/2016/wordml/cid" xmlns:w16="http://schemas.microsoft.com/office/word/2018/wordml" xmlns:w16sdtdh="http://schemas.microsoft.com/office/word/2020/wordml/sdtdatahash" xmlns:w16sdtfl="http://schemas.microsoft.com/office/word/2024/wordml/sdtformatlock" xmlns:w16se="http://schemas.microsoft.com/office/word/2015/wordml/symex" xmlns:w16du="http://schemas.microsoft.com/office/word/2023/wordml/word16du" xmlns:wne="http://schemas.microsoft.com/office/word/2006/wordml" mc:Ignorable="w14 w15 w16se w16cid w16 w16cex w16sdtdh w16sdtfl w16du wp14">
   <w:p>
     <w:pPr>
-      <w:pStyle w:val="Kopfzeile"/>
+      <w:pStyle w:val="Header"/>
     </w:pPr>
     <w:r>
       <w:rPr>
@@ -8043,7 +7932,7 @@
 </file>
 
 <file path=word/numbering.xml><?xml version="1.0" encoding="utf-8"?>
-<w:numbering xmlns:wpc="http://schemas.microsoft.com/office/word/2010/wordprocessingCanvas" xmlns:cx="http://schemas.microsoft.com/office/drawing/2014/chartex" xmlns:cx1="http://schemas.microsoft.com/office/drawing/2015/9/8/chartex" xmlns:cx2="http://schemas.microsoft.com/office/drawing/2015/10/21/chartex" xmlns:cx3="http://schemas.microsoft.com/office/drawing/2016/5/9/chartex" xmlns:cx4="http://schemas.microsoft.com/office/drawing/2016/5/10/chartex" xmlns:cx5="http://schemas.microsoft.com/office/drawing/2016/5/11/chartex" xmlns:cx6="http://schemas.microsoft.com/office/drawing/2016/5/12/chartex" xmlns:cx7="http://schemas.microsoft.com/office/drawing/2016/5/13/chartex" xmlns:cx8="http://schemas.microsoft.com/office/drawing/2016/5/14/chartex" xmlns:mc="http://schemas.openxmlformats.org/markup-compatibility/2006" xmlns:aink="http://schemas.microsoft.com/office/drawing/2016/ink" xmlns:am3d="http://schemas.microsoft.com/office/drawing/2017/model3d" xmlns:o="urn:schemas-microsoft-com:office:office" xmlns:oel="http://schemas.microsoft.com/office/2019/extlst" xmlns:r="http://schemas.openxmlformats.org/officeDocument/2006/relationships" xmlns:m="http://schemas.openxmlformats.org/officeDocument/2006/math" xmlns:v="urn:schemas-microsoft-com:vml" xmlns:wp14="http://schemas.microsoft.com/office/word/2010/wordprocessingDrawing" xmlns:wp="http://schemas.openxmlformats.org/drawingml/2006/wordprocessingDrawing" xmlns:w10="urn:schemas-microsoft-com:office:word" xmlns:w="http://schemas.openxmlformats.org/wordprocessingml/2006/main" xmlns:w14="http://schemas.microsoft.com/office/word/2010/wordml" xmlns:w15="http://schemas.microsoft.com/office/word/2012/wordml" xmlns:w16cex="http://schemas.microsoft.com/office/word/2018/wordml/cex" xmlns:w16cid="http://schemas.microsoft.com/office/word/2016/wordml/cid" xmlns:w16="http://schemas.microsoft.com/office/word/2018/wordml" xmlns:w16du="http://schemas.microsoft.com/office/word/2023/wordml/word16du" xmlns:w16sdtdh="http://schemas.microsoft.com/office/word/2020/wordml/sdtdatahash" xmlns:w16sdtfl="http://schemas.microsoft.com/office/word/2024/wordml/sdtformatlock" xmlns:w16se="http://schemas.microsoft.com/office/word/2015/wordml/symex" xmlns:wpg="http://schemas.microsoft.com/office/word/2010/wordprocessingGroup" xmlns:wpi="http://schemas.microsoft.com/office/word/2010/wordprocessingInk" xmlns:wne="http://schemas.microsoft.com/office/word/2006/wordml" xmlns:wps="http://schemas.microsoft.com/office/word/2010/wordprocessingShape" mc:Ignorable="w14 w15 w16se w16cid w16 w16cex w16sdtdh w16sdtfl w16du wp14">
+<w:numbering xmlns:wpc="http://schemas.microsoft.com/office/word/2010/wordprocessingCanvas" xmlns:cx="http://schemas.microsoft.com/office/drawing/2014/chartex" xmlns:cx1="http://schemas.microsoft.com/office/drawing/2015/9/8/chartex" xmlns:cx2="http://schemas.microsoft.com/office/drawing/2015/10/21/chartex" xmlns:cx3="http://schemas.microsoft.com/office/drawing/2016/5/9/chartex" xmlns:cx4="http://schemas.microsoft.com/office/drawing/2016/5/10/chartex" xmlns:cx5="http://schemas.microsoft.com/office/drawing/2016/5/11/chartex" xmlns:cx6="http://schemas.microsoft.com/office/drawing/2016/5/12/chartex" xmlns:cx7="http://schemas.microsoft.com/office/drawing/2016/5/13/chartex" xmlns:cx8="http://schemas.microsoft.com/office/drawing/2016/5/14/chartex" xmlns:mc="http://schemas.openxmlformats.org/markup-compatibility/2006" xmlns:m="http://schemas.openxmlformats.org/officeDocument/2006/math" xmlns:aink="http://schemas.microsoft.com/office/drawing/2016/ink" xmlns:am3d="http://schemas.microsoft.com/office/drawing/2017/model3d" xmlns:oel="http://schemas.microsoft.com/office/2019/extlst" xmlns:r="http://schemas.openxmlformats.org/officeDocument/2006/relationships" xmlns:wp14="http://schemas.microsoft.com/office/word/2010/wordprocessingDrawing" xmlns:wp="http://schemas.openxmlformats.org/drawingml/2006/wordprocessingDrawing" xmlns:wpg="http://schemas.microsoft.com/office/word/2010/wordprocessingGroup" xmlns:wpi="http://schemas.microsoft.com/office/word/2010/wordprocessingInk" xmlns:wps="http://schemas.microsoft.com/office/word/2010/wordprocessingShape" xmlns:o="urn:schemas-microsoft-com:office:office" xmlns:v="urn:schemas-microsoft-com:vml" xmlns:w10="urn:schemas-microsoft-com:office:word" xmlns:w="http://schemas.openxmlformats.org/wordprocessingml/2006/main" xmlns:w14="http://schemas.microsoft.com/office/word/2010/wordml" xmlns:w15="http://schemas.microsoft.com/office/word/2012/wordml" xmlns:w16cex="http://schemas.microsoft.com/office/word/2018/wordml/cex" xmlns:w16cid="http://schemas.microsoft.com/office/word/2016/wordml/cid" xmlns:w16="http://schemas.microsoft.com/office/word/2018/wordml" xmlns:w16sdtdh="http://schemas.microsoft.com/office/word/2020/wordml/sdtdatahash" xmlns:w16sdtfl="http://schemas.microsoft.com/office/word/2024/wordml/sdtformatlock" xmlns:w16se="http://schemas.microsoft.com/office/word/2015/wordml/symex" xmlns:w16du="http://schemas.microsoft.com/office/word/2023/wordml/word16du" xmlns:wne="http://schemas.microsoft.com/office/word/2006/wordml" mc:Ignorable="w14 w15 w16se w16cid w16 w16cex w16sdtdh w16sdtfl w16du wp14">
   <w:abstractNum w:abstractNumId="0" w15:restartNumberingAfterBreak="0">
     <w:nsid w:val="FFFFFF1D"/>
     <w:multiLevelType w:val="multilevel"/>
@@ -8191,7 +8080,7 @@
     <w:lvl w:ilvl="0">
       <w:start w:val="1"/>
       <w:numFmt w:val="decimal"/>
-      <w:pStyle w:val="Listennummer5"/>
+      <w:pStyle w:val="ListNumber5"/>
       <w:lvlText w:val="%1."/>
       <w:lvlJc w:val="left"/>
       <w:pPr>
@@ -8209,7 +8098,7 @@
     <w:lvl w:ilvl="0">
       <w:start w:val="1"/>
       <w:numFmt w:val="decimal"/>
-      <w:pStyle w:val="Listennummer4"/>
+      <w:pStyle w:val="ListNumber4"/>
       <w:lvlText w:val="%1."/>
       <w:lvlJc w:val="left"/>
       <w:pPr>
@@ -8227,7 +8116,7 @@
     <w:lvl w:ilvl="0">
       <w:start w:val="1"/>
       <w:numFmt w:val="decimal"/>
-      <w:pStyle w:val="Listennummer3"/>
+      <w:pStyle w:val="ListNumber3"/>
       <w:lvlText w:val="%1."/>
       <w:lvlJc w:val="left"/>
       <w:pPr>
@@ -8245,7 +8134,7 @@
     <w:lvl w:ilvl="0">
       <w:start w:val="1"/>
       <w:numFmt w:val="decimal"/>
-      <w:pStyle w:val="Listennummer2"/>
+      <w:pStyle w:val="ListNumber2"/>
       <w:lvlText w:val="%1."/>
       <w:lvlJc w:val="left"/>
       <w:pPr>
@@ -8263,7 +8152,7 @@
     <w:lvl w:ilvl="0">
       <w:start w:val="1"/>
       <w:numFmt w:val="bullet"/>
-      <w:pStyle w:val="Aufzhlungszeichen5"/>
+      <w:pStyle w:val="ListBullet5"/>
       <w:lvlText w:val=""/>
       <w:lvlJc w:val="left"/>
       <w:pPr>
@@ -8284,7 +8173,7 @@
     <w:lvl w:ilvl="0">
       <w:start w:val="1"/>
       <w:numFmt w:val="bullet"/>
-      <w:pStyle w:val="Aufzhlungszeichen4"/>
+      <w:pStyle w:val="ListBullet4"/>
       <w:lvlText w:val=""/>
       <w:lvlJc w:val="left"/>
       <w:pPr>
@@ -8305,7 +8194,7 @@
     <w:lvl w:ilvl="0">
       <w:start w:val="1"/>
       <w:numFmt w:val="bullet"/>
-      <w:pStyle w:val="Aufzhlungszeichen3"/>
+      <w:pStyle w:val="ListBullet3"/>
       <w:lvlText w:val=""/>
       <w:lvlJc w:val="left"/>
       <w:pPr>
@@ -8326,7 +8215,7 @@
     <w:lvl w:ilvl="0">
       <w:start w:val="1"/>
       <w:numFmt w:val="bullet"/>
-      <w:pStyle w:val="Aufzhlungszeichen2"/>
+      <w:pStyle w:val="ListBullet2"/>
       <w:lvlText w:val=""/>
       <w:lvlJc w:val="left"/>
       <w:pPr>
@@ -8347,7 +8236,7 @@
     <w:lvl w:ilvl="0">
       <w:start w:val="1"/>
       <w:numFmt w:val="decimal"/>
-      <w:pStyle w:val="Listennummer"/>
+      <w:pStyle w:val="ListNumber"/>
       <w:lvlText w:val="%1."/>
       <w:lvlJc w:val="left"/>
       <w:pPr>
@@ -8365,7 +8254,7 @@
     <w:lvl w:ilvl="0">
       <w:start w:val="1"/>
       <w:numFmt w:val="bullet"/>
-      <w:pStyle w:val="Aufzhlungszeichen"/>
+      <w:pStyle w:val="ListBullet"/>
       <w:lvlText w:val=""/>
       <w:lvlJc w:val="left"/>
       <w:pPr>
@@ -8756,7 +8645,7 @@
 </file>
 
 <file path=word/styles.xml><?xml version="1.0" encoding="utf-8"?>
-<w:styles xmlns:mc="http://schemas.openxmlformats.org/markup-compatibility/2006" xmlns:r="http://schemas.openxmlformats.org/officeDocument/2006/relationships" xmlns:w="http://schemas.openxmlformats.org/wordprocessingml/2006/main" xmlns:w14="http://schemas.microsoft.com/office/word/2010/wordml" xmlns:w15="http://schemas.microsoft.com/office/word/2012/wordml" xmlns:w16cex="http://schemas.microsoft.com/office/word/2018/wordml/cex" xmlns:w16cid="http://schemas.microsoft.com/office/word/2016/wordml/cid" xmlns:w16="http://schemas.microsoft.com/office/word/2018/wordml" xmlns:w16du="http://schemas.microsoft.com/office/word/2023/wordml/word16du" xmlns:w16sdtdh="http://schemas.microsoft.com/office/word/2020/wordml/sdtdatahash" xmlns:w16sdtfl="http://schemas.microsoft.com/office/word/2024/wordml/sdtformatlock" xmlns:w16se="http://schemas.microsoft.com/office/word/2015/wordml/symex" mc:Ignorable="w14 w15 w16se w16cid w16 w16cex w16sdtdh w16sdtfl w16du">
+<w:styles xmlns:mc="http://schemas.openxmlformats.org/markup-compatibility/2006" xmlns:r="http://schemas.openxmlformats.org/officeDocument/2006/relationships" xmlns:w="http://schemas.openxmlformats.org/wordprocessingml/2006/main" xmlns:w14="http://schemas.microsoft.com/office/word/2010/wordml" xmlns:w15="http://schemas.microsoft.com/office/word/2012/wordml" xmlns:w16cex="http://schemas.microsoft.com/office/word/2018/wordml/cex" xmlns:w16cid="http://schemas.microsoft.com/office/word/2016/wordml/cid" xmlns:w16="http://schemas.microsoft.com/office/word/2018/wordml" xmlns:w16sdtdh="http://schemas.microsoft.com/office/word/2020/wordml/sdtdatahash" xmlns:w16sdtfl="http://schemas.microsoft.com/office/word/2024/wordml/sdtformatlock" xmlns:w16se="http://schemas.microsoft.com/office/word/2015/wordml/symex" xmlns:w16du="http://schemas.microsoft.com/office/word/2023/wordml/word16du" mc:Ignorable="w14 w15 w16se w16cid w16 w16cex w16sdtdh w16sdtfl w16du">
   <w:docDefaults>
     <w:rPrDefault>
       <w:rPr>
@@ -9128,7 +9017,7 @@
     <w:lsdException w:name="Unresolved Mention" w:semiHidden="1" w:uiPriority="99" w:unhideWhenUsed="1"/>
     <w:lsdException w:name="Smart Link" w:semiHidden="1" w:uiPriority="99" w:unhideWhenUsed="1"/>
   </w:latentStyles>
-  <w:style w:type="paragraph" w:default="1" w:styleId="Standard">
+  <w:style w:type="paragraph" w:default="1" w:styleId="Normal">
     <w:name w:val="Normal"/>
     <w:qFormat/>
     <w:rsid w:val="00A76D14"/>
@@ -9141,11 +9030,11 @@
       <w:lang w:val="de-AT"/>
     </w:rPr>
   </w:style>
-  <w:style w:type="paragraph" w:styleId="berschrift1">
+  <w:style w:type="paragraph" w:styleId="Heading1">
     <w:name w:val="heading 1"/>
-    <w:basedOn w:val="Standard"/>
-    <w:next w:val="Standard"/>
-    <w:link w:val="berschrift1Zchn"/>
+    <w:basedOn w:val="Normal"/>
+    <w:next w:val="Normal"/>
+    <w:link w:val="Heading1Char"/>
     <w:uiPriority w:val="9"/>
     <w:qFormat/>
     <w:rsid w:val="0061271A"/>
@@ -9163,11 +9052,11 @@
       <w:szCs w:val="28"/>
     </w:rPr>
   </w:style>
-  <w:style w:type="paragraph" w:styleId="berschrift2">
+  <w:style w:type="paragraph" w:styleId="Heading2">
     <w:name w:val="heading 2"/>
-    <w:basedOn w:val="Standard"/>
-    <w:next w:val="Standard"/>
-    <w:link w:val="berschrift2Zchn"/>
+    <w:basedOn w:val="Normal"/>
+    <w:next w:val="Normal"/>
+    <w:link w:val="Heading2Char"/>
     <w:uiPriority w:val="9"/>
     <w:qFormat/>
     <w:rsid w:val="0061271A"/>
@@ -9185,11 +9074,11 @@
       <w:szCs w:val="26"/>
     </w:rPr>
   </w:style>
-  <w:style w:type="paragraph" w:styleId="berschrift3">
+  <w:style w:type="paragraph" w:styleId="Heading3">
     <w:name w:val="heading 3"/>
-    <w:basedOn w:val="Standard"/>
-    <w:next w:val="Standard"/>
-    <w:link w:val="berschrift3Zchn"/>
+    <w:basedOn w:val="Normal"/>
+    <w:next w:val="Normal"/>
+    <w:link w:val="Heading3Char"/>
     <w:uiPriority w:val="9"/>
     <w:qFormat/>
     <w:rsid w:val="0061271A"/>
@@ -9206,11 +9095,11 @@
       <w:sz w:val="22"/>
     </w:rPr>
   </w:style>
-  <w:style w:type="paragraph" w:styleId="berschrift4">
+  <w:style w:type="paragraph" w:styleId="Heading4">
     <w:name w:val="heading 4"/>
-    <w:basedOn w:val="Standard"/>
-    <w:next w:val="Standard"/>
-    <w:link w:val="berschrift4Zchn"/>
+    <w:basedOn w:val="Normal"/>
+    <w:next w:val="Normal"/>
+    <w:link w:val="Heading4Char"/>
     <w:uiPriority w:val="9"/>
     <w:qFormat/>
     <w:rsid w:val="0061271A"/>
@@ -9228,11 +9117,11 @@
       <w:sz w:val="22"/>
     </w:rPr>
   </w:style>
-  <w:style w:type="paragraph" w:styleId="berschrift5">
+  <w:style w:type="paragraph" w:styleId="Heading5">
     <w:name w:val="heading 5"/>
-    <w:basedOn w:val="Standard"/>
-    <w:next w:val="Standard"/>
-    <w:link w:val="berschrift5Zchn"/>
+    <w:basedOn w:val="Normal"/>
+    <w:next w:val="Normal"/>
+    <w:link w:val="Heading5Char"/>
     <w:uiPriority w:val="9"/>
     <w:qFormat/>
     <w:rsid w:val="0061271A"/>
@@ -9248,11 +9137,11 @@
       <w:sz w:val="20"/>
     </w:rPr>
   </w:style>
-  <w:style w:type="paragraph" w:styleId="berschrift6">
+  <w:style w:type="paragraph" w:styleId="Heading6">
     <w:name w:val="heading 6"/>
-    <w:basedOn w:val="Standard"/>
-    <w:next w:val="Standard"/>
-    <w:link w:val="berschrift6Zchn"/>
+    <w:basedOn w:val="Normal"/>
+    <w:next w:val="Normal"/>
+    <w:link w:val="Heading6Char"/>
     <w:uiPriority w:val="9"/>
     <w:qFormat/>
     <w:rsid w:val="0061271A"/>
@@ -9268,11 +9157,11 @@
       <w:iCs/>
     </w:rPr>
   </w:style>
-  <w:style w:type="paragraph" w:styleId="berschrift7">
+  <w:style w:type="paragraph" w:styleId="Heading7">
     <w:name w:val="heading 7"/>
-    <w:basedOn w:val="Standard"/>
-    <w:next w:val="Standard"/>
-    <w:link w:val="berschrift7Zchn"/>
+    <w:basedOn w:val="Normal"/>
+    <w:next w:val="Normal"/>
+    <w:link w:val="Heading7Char"/>
     <w:uiPriority w:val="9"/>
     <w:qFormat/>
     <w:rsid w:val="0061271A"/>
@@ -9288,11 +9177,11 @@
       <w:iCs/>
     </w:rPr>
   </w:style>
-  <w:style w:type="paragraph" w:styleId="berschrift8">
+  <w:style w:type="paragraph" w:styleId="Heading8">
     <w:name w:val="heading 8"/>
-    <w:basedOn w:val="Standard"/>
-    <w:next w:val="Standard"/>
-    <w:link w:val="berschrift8Zchn"/>
+    <w:basedOn w:val="Normal"/>
+    <w:next w:val="Normal"/>
+    <w:link w:val="Heading8Char"/>
     <w:uiPriority w:val="9"/>
     <w:qFormat/>
     <w:rsid w:val="0061271A"/>
@@ -9308,11 +9197,11 @@
       <w:szCs w:val="20"/>
     </w:rPr>
   </w:style>
-  <w:style w:type="paragraph" w:styleId="berschrift9">
+  <w:style w:type="paragraph" w:styleId="Heading9">
     <w:name w:val="heading 9"/>
-    <w:basedOn w:val="Standard"/>
-    <w:next w:val="Standard"/>
-    <w:link w:val="berschrift9Zchn"/>
+    <w:basedOn w:val="Normal"/>
+    <w:next w:val="Normal"/>
+    <w:link w:val="Heading9Char"/>
     <w:uiPriority w:val="9"/>
     <w:qFormat/>
     <w:rsid w:val="0061271A"/>
@@ -9329,13 +9218,13 @@
       <w:szCs w:val="20"/>
     </w:rPr>
   </w:style>
-  <w:style w:type="character" w:default="1" w:styleId="Absatz-Standardschriftart">
+  <w:style w:type="character" w:default="1" w:styleId="DefaultParagraphFont">
     <w:name w:val="Default Paragraph Font"/>
     <w:uiPriority w:val="1"/>
     <w:semiHidden/>
     <w:unhideWhenUsed/>
   </w:style>
-  <w:style w:type="table" w:default="1" w:styleId="NormaleTabelle">
+  <w:style w:type="table" w:default="1" w:styleId="TableNormal">
     <w:name w:val="Normal Table"/>
     <w:uiPriority w:val="99"/>
     <w:semiHidden/>
@@ -9350,16 +9239,16 @@
       </w:tblCellMar>
     </w:tblPr>
   </w:style>
-  <w:style w:type="numbering" w:default="1" w:styleId="KeineListe">
+  <w:style w:type="numbering" w:default="1" w:styleId="NoList">
     <w:name w:val="No List"/>
     <w:uiPriority w:val="99"/>
     <w:semiHidden/>
     <w:unhideWhenUsed/>
   </w:style>
-  <w:style w:type="paragraph" w:styleId="Kopfzeile">
+  <w:style w:type="paragraph" w:styleId="Header">
     <w:name w:val="header"/>
-    <w:basedOn w:val="Standard"/>
-    <w:link w:val="KopfzeileZchn"/>
+    <w:basedOn w:val="Normal"/>
+    <w:link w:val="HeaderChar"/>
     <w:uiPriority w:val="99"/>
     <w:unhideWhenUsed/>
     <w:rsid w:val="0061271A"/>
@@ -9371,17 +9260,17 @@
       <w:spacing w:line="240" w:lineRule="auto"/>
     </w:pPr>
   </w:style>
-  <w:style w:type="character" w:customStyle="1" w:styleId="KopfzeileZchn">
-    <w:name w:val="Kopfzeile Zchn"/>
-    <w:basedOn w:val="Absatz-Standardschriftart"/>
-    <w:link w:val="Kopfzeile"/>
+  <w:style w:type="character" w:customStyle="1" w:styleId="HeaderChar">
+    <w:name w:val="Header Char"/>
+    <w:basedOn w:val="DefaultParagraphFont"/>
+    <w:link w:val="Header"/>
     <w:uiPriority w:val="99"/>
     <w:rsid w:val="003838CA"/>
   </w:style>
-  <w:style w:type="paragraph" w:styleId="Fuzeile">
+  <w:style w:type="paragraph" w:styleId="Footer">
     <w:name w:val="footer"/>
-    <w:basedOn w:val="Standard"/>
-    <w:link w:val="FuzeileZchn"/>
+    <w:basedOn w:val="Normal"/>
+    <w:link w:val="FooterChar"/>
     <w:uiPriority w:val="99"/>
     <w:unhideWhenUsed/>
     <w:rsid w:val="0061271A"/>
@@ -9396,19 +9285,19 @@
       <w:sz w:val="16"/>
     </w:rPr>
   </w:style>
-  <w:style w:type="character" w:customStyle="1" w:styleId="FuzeileZchn">
-    <w:name w:val="Fußzeile Zchn"/>
-    <w:link w:val="Fuzeile"/>
+  <w:style w:type="character" w:customStyle="1" w:styleId="FooterChar">
+    <w:name w:val="Footer Char"/>
+    <w:link w:val="Footer"/>
     <w:uiPriority w:val="99"/>
     <w:rsid w:val="00A20D9D"/>
     <w:rPr>
       <w:sz w:val="16"/>
     </w:rPr>
   </w:style>
-  <w:style w:type="paragraph" w:styleId="Sprechblasentext">
+  <w:style w:type="paragraph" w:styleId="BalloonText">
     <w:name w:val="Balloon Text"/>
-    <w:basedOn w:val="Standard"/>
-    <w:link w:val="SprechblasentextZchn"/>
+    <w:basedOn w:val="Normal"/>
+    <w:link w:val="BalloonTextChar"/>
     <w:uiPriority w:val="99"/>
     <w:semiHidden/>
     <w:unhideWhenUsed/>
@@ -9422,9 +9311,9 @@
       <w:szCs w:val="16"/>
     </w:rPr>
   </w:style>
-  <w:style w:type="character" w:customStyle="1" w:styleId="SprechblasentextZchn">
-    <w:name w:val="Sprechblasentext Zchn"/>
-    <w:link w:val="Sprechblasentext"/>
+  <w:style w:type="character" w:customStyle="1" w:styleId="BalloonTextChar">
+    <w:name w:val="Balloon Text Char"/>
+    <w:link w:val="BalloonText"/>
     <w:uiPriority w:val="99"/>
     <w:semiHidden/>
     <w:rsid w:val="003838CA"/>
@@ -9436,7 +9325,7 @@
   </w:style>
   <w:style w:type="paragraph" w:customStyle="1" w:styleId="Betreff">
     <w:name w:val="Betreff"/>
-    <w:basedOn w:val="Standard"/>
+    <w:basedOn w:val="Normal"/>
     <w:unhideWhenUsed/>
     <w:rsid w:val="0061271A"/>
     <w:pPr>
@@ -9462,9 +9351,9 @@
       <w:u w:val="none"/>
     </w:rPr>
   </w:style>
-  <w:style w:type="character" w:customStyle="1" w:styleId="berschrift1Zchn">
-    <w:name w:val="Überschrift 1 Zchn"/>
-    <w:link w:val="berschrift1"/>
+  <w:style w:type="character" w:customStyle="1" w:styleId="Heading1Char">
+    <w:name w:val="Heading 1 Char"/>
+    <w:link w:val="Heading1"/>
     <w:uiPriority w:val="9"/>
     <w:rsid w:val="0056423E"/>
     <w:rPr>
@@ -9475,10 +9364,10 @@
       <w:szCs w:val="28"/>
     </w:rPr>
   </w:style>
-  <w:style w:type="paragraph" w:styleId="Datum">
+  <w:style w:type="paragraph" w:styleId="Date">
     <w:name w:val="Date"/>
-    <w:basedOn w:val="Standard"/>
-    <w:link w:val="DatumZchn"/>
+    <w:basedOn w:val="Normal"/>
+    <w:link w:val="DateChar"/>
     <w:rsid w:val="0061271A"/>
     <w:pPr>
       <w:tabs>
@@ -9493,9 +9382,9 @@
       <w:lang w:val="de-DE" w:eastAsia="de-AT"/>
     </w:rPr>
   </w:style>
-  <w:style w:type="character" w:customStyle="1" w:styleId="DatumZchn">
-    <w:name w:val="Datum Zchn"/>
-    <w:link w:val="Datum"/>
+  <w:style w:type="character" w:customStyle="1" w:styleId="DateChar">
+    <w:name w:val="Date Char"/>
+    <w:link w:val="Date"/>
     <w:rsid w:val="007D343F"/>
     <w:rPr>
       <w:rFonts w:eastAsia="Times New Roman" w:cs="Times New Roman"/>
@@ -9503,10 +9392,10 @@
       <w:lang w:val="de-DE" w:eastAsia="de-AT"/>
     </w:rPr>
   </w:style>
-  <w:style w:type="paragraph" w:styleId="Anrede">
+  <w:style w:type="paragraph" w:styleId="Salutation">
     <w:name w:val="Salutation"/>
-    <w:basedOn w:val="Standard"/>
-    <w:link w:val="AnredeZchn"/>
+    <w:basedOn w:val="Normal"/>
+    <w:link w:val="SalutationChar"/>
     <w:semiHidden/>
     <w:rsid w:val="0061271A"/>
     <w:pPr>
@@ -9518,9 +9407,9 @@
       <w:lang w:val="de-DE" w:eastAsia="de-AT"/>
     </w:rPr>
   </w:style>
-  <w:style w:type="character" w:customStyle="1" w:styleId="AnredeZchn">
-    <w:name w:val="Anrede Zchn"/>
-    <w:link w:val="Anrede"/>
+  <w:style w:type="character" w:customStyle="1" w:styleId="SalutationChar">
+    <w:name w:val="Salutation Char"/>
+    <w:link w:val="Salutation"/>
     <w:semiHidden/>
     <w:rsid w:val="00802B2D"/>
     <w:rPr>
@@ -9538,9 +9427,9 @@
       <w:color w:val="auto"/>
     </w:rPr>
   </w:style>
-  <w:style w:type="character" w:customStyle="1" w:styleId="berschrift2Zchn">
-    <w:name w:val="Überschrift 2 Zchn"/>
-    <w:link w:val="berschrift2"/>
+  <w:style w:type="character" w:customStyle="1" w:styleId="Heading2Char">
+    <w:name w:val="Heading 2 Char"/>
+    <w:link w:val="Heading2"/>
     <w:uiPriority w:val="9"/>
     <w:semiHidden/>
     <w:rsid w:val="00A20D9D"/>
@@ -9570,7 +9459,7 @@
   </w:style>
   <w:style w:type="paragraph" w:customStyle="1" w:styleId="FarbigeListe-Akzent11">
     <w:name w:val="Farbige Liste - Akzent 11"/>
-    <w:basedOn w:val="Standard"/>
+    <w:basedOn w:val="Normal"/>
     <w:uiPriority w:val="34"/>
     <w:semiHidden/>
     <w:unhideWhenUsed/>
@@ -9607,7 +9496,7 @@
       <w:color w:val="auto"/>
     </w:rPr>
   </w:style>
-  <w:style w:type="character" w:styleId="Hervorhebung">
+  <w:style w:type="character" w:styleId="Emphasis">
     <w:name w:val="Emphasis"/>
     <w:uiPriority w:val="20"/>
     <w:qFormat/>
@@ -9618,10 +9507,10 @@
       <w:color w:val="auto"/>
     </w:rPr>
   </w:style>
-  <w:style w:type="paragraph" w:styleId="Beschriftung">
+  <w:style w:type="paragraph" w:styleId="Caption">
     <w:name w:val="caption"/>
-    <w:basedOn w:val="Standard"/>
-    <w:next w:val="Standard"/>
+    <w:basedOn w:val="Normal"/>
+    <w:next w:val="Normal"/>
     <w:uiPriority w:val="35"/>
     <w:qFormat/>
     <w:rsid w:val="0061271A"/>
@@ -9633,7 +9522,7 @@
       <w:bCs/>
     </w:rPr>
   </w:style>
-  <w:style w:type="character" w:styleId="BesuchterLink">
+  <w:style w:type="character" w:styleId="FollowedHyperlink">
     <w:name w:val="FollowedHyperlink"/>
     <w:uiPriority w:val="99"/>
     <w:semiHidden/>
@@ -9644,9 +9533,9 @@
       <w:u w:val="single"/>
     </w:rPr>
   </w:style>
-  <w:style w:type="paragraph" w:styleId="Blocktext">
+  <w:style w:type="paragraph" w:styleId="BlockText">
     <w:name w:val="Block Text"/>
-    <w:basedOn w:val="Standard"/>
+    <w:basedOn w:val="Normal"/>
     <w:uiPriority w:val="99"/>
     <w:semiHidden/>
     <w:unhideWhenUsed/>
@@ -9666,10 +9555,10 @@
       <w:iCs/>
     </w:rPr>
   </w:style>
-  <w:style w:type="paragraph" w:styleId="Endnotentext">
+  <w:style w:type="paragraph" w:styleId="EndnoteText">
     <w:name w:val="endnote text"/>
-    <w:basedOn w:val="Standard"/>
-    <w:link w:val="EndnotentextZchn"/>
+    <w:basedOn w:val="Normal"/>
+    <w:link w:val="EndnoteTextChar"/>
     <w:uiPriority w:val="99"/>
     <w:semiHidden/>
     <w:unhideWhenUsed/>
@@ -9681,9 +9570,9 @@
       <w:szCs w:val="20"/>
     </w:rPr>
   </w:style>
-  <w:style w:type="character" w:customStyle="1" w:styleId="EndnotentextZchn">
-    <w:name w:val="Endnotentext Zchn"/>
-    <w:link w:val="Endnotentext"/>
+  <w:style w:type="character" w:customStyle="1" w:styleId="EndnoteTextChar">
+    <w:name w:val="Endnote Text Char"/>
+    <w:link w:val="EndnoteText"/>
     <w:uiPriority w:val="99"/>
     <w:semiHidden/>
     <w:rsid w:val="00F66133"/>
@@ -9691,10 +9580,10 @@
       <w:szCs w:val="20"/>
     </w:rPr>
   </w:style>
-  <w:style w:type="paragraph" w:styleId="Funotentext">
+  <w:style w:type="paragraph" w:styleId="FootnoteText">
     <w:name w:val="footnote text"/>
-    <w:basedOn w:val="Standard"/>
-    <w:link w:val="FunotentextZchn"/>
+    <w:basedOn w:val="Normal"/>
+    <w:link w:val="FootnoteTextChar"/>
     <w:uiPriority w:val="99"/>
     <w:semiHidden/>
     <w:unhideWhenUsed/>
@@ -9706,9 +9595,9 @@
       <w:szCs w:val="20"/>
     </w:rPr>
   </w:style>
-  <w:style w:type="character" w:customStyle="1" w:styleId="FunotentextZchn">
-    <w:name w:val="Fußnotentext Zchn"/>
-    <w:link w:val="Funotentext"/>
+  <w:style w:type="character" w:customStyle="1" w:styleId="FootnoteTextChar">
+    <w:name w:val="Footnote Text Char"/>
+    <w:link w:val="FootnoteText"/>
     <w:uiPriority w:val="99"/>
     <w:semiHidden/>
     <w:rsid w:val="00F66133"/>
@@ -9716,9 +9605,9 @@
       <w:szCs w:val="20"/>
     </w:rPr>
   </w:style>
-  <w:style w:type="table" w:styleId="MittleresRaster3-Akzent4">
+  <w:style w:type="table" w:styleId="MediumGrid3-Accent4">
     <w:name w:val="Medium Grid 3 Accent 4"/>
-    <w:basedOn w:val="NormaleTabelle"/>
+    <w:basedOn w:val="TableNormal"/>
     <w:uiPriority w:val="60"/>
     <w:rsid w:val="0061271A"/>
     <w:rPr>
@@ -9821,8 +9710,8 @@
   </w:style>
   <w:style w:type="paragraph" w:styleId="Index1">
     <w:name w:val="index 1"/>
-    <w:basedOn w:val="Standard"/>
-    <w:next w:val="Standard"/>
+    <w:basedOn w:val="Normal"/>
+    <w:next w:val="Normal"/>
     <w:autoRedefine/>
     <w:uiPriority w:val="99"/>
     <w:semiHidden/>
@@ -9832,9 +9721,9 @@
       <w:ind w:left="181" w:hanging="181"/>
     </w:pPr>
   </w:style>
-  <w:style w:type="paragraph" w:styleId="Indexberschrift">
+  <w:style w:type="paragraph" w:styleId="IndexHeading">
     <w:name w:val="index heading"/>
-    <w:basedOn w:val="Standard"/>
+    <w:basedOn w:val="Normal"/>
     <w:next w:val="Index1"/>
     <w:uiPriority w:val="99"/>
     <w:semiHidden/>
@@ -9848,8 +9737,8 @@
   </w:style>
   <w:style w:type="paragraph" w:customStyle="1" w:styleId="Inhaltsverzeichnisberschrift1">
     <w:name w:val="Inhaltsverzeichnisüberschrift1"/>
-    <w:basedOn w:val="berschrift1"/>
-    <w:next w:val="Standard"/>
+    <w:basedOn w:val="Heading1"/>
+    <w:next w:val="Normal"/>
     <w:uiPriority w:val="39"/>
     <w:semiHidden/>
     <w:unhideWhenUsed/>
@@ -9862,8 +9751,8 @@
   </w:style>
   <w:style w:type="paragraph" w:customStyle="1" w:styleId="HelleSchattierung-Akzent21">
     <w:name w:val="Helle Schattierung - Akzent 21"/>
-    <w:basedOn w:val="Standard"/>
-    <w:next w:val="Standard"/>
+    <w:basedOn w:val="Normal"/>
+    <w:next w:val="Normal"/>
     <w:link w:val="LightShading-Accent2Char"/>
     <w:uiPriority w:val="30"/>
     <w:semiHidden/>
@@ -9892,10 +9781,10 @@
       <w:iCs/>
     </w:rPr>
   </w:style>
-  <w:style w:type="paragraph" w:styleId="Kommentartext">
+  <w:style w:type="paragraph" w:styleId="CommentText">
     <w:name w:val="annotation text"/>
-    <w:basedOn w:val="Standard"/>
-    <w:link w:val="KommentartextZchn"/>
+    <w:basedOn w:val="Normal"/>
+    <w:link w:val="CommentTextChar"/>
     <w:uiPriority w:val="99"/>
     <w:semiHidden/>
     <w:unhideWhenUsed/>
@@ -9907,9 +9796,9 @@
       <w:szCs w:val="20"/>
     </w:rPr>
   </w:style>
-  <w:style w:type="character" w:customStyle="1" w:styleId="KommentartextZchn">
-    <w:name w:val="Kommentartext Zchn"/>
-    <w:link w:val="Kommentartext"/>
+  <w:style w:type="character" w:customStyle="1" w:styleId="CommentTextChar">
+    <w:name w:val="Comment Text Char"/>
+    <w:link w:val="CommentText"/>
     <w:uiPriority w:val="99"/>
     <w:semiHidden/>
     <w:rsid w:val="00F66133"/>
@@ -9917,11 +9806,11 @@
       <w:szCs w:val="20"/>
     </w:rPr>
   </w:style>
-  <w:style w:type="paragraph" w:styleId="Kommentarthema">
+  <w:style w:type="paragraph" w:styleId="CommentSubject">
     <w:name w:val="annotation subject"/>
-    <w:basedOn w:val="Kommentartext"/>
-    <w:next w:val="Kommentartext"/>
-    <w:link w:val="KommentarthemaZchn"/>
+    <w:basedOn w:val="CommentText"/>
+    <w:next w:val="CommentText"/>
+    <w:link w:val="CommentSubjectChar"/>
     <w:uiPriority w:val="99"/>
     <w:semiHidden/>
     <w:unhideWhenUsed/>
@@ -9931,9 +9820,9 @@
       <w:bCs/>
     </w:rPr>
   </w:style>
-  <w:style w:type="character" w:customStyle="1" w:styleId="KommentarthemaZchn">
-    <w:name w:val="Kommentarthema Zchn"/>
-    <w:link w:val="Kommentarthema"/>
+  <w:style w:type="character" w:customStyle="1" w:styleId="CommentSubjectChar">
+    <w:name w:val="Comment Subject Char"/>
+    <w:link w:val="CommentSubject"/>
     <w:uiPriority w:val="99"/>
     <w:semiHidden/>
     <w:rsid w:val="00F66133"/>
@@ -9943,9 +9832,9 @@
       <w:szCs w:val="20"/>
     </w:rPr>
   </w:style>
-  <w:style w:type="table" w:styleId="HelleSchattierung-Akzent5">
+  <w:style w:type="table" w:styleId="LightShading-Accent5">
     <w:name w:val="Light Shading Accent 5"/>
-    <w:basedOn w:val="NormaleTabelle"/>
+    <w:basedOn w:val="TableNormal"/>
     <w:uiPriority w:val="65"/>
     <w:rsid w:val="0061271A"/>
     <w:rPr>
@@ -10017,9 +9906,9 @@
       </w:tcPr>
     </w:tblStylePr>
   </w:style>
-  <w:style w:type="table" w:styleId="Tabellenraster">
+  <w:style w:type="table" w:styleId="TableGrid">
     <w:name w:val="Table Grid"/>
-    <w:basedOn w:val="NormaleTabelle"/>
+    <w:basedOn w:val="TableNormal"/>
     <w:uiPriority w:val="59"/>
     <w:rsid w:val="0061271A"/>
     <w:tblPr>
@@ -10033,11 +9922,11 @@
       </w:tblBorders>
     </w:tblPr>
   </w:style>
-  <w:style w:type="paragraph" w:styleId="Titel">
+  <w:style w:type="paragraph" w:styleId="Title">
     <w:name w:val="Title"/>
-    <w:basedOn w:val="Standard"/>
-    <w:next w:val="Standard"/>
-    <w:link w:val="TitelZchn"/>
+    <w:basedOn w:val="Normal"/>
+    <w:next w:val="Normal"/>
+    <w:link w:val="TitleChar"/>
     <w:uiPriority w:val="10"/>
     <w:qFormat/>
     <w:rsid w:val="0061271A"/>
@@ -10058,9 +9947,9 @@
       <w:szCs w:val="52"/>
     </w:rPr>
   </w:style>
-  <w:style w:type="character" w:customStyle="1" w:styleId="TitelZchn">
-    <w:name w:val="Titel Zchn"/>
-    <w:link w:val="Titel"/>
+  <w:style w:type="character" w:customStyle="1" w:styleId="TitleChar">
+    <w:name w:val="Title Char"/>
+    <w:link w:val="Title"/>
     <w:uiPriority w:val="10"/>
     <w:semiHidden/>
     <w:rsid w:val="00306AF0"/>
@@ -10074,9 +9963,9 @@
       <w:szCs w:val="52"/>
     </w:rPr>
   </w:style>
-  <w:style w:type="character" w:customStyle="1" w:styleId="berschrift3Zchn">
-    <w:name w:val="Überschrift 3 Zchn"/>
-    <w:link w:val="berschrift3"/>
+  <w:style w:type="character" w:customStyle="1" w:styleId="Heading3Char">
+    <w:name w:val="Heading 3 Char"/>
+    <w:link w:val="Heading3"/>
     <w:uiPriority w:val="9"/>
     <w:semiHidden/>
     <w:rsid w:val="00A20D9D"/>
@@ -10087,9 +9976,9 @@
       <w:sz w:val="22"/>
     </w:rPr>
   </w:style>
-  <w:style w:type="character" w:customStyle="1" w:styleId="berschrift4Zchn">
-    <w:name w:val="Überschrift 4 Zchn"/>
-    <w:link w:val="berschrift4"/>
+  <w:style w:type="character" w:customStyle="1" w:styleId="Heading4Char">
+    <w:name w:val="Heading 4 Char"/>
+    <w:link w:val="Heading4"/>
     <w:uiPriority w:val="9"/>
     <w:semiHidden/>
     <w:rsid w:val="00A20D9D"/>
@@ -10101,9 +9990,9 @@
       <w:sz w:val="22"/>
     </w:rPr>
   </w:style>
-  <w:style w:type="character" w:customStyle="1" w:styleId="berschrift5Zchn">
-    <w:name w:val="Überschrift 5 Zchn"/>
-    <w:link w:val="berschrift5"/>
+  <w:style w:type="character" w:customStyle="1" w:styleId="Heading5Char">
+    <w:name w:val="Heading 5 Char"/>
+    <w:link w:val="Heading5"/>
     <w:uiPriority w:val="9"/>
     <w:semiHidden/>
     <w:rsid w:val="00A20D9D"/>
@@ -10113,9 +10002,9 @@
       <w:sz w:val="20"/>
     </w:rPr>
   </w:style>
-  <w:style w:type="character" w:customStyle="1" w:styleId="berschrift6Zchn">
-    <w:name w:val="Überschrift 6 Zchn"/>
-    <w:link w:val="berschrift6"/>
+  <w:style w:type="character" w:customStyle="1" w:styleId="Heading6Char">
+    <w:name w:val="Heading 6 Char"/>
+    <w:link w:val="Heading6"/>
     <w:uiPriority w:val="9"/>
     <w:semiHidden/>
     <w:rsid w:val="00A20D9D"/>
@@ -10125,9 +10014,9 @@
       <w:iCs/>
     </w:rPr>
   </w:style>
-  <w:style w:type="character" w:customStyle="1" w:styleId="berschrift7Zchn">
-    <w:name w:val="Überschrift 7 Zchn"/>
-    <w:link w:val="berschrift7"/>
+  <w:style w:type="character" w:customStyle="1" w:styleId="Heading7Char">
+    <w:name w:val="Heading 7 Char"/>
+    <w:link w:val="Heading7"/>
     <w:uiPriority w:val="9"/>
     <w:semiHidden/>
     <w:rsid w:val="00A20D9D"/>
@@ -10137,9 +10026,9 @@
       <w:iCs/>
     </w:rPr>
   </w:style>
-  <w:style w:type="character" w:customStyle="1" w:styleId="berschrift8Zchn">
-    <w:name w:val="Überschrift 8 Zchn"/>
-    <w:link w:val="berschrift8"/>
+  <w:style w:type="character" w:customStyle="1" w:styleId="Heading8Char">
+    <w:name w:val="Heading 8 Char"/>
+    <w:link w:val="Heading8"/>
     <w:uiPriority w:val="9"/>
     <w:semiHidden/>
     <w:rsid w:val="00A20D9D"/>
@@ -10149,9 +10038,9 @@
       <w:szCs w:val="20"/>
     </w:rPr>
   </w:style>
-  <w:style w:type="character" w:customStyle="1" w:styleId="berschrift9Zchn">
-    <w:name w:val="Überschrift 9 Zchn"/>
-    <w:link w:val="berschrift9"/>
+  <w:style w:type="character" w:customStyle="1" w:styleId="Heading9Char">
+    <w:name w:val="Heading 9 Char"/>
+    <w:link w:val="Heading9"/>
     <w:uiPriority w:val="9"/>
     <w:semiHidden/>
     <w:rsid w:val="00A20D9D"/>
@@ -10162,9 +10051,9 @@
       <w:szCs w:val="20"/>
     </w:rPr>
   </w:style>
-  <w:style w:type="paragraph" w:styleId="Umschlagadresse">
+  <w:style w:type="paragraph" w:styleId="EnvelopeAddress">
     <w:name w:val="envelope address"/>
-    <w:basedOn w:val="Standard"/>
+    <w:basedOn w:val="Normal"/>
     <w:uiPriority w:val="99"/>
     <w:semiHidden/>
     <w:unhideWhenUsed/>
@@ -10180,10 +10069,10 @@
       <w:szCs w:val="24"/>
     </w:rPr>
   </w:style>
-  <w:style w:type="paragraph" w:styleId="Unterschrift">
+  <w:style w:type="paragraph" w:styleId="Signature">
     <w:name w:val="Signature"/>
-    <w:basedOn w:val="Standard"/>
-    <w:link w:val="UnterschriftZchn"/>
+    <w:basedOn w:val="Normal"/>
+    <w:link w:val="SignatureChar"/>
     <w:uiPriority w:val="99"/>
     <w:semiHidden/>
     <w:unhideWhenUsed/>
@@ -10192,19 +10081,19 @@
       <w:ind w:left="4253"/>
     </w:pPr>
   </w:style>
-  <w:style w:type="character" w:customStyle="1" w:styleId="UnterschriftZchn">
-    <w:name w:val="Unterschrift Zchn"/>
-    <w:basedOn w:val="Absatz-Standardschriftart"/>
-    <w:link w:val="Unterschrift"/>
+  <w:style w:type="character" w:customStyle="1" w:styleId="SignatureChar">
+    <w:name w:val="Signature Char"/>
+    <w:basedOn w:val="DefaultParagraphFont"/>
+    <w:link w:val="Signature"/>
     <w:uiPriority w:val="99"/>
     <w:semiHidden/>
     <w:rsid w:val="00F66133"/>
   </w:style>
-  <w:style w:type="paragraph" w:styleId="Untertitel">
+  <w:style w:type="paragraph" w:styleId="Subtitle">
     <w:name w:val="Subtitle"/>
-    <w:basedOn w:val="Standard"/>
-    <w:next w:val="Standard"/>
-    <w:link w:val="UntertitelZchn"/>
+    <w:basedOn w:val="Normal"/>
+    <w:next w:val="Normal"/>
+    <w:link w:val="SubtitleChar"/>
     <w:uiPriority w:val="11"/>
     <w:qFormat/>
     <w:rsid w:val="0061271A"/>
@@ -10222,9 +10111,9 @@
       <w:szCs w:val="24"/>
     </w:rPr>
   </w:style>
-  <w:style w:type="character" w:customStyle="1" w:styleId="UntertitelZchn">
-    <w:name w:val="Untertitel Zchn"/>
-    <w:link w:val="Untertitel"/>
+  <w:style w:type="character" w:customStyle="1" w:styleId="SubtitleChar">
+    <w:name w:val="Subtitle Char"/>
+    <w:link w:val="Subtitle"/>
     <w:uiPriority w:val="11"/>
     <w:semiHidden/>
     <w:rsid w:val="00306AF0"/>
@@ -10237,9 +10126,9 @@
       <w:szCs w:val="24"/>
     </w:rPr>
   </w:style>
-  <w:style w:type="paragraph" w:styleId="Aufzhlungszeichen">
+  <w:style w:type="paragraph" w:styleId="ListBullet">
     <w:name w:val="List Bullet"/>
-    <w:basedOn w:val="Standard"/>
+    <w:basedOn w:val="Normal"/>
     <w:uiPriority w:val="98"/>
     <w:unhideWhenUsed/>
     <w:rsid w:val="0061271A"/>
@@ -10250,10 +10139,10 @@
       <w:contextualSpacing/>
     </w:pPr>
   </w:style>
-  <w:style w:type="paragraph" w:styleId="Dokumentstruktur">
+  <w:style w:type="paragraph" w:styleId="DocumentMap">
     <w:name w:val="Document Map"/>
-    <w:basedOn w:val="Standard"/>
-    <w:link w:val="DokumentstrukturZchn"/>
+    <w:basedOn w:val="Normal"/>
+    <w:link w:val="DocumentMapChar"/>
     <w:uiPriority w:val="99"/>
     <w:semiHidden/>
     <w:unhideWhenUsed/>
@@ -10267,9 +10156,9 @@
       <w:szCs w:val="16"/>
     </w:rPr>
   </w:style>
-  <w:style w:type="character" w:customStyle="1" w:styleId="DokumentstrukturZchn">
-    <w:name w:val="Dokumentstruktur Zchn"/>
-    <w:link w:val="Dokumentstruktur"/>
+  <w:style w:type="character" w:customStyle="1" w:styleId="DocumentMapChar">
+    <w:name w:val="Document Map Char"/>
+    <w:link w:val="DocumentMap"/>
     <w:uiPriority w:val="99"/>
     <w:semiHidden/>
     <w:rsid w:val="00EA1B0A"/>
@@ -10279,10 +10168,10 @@
       <w:szCs w:val="16"/>
     </w:rPr>
   </w:style>
-  <w:style w:type="paragraph" w:styleId="E-Mail-Signatur">
+  <w:style w:type="paragraph" w:styleId="EmailSignature">
     <w:name w:val="E-mail Signature"/>
-    <w:basedOn w:val="Standard"/>
-    <w:link w:val="E-Mail-SignaturZchn"/>
+    <w:basedOn w:val="Normal"/>
+    <w:link w:val="EmailSignatureChar"/>
     <w:uiPriority w:val="99"/>
     <w:semiHidden/>
     <w:unhideWhenUsed/>
@@ -10291,18 +10180,18 @@
       <w:spacing w:line="240" w:lineRule="auto"/>
     </w:pPr>
   </w:style>
-  <w:style w:type="character" w:customStyle="1" w:styleId="E-Mail-SignaturZchn">
-    <w:name w:val="E-Mail-Signatur Zchn"/>
-    <w:basedOn w:val="Absatz-Standardschriftart"/>
-    <w:link w:val="E-Mail-Signatur"/>
+  <w:style w:type="character" w:customStyle="1" w:styleId="EmailSignatureChar">
+    <w:name w:val="Email Signature Char"/>
+    <w:basedOn w:val="DefaultParagraphFont"/>
+    <w:link w:val="EmailSignature"/>
     <w:uiPriority w:val="99"/>
     <w:semiHidden/>
     <w:rsid w:val="00EA1B0A"/>
   </w:style>
-  <w:style w:type="paragraph" w:styleId="Gruformel">
+  <w:style w:type="paragraph" w:styleId="Closing">
     <w:name w:val="Closing"/>
-    <w:basedOn w:val="Standard"/>
-    <w:link w:val="GruformelZchn"/>
+    <w:basedOn w:val="Normal"/>
+    <w:link w:val="ClosingChar"/>
     <w:uiPriority w:val="99"/>
     <w:semiHidden/>
     <w:unhideWhenUsed/>
@@ -10311,18 +10200,18 @@
       <w:ind w:left="4253"/>
     </w:pPr>
   </w:style>
-  <w:style w:type="character" w:customStyle="1" w:styleId="GruformelZchn">
-    <w:name w:val="Grußformel Zchn"/>
-    <w:basedOn w:val="Absatz-Standardschriftart"/>
-    <w:link w:val="Gruformel"/>
+  <w:style w:type="character" w:customStyle="1" w:styleId="ClosingChar">
+    <w:name w:val="Closing Char"/>
+    <w:basedOn w:val="DefaultParagraphFont"/>
+    <w:link w:val="Closing"/>
     <w:uiPriority w:val="99"/>
     <w:semiHidden/>
     <w:rsid w:val="00EA1B0A"/>
   </w:style>
   <w:style w:type="paragraph" w:styleId="Index2">
     <w:name w:val="index 2"/>
-    <w:basedOn w:val="Standard"/>
-    <w:next w:val="Standard"/>
+    <w:basedOn w:val="Normal"/>
+    <w:next w:val="Normal"/>
     <w:autoRedefine/>
     <w:uiPriority w:val="99"/>
     <w:semiHidden/>
@@ -10334,8 +10223,8 @@
   </w:style>
   <w:style w:type="paragraph" w:styleId="Index3">
     <w:name w:val="index 3"/>
-    <w:basedOn w:val="Standard"/>
-    <w:next w:val="Standard"/>
+    <w:basedOn w:val="Normal"/>
+    <w:next w:val="Normal"/>
     <w:autoRedefine/>
     <w:uiPriority w:val="99"/>
     <w:semiHidden/>
@@ -10347,8 +10236,8 @@
   </w:style>
   <w:style w:type="paragraph" w:styleId="Index4">
     <w:name w:val="index 4"/>
-    <w:basedOn w:val="Standard"/>
-    <w:next w:val="Standard"/>
+    <w:basedOn w:val="Normal"/>
+    <w:next w:val="Normal"/>
     <w:autoRedefine/>
     <w:uiPriority w:val="99"/>
     <w:semiHidden/>
@@ -10360,8 +10249,8 @@
   </w:style>
   <w:style w:type="paragraph" w:styleId="Index5">
     <w:name w:val="index 5"/>
-    <w:basedOn w:val="Standard"/>
-    <w:next w:val="Standard"/>
+    <w:basedOn w:val="Normal"/>
+    <w:next w:val="Normal"/>
     <w:autoRedefine/>
     <w:uiPriority w:val="99"/>
     <w:semiHidden/>
@@ -10373,8 +10262,8 @@
   </w:style>
   <w:style w:type="paragraph" w:styleId="Index6">
     <w:name w:val="index 6"/>
-    <w:basedOn w:val="Standard"/>
-    <w:next w:val="Standard"/>
+    <w:basedOn w:val="Normal"/>
+    <w:next w:val="Normal"/>
     <w:autoRedefine/>
     <w:uiPriority w:val="99"/>
     <w:semiHidden/>
@@ -10386,8 +10275,8 @@
   </w:style>
   <w:style w:type="paragraph" w:styleId="Index7">
     <w:name w:val="index 7"/>
-    <w:basedOn w:val="Standard"/>
-    <w:next w:val="Standard"/>
+    <w:basedOn w:val="Normal"/>
+    <w:next w:val="Normal"/>
     <w:autoRedefine/>
     <w:uiPriority w:val="99"/>
     <w:semiHidden/>
@@ -10399,8 +10288,8 @@
   </w:style>
   <w:style w:type="paragraph" w:styleId="Index8">
     <w:name w:val="index 8"/>
-    <w:basedOn w:val="Standard"/>
-    <w:next w:val="Standard"/>
+    <w:basedOn w:val="Normal"/>
+    <w:next w:val="Normal"/>
     <w:autoRedefine/>
     <w:uiPriority w:val="99"/>
     <w:semiHidden/>
@@ -10412,8 +10301,8 @@
   </w:style>
   <w:style w:type="paragraph" w:styleId="Index9">
     <w:name w:val="index 9"/>
-    <w:basedOn w:val="Standard"/>
-    <w:next w:val="Standard"/>
+    <w:basedOn w:val="Normal"/>
+    <w:next w:val="Normal"/>
     <w:autoRedefine/>
     <w:uiPriority w:val="99"/>
     <w:semiHidden/>
@@ -10423,9 +10312,9 @@
       <w:ind w:left="1621" w:hanging="181"/>
     </w:pPr>
   </w:style>
-  <w:style w:type="paragraph" w:styleId="Aufzhlungszeichen2">
+  <w:style w:type="paragraph" w:styleId="ListBullet2">
     <w:name w:val="List Bullet 2"/>
-    <w:basedOn w:val="Standard"/>
+    <w:basedOn w:val="Normal"/>
     <w:uiPriority w:val="99"/>
     <w:semiHidden/>
     <w:unhideWhenUsed/>
@@ -10437,9 +10326,9 @@
       <w:contextualSpacing/>
     </w:pPr>
   </w:style>
-  <w:style w:type="paragraph" w:styleId="Aufzhlungszeichen3">
+  <w:style w:type="paragraph" w:styleId="ListBullet3">
     <w:name w:val="List Bullet 3"/>
-    <w:basedOn w:val="Standard"/>
+    <w:basedOn w:val="Normal"/>
     <w:uiPriority w:val="99"/>
     <w:semiHidden/>
     <w:unhideWhenUsed/>
@@ -10451,9 +10340,9 @@
       <w:contextualSpacing/>
     </w:pPr>
   </w:style>
-  <w:style w:type="paragraph" w:styleId="Aufzhlungszeichen4">
+  <w:style w:type="paragraph" w:styleId="ListBullet4">
     <w:name w:val="List Bullet 4"/>
-    <w:basedOn w:val="Standard"/>
+    <w:basedOn w:val="Normal"/>
     <w:uiPriority w:val="99"/>
     <w:semiHidden/>
     <w:unhideWhenUsed/>
@@ -10465,9 +10354,9 @@
       <w:contextualSpacing/>
     </w:pPr>
   </w:style>
-  <w:style w:type="paragraph" w:styleId="Aufzhlungszeichen5">
+  <w:style w:type="paragraph" w:styleId="ListBullet5">
     <w:name w:val="List Bullet 5"/>
-    <w:basedOn w:val="Standard"/>
+    <w:basedOn w:val="Normal"/>
     <w:uiPriority w:val="99"/>
     <w:semiHidden/>
     <w:unhideWhenUsed/>
@@ -10479,9 +10368,9 @@
       <w:contextualSpacing/>
     </w:pPr>
   </w:style>
-  <w:style w:type="paragraph" w:styleId="Liste">
+  <w:style w:type="paragraph" w:styleId="List">
     <w:name w:val="List"/>
-    <w:basedOn w:val="Standard"/>
+    <w:basedOn w:val="Normal"/>
     <w:uiPriority w:val="99"/>
     <w:semiHidden/>
     <w:unhideWhenUsed/>
@@ -10491,9 +10380,9 @@
       <w:contextualSpacing/>
     </w:pPr>
   </w:style>
-  <w:style w:type="paragraph" w:styleId="Liste2">
+  <w:style w:type="paragraph" w:styleId="List2">
     <w:name w:val="List 2"/>
-    <w:basedOn w:val="Standard"/>
+    <w:basedOn w:val="Normal"/>
     <w:uiPriority w:val="99"/>
     <w:semiHidden/>
     <w:unhideWhenUsed/>
@@ -10503,9 +10392,9 @@
       <w:contextualSpacing/>
     </w:pPr>
   </w:style>
-  <w:style w:type="paragraph" w:styleId="Liste3">
+  <w:style w:type="paragraph" w:styleId="List3">
     <w:name w:val="List 3"/>
-    <w:basedOn w:val="Standard"/>
+    <w:basedOn w:val="Normal"/>
     <w:uiPriority w:val="99"/>
     <w:semiHidden/>
     <w:unhideWhenUsed/>
@@ -10515,9 +10404,9 @@
       <w:contextualSpacing/>
     </w:pPr>
   </w:style>
-  <w:style w:type="paragraph" w:styleId="Listenfortsetzung">
+  <w:style w:type="paragraph" w:styleId="ListContinue">
     <w:name w:val="List Continue"/>
-    <w:basedOn w:val="Standard"/>
+    <w:basedOn w:val="Normal"/>
     <w:uiPriority w:val="99"/>
     <w:semiHidden/>
     <w:unhideWhenUsed/>
@@ -10528,9 +10417,9 @@
       <w:contextualSpacing/>
     </w:pPr>
   </w:style>
-  <w:style w:type="paragraph" w:styleId="Listenfortsetzung2">
+  <w:style w:type="paragraph" w:styleId="ListContinue2">
     <w:name w:val="List Continue 2"/>
-    <w:basedOn w:val="Standard"/>
+    <w:basedOn w:val="Normal"/>
     <w:uiPriority w:val="99"/>
     <w:semiHidden/>
     <w:unhideWhenUsed/>
@@ -10541,9 +10430,9 @@
       <w:contextualSpacing/>
     </w:pPr>
   </w:style>
-  <w:style w:type="paragraph" w:styleId="Listennummer">
+  <w:style w:type="paragraph" w:styleId="ListNumber">
     <w:name w:val="List Number"/>
-    <w:basedOn w:val="Standard"/>
+    <w:basedOn w:val="Normal"/>
     <w:uiPriority w:val="98"/>
     <w:unhideWhenUsed/>
     <w:rsid w:val="0061271A"/>
@@ -10554,9 +10443,9 @@
       <w:contextualSpacing/>
     </w:pPr>
   </w:style>
-  <w:style w:type="paragraph" w:styleId="Listennummer2">
+  <w:style w:type="paragraph" w:styleId="ListNumber2">
     <w:name w:val="List Number 2"/>
-    <w:basedOn w:val="Standard"/>
+    <w:basedOn w:val="Normal"/>
     <w:uiPriority w:val="99"/>
     <w:semiHidden/>
     <w:unhideWhenUsed/>
@@ -10568,9 +10457,9 @@
       <w:contextualSpacing/>
     </w:pPr>
   </w:style>
-  <w:style w:type="paragraph" w:styleId="Listennummer3">
+  <w:style w:type="paragraph" w:styleId="ListNumber3">
     <w:name w:val="List Number 3"/>
-    <w:basedOn w:val="Standard"/>
+    <w:basedOn w:val="Normal"/>
     <w:uiPriority w:val="99"/>
     <w:semiHidden/>
     <w:unhideWhenUsed/>
@@ -10582,9 +10471,9 @@
       <w:contextualSpacing/>
     </w:pPr>
   </w:style>
-  <w:style w:type="paragraph" w:styleId="Listennummer4">
+  <w:style w:type="paragraph" w:styleId="ListNumber4">
     <w:name w:val="List Number 4"/>
-    <w:basedOn w:val="Standard"/>
+    <w:basedOn w:val="Normal"/>
     <w:uiPriority w:val="99"/>
     <w:semiHidden/>
     <w:unhideWhenUsed/>
@@ -10596,9 +10485,9 @@
       <w:contextualSpacing/>
     </w:pPr>
   </w:style>
-  <w:style w:type="paragraph" w:styleId="Listennummer5">
+  <w:style w:type="paragraph" w:styleId="ListNumber5">
     <w:name w:val="List Number 5"/>
-    <w:basedOn w:val="Standard"/>
+    <w:basedOn w:val="Normal"/>
     <w:uiPriority w:val="99"/>
     <w:semiHidden/>
     <w:unhideWhenUsed/>
@@ -10612,7 +10501,7 @@
   </w:style>
   <w:style w:type="paragraph" w:customStyle="1" w:styleId="Empfngeradresse">
     <w:name w:val="Empfängeradresse"/>
-    <w:basedOn w:val="Standard"/>
+    <w:basedOn w:val="Normal"/>
     <w:link w:val="EmpfngeradresseZchn"/>
     <w:qFormat/>
     <w:rsid w:val="007D343F"/>
@@ -10623,13 +10512,13 @@
   </w:style>
   <w:style w:type="character" w:customStyle="1" w:styleId="EmpfngeradresseZchn">
     <w:name w:val="Empfängeradresse Zchn"/>
-    <w:basedOn w:val="Absatz-Standardschriftart"/>
+    <w:basedOn w:val="DefaultParagraphFont"/>
     <w:link w:val="Empfngeradresse"/>
     <w:rsid w:val="007D343F"/>
   </w:style>
-  <w:style w:type="paragraph" w:styleId="Listenabsatz">
+  <w:style w:type="paragraph" w:styleId="ListParagraph">
     <w:name w:val="List Paragraph"/>
-    <w:basedOn w:val="Standard"/>
+    <w:basedOn w:val="Normal"/>
     <w:qFormat/>
     <w:rsid w:val="00A76D14"/>
     <w:pPr>
@@ -10637,9 +10526,9 @@
       <w:contextualSpacing/>
     </w:pPr>
   </w:style>
-  <w:style w:type="character" w:styleId="Kommentarzeichen">
+  <w:style w:type="character" w:styleId="CommentReference">
     <w:name w:val="annotation reference"/>
-    <w:basedOn w:val="Absatz-Standardschriftart"/>
+    <w:basedOn w:val="DefaultParagraphFont"/>
     <w:semiHidden/>
     <w:unhideWhenUsed/>
     <w:rsid w:val="00EA3B52"/>
